--- a/arb/docx/25.content.docx
+++ b/arb/docx/25.content.docx
@@ -9,6 +9,8 @@
       </w:pPr>
       <w:r>
         <w:rPr>
+          <w:rtl/>
+          <w:cs/>
           <w:lang w:val="ar_AE" w:bidi="ar_AE"/>
         </w:rPr>
       </w:r>
@@ -20,53 +22,53 @@
       </w:pPr>
       <w:r>
         <w:rPr>
+          <w:rtl/>
+          <w:cs/>
           <w:lang w:val="ar_AE" w:bidi="ar_AE"/>
         </w:rPr>
         <w:t>Resource: Biblica Open New Arabic Version 2012</w:t>
       </w:r>
       <w:r>
         <w:rPr>
-          <w:lang w:val="ar_AE" w:bidi="ar_AE"/>
-        </w:rPr>
-      </w:r>
-    </w:p>
-    <w:p>
-      <w:pPr>
-        <w:bidi/>
-      </w:pPr>
-      <w:r>
-        <w:rPr>
+          <w:rtl/>
+          <w:cs/>
+          <w:lang w:val="ar_AE" w:bidi="ar_AE"/>
+        </w:rPr>
+      </w:r>
+    </w:p>
+    <w:p>
+      <w:pPr>
+        <w:bidi/>
+      </w:pPr>
+      <w:r>
+        <w:rPr>
+          <w:rtl/>
+          <w:cs/>
           <w:lang w:val="ar_AE" w:bidi="ar_AE"/>
         </w:rPr>
       </w:r>
       <w:r>
         <w:rPr>
           <w:b/>
+          <w:rtl/>
+          <w:cs/>
           <w:lang w:val="ar_AE" w:bidi="ar_AE"/>
         </w:rPr>
         <w:t>Biblica Open New Arabic Version 2012</w:t>
       </w:r>
       <w:r>
         <w:rPr>
-          <w:lang w:val="ar_AE" w:bidi="ar_AE"/>
-        </w:rPr>
-        <w:t xml:space="preserve"> (Arabic) is based on: </w:t>
-      </w:r>
-      <w:r>
-        <w:rPr>
-          <w:lang w:val="ar_AE" w:bidi="ar_AE"/>
-        </w:rPr>
-        <w:t>Biblica Open New Arabic Version 2012</w:t>
-      </w:r>
-      <w:r>
-        <w:rPr>
-          <w:lang w:val="ar_AE" w:bidi="ar_AE"/>
-        </w:rPr>
-        <w:t xml:space="preserve">, </w:t>
+          <w:rtl/>
+          <w:cs/>
+          <w:lang w:val="ar_AE" w:bidi="ar_AE"/>
+        </w:rPr>
+        <w:t xml:space="preserve"> © </w:t>
       </w:r>
       <w:hyperlink r:id="rId13">
         <w:r>
           <w:rPr>
+            <w:rtl/>
+            <w:cs/>
             <w:lang w:val="ar_AE" w:bidi="ar_AE"/>
           </w:rPr>
           <w:rPr>
@@ -78,13 +80,17 @@
       </w:hyperlink>
       <w:r>
         <w:rPr>
-          <w:lang w:val="ar_AE" w:bidi="ar_AE"/>
-        </w:rPr>
-        <w:t xml:space="preserve">, None, which is licensed under a </w:t>
+          <w:rtl/>
+          <w:cs/>
+          <w:lang w:val="ar_AE" w:bidi="ar_AE"/>
+        </w:rPr>
+        <w:t xml:space="preserve">, licensed under a </w:t>
       </w:r>
       <w:hyperlink r:id="rId14">
         <w:r>
           <w:rPr>
+            <w:rtl/>
+            <w:cs/>
             <w:lang w:val="ar_AE" w:bidi="ar_AE"/>
           </w:rPr>
           <w:rPr>
@@ -96,38 +102,23 @@
       </w:hyperlink>
       <w:r>
         <w:rPr>
+          <w:rtl/>
+          <w:cs/>
           <w:lang w:val="ar_AE" w:bidi="ar_AE"/>
         </w:rPr>
         <w:t>.</w:t>
       </w:r>
       <w:r>
         <w:rPr>
-          <w:lang w:val="ar_AE" w:bidi="ar_AE"/>
-        </w:rPr>
-      </w:r>
-    </w:p>
-    <w:p>
-      <w:pPr>
-        <w:bidi/>
-      </w:pPr>
-      <w:r>
-        <w:rPr>
-          <w:lang w:val="ar_AE" w:bidi="ar_AE"/>
-        </w:rPr>
-      </w:r>
-      <w:r>
-        <w:rPr>
-          <w:lang w:val="ar_AE" w:bidi="ar_AE"/>
-        </w:rPr>
-        <w:t>This PDF version is provided under the same license.</w:t>
-      </w:r>
-      <w:r>
-        <w:rPr>
-          <w:lang w:val="ar_AE" w:bidi="ar_AE"/>
-        </w:rPr>
-      </w:r>
-      <w:r>
-        <w:rPr>
+          <w:rtl/>
+          <w:cs/>
+          <w:lang w:val="ar_AE" w:bidi="ar_AE"/>
+        </w:rPr>
+      </w:r>
+      <w:r>
+        <w:rPr>
+          <w:rtl/>
+          <w:cs/>
           <w:lang w:val="ar_AE" w:bidi="ar_AE"/>
         </w:rPr>
       </w:r>
@@ -139,6 +130,8 @@
       </w:pPr>
       <w:r>
         <w:rPr>
+          <w:rtl/>
+          <w:cs/>
           <w:lang w:val="ar_AE" w:bidi="ar_AE"/>
         </w:rPr>
         <w:t>Biblica Open New Arabic Version 2012</w:t>
@@ -168,6 +161,8 @@
       </w:pPr>
       <w:r>
         <w:rPr>
+          <w:rtl/>
+          <w:cs/>
           <w:lang w:val="ar_AE" w:bidi="ar_AE"/>
         </w:rPr>
       </w:r>
@@ -179,32 +174,42 @@
       </w:pPr>
       <w:r>
         <w:rPr>
-          <w:lang w:val="ar_AE" w:bidi="ar_AE"/>
-        </w:rPr>
-      </w:r>
-    </w:p>
-    <w:p>
-      <w:pPr>
-        <w:bidi/>
-      </w:pPr>
-      <w:r>
-        <w:rPr>
-          <w:lang w:val="ar_AE" w:bidi="ar_AE"/>
-        </w:rPr>
-      </w:r>
-      <w:r>
-        <w:rPr>
+          <w:rtl/>
+          <w:cs/>
+          <w:lang w:val="ar_AE" w:bidi="ar_AE"/>
+        </w:rPr>
+      </w:r>
+    </w:p>
+    <w:p>
+      <w:pPr>
+        <w:bidi/>
+      </w:pPr>
+      <w:r>
+        <w:rPr>
+          <w:rtl/>
+          <w:cs/>
+          <w:lang w:val="ar_AE" w:bidi="ar_AE"/>
+        </w:rPr>
+      </w:r>
+      <w:r>
+        <w:rPr>
+          <w:rtl/>
+          <w:cs/>
           <w:lang w:val="ar_AE" w:bidi="ar_AE"/>
         </w:rPr>
         <w:t xml:space="preserve"> </w:t>
       </w:r>
       <w:r>
         <w:rPr>
-          <w:lang w:val="ar_AE" w:bidi="ar_AE"/>
-        </w:rPr>
-      </w:r>
-      <w:r>
-        <w:rPr>
+          <w:rtl/>
+          <w:cs/>
+          <w:lang w:val="ar_AE" w:bidi="ar_AE"/>
+        </w:rPr>
+      </w:r>
+      <w:r>
+        <w:rPr>
+          <w:rtl/>
+          <w:cs/>
           <w:lang w:val="ar_AE" w:bidi="ar_AE"/>
         </w:rPr>
       </w:r>
@@ -226,976 +231,662 @@
     </w:p>
     <w:p>
       <w:pPr>
-        <w:bidi/>
-      </w:pPr>
-      <w:r>
-        <w:rPr>
-          <w:lang w:val="ar_AE" w:bidi="ar_AE"/>
-        </w:rPr>
-      </w:r>
-    </w:p>
-    <w:p>
-      <w:pPr>
         <w:pStyle w:val="Heading2"/>
         <w:bidi/>
       </w:pPr>
       <w:r>
         <w:rPr>
-          <w:lang w:val="ar_AE" w:bidi="ar_AE"/>
-        </w:rPr>
-        <w:t>Lamentations 1:1</w:t>
-      </w:r>
-      <w:r>
-        <w:rPr>
-          <w:lang w:val="ar_AE" w:bidi="ar_AE"/>
-        </w:rPr>
-      </w:r>
-    </w:p>
-    <w:p>
-      <w:pPr>
-        <w:bidi/>
-      </w:pPr>
-      <w:r>
-        <w:rPr>
-          <w:lang w:val="ar_AE" w:bidi="ar_AE"/>
-        </w:rPr>
-      </w:r>
-      <w:r>
-        <w:rPr>
-          <w:vertAlign w:val="superscript"/>
+          <w:rtl/>
+          <w:cs/>
+          <w:lang w:val="ar_AE" w:bidi="ar_AE"/>
+        </w:rPr>
+        <w:t>مراثي إرميا 1:1</w:t>
+      </w:r>
+      <w:r>
+        <w:rPr>
+          <w:rtl/>
+          <w:cs/>
+          <w:lang w:val="ar_AE" w:bidi="ar_AE"/>
+        </w:rPr>
+      </w:r>
+    </w:p>
+    <w:p>
+      <w:pPr>
+        <w:bidi/>
+      </w:pPr>
+      <w:r>
+        <w:rPr>
+          <w:rtl/>
+          <w:cs/>
+          <w:lang w:val="ar_AE" w:bidi="ar_AE"/>
+        </w:rPr>
+      </w:r>
+      <w:r>
+        <w:rPr>
+          <w:vertAlign w:val="superscript"/>
+          <w:rtl/>
+          <w:cs/>
           <w:lang w:val="ar_AE" w:bidi="ar_AE"/>
         </w:rPr>
         <w:t>1</w:t>
       </w:r>
       <w:r>
         <w:rPr>
+          <w:rtl/>
+          <w:cs/>
           <w:lang w:val="ar_AE" w:bidi="ar_AE"/>
         </w:rPr>
         <w:t xml:space="preserve"> كَيْفَ أَصْبَحَتِ الْمَدِينَةُ الآهِلَةُ بِالسُّكَّانِ مَهْجُورَةً وَحِيدَةً؟ صَارَتْ كَأَرْمَلَةٍ! هَذِهِ الَّتِي كَانَتْ عَظِيمَةً بَيْنَ الأُمَمِ. السَّيِّدَةُ بَيْنَ الْمُدُنِ صَارَتْ تَحْتَ الْجِزْيَةِ!</w:t>
       </w:r>
-      <w:r>
-        <w:rPr>
-          <w:lang w:val="ar_AE" w:bidi="ar_AE"/>
-        </w:rPr>
-      </w:r>
-      <w:r>
-        <w:rPr>
-          <w:lang w:val="ar_AE" w:bidi="ar_AE"/>
-        </w:rPr>
-      </w:r>
-    </w:p>
-    <w:p>
-      <w:pPr>
-        <w:bidi/>
-      </w:pPr>
-      <w:r>
-        <w:rPr>
-          <w:lang w:val="ar_AE" w:bidi="ar_AE"/>
-        </w:rPr>
-      </w:r>
-    </w:p>
-    <w:p>
-      <w:pPr>
-        <w:bidi/>
-      </w:pPr>
-      <w:r>
-        <w:rPr>
-          <w:lang w:val="ar_AE" w:bidi="ar_AE"/>
-        </w:rPr>
-      </w:r>
-      <w:r>
-        <w:rPr>
-          <w:vertAlign w:val="superscript"/>
+    </w:p>
+    <w:p>
+      <w:pPr>
+        <w:bidi/>
+      </w:pPr>
+      <w:r>
+        <w:rPr>
+          <w:rtl/>
+          <w:cs/>
+          <w:lang w:val="ar_AE" w:bidi="ar_AE"/>
+        </w:rPr>
+      </w:r>
+      <w:r>
+        <w:rPr>
+          <w:vertAlign w:val="superscript"/>
+          <w:rtl/>
+          <w:cs/>
           <w:lang w:val="ar_AE" w:bidi="ar_AE"/>
         </w:rPr>
         <w:t>2</w:t>
       </w:r>
       <w:r>
         <w:rPr>
+          <w:rtl/>
+          <w:cs/>
           <w:lang w:val="ar_AE" w:bidi="ar_AE"/>
         </w:rPr>
         <w:t xml:space="preserve"> تَبْكِي بِمَرَارَةٍ فِي اللَّيْلِ، وَدُمُوعُهَا تَنْهَمِرُ عَلَى خَدَّيْهَا. لَا مُعَزِّيَ لَهَا بَيْنَ مُحِبِّيهَا. غَدَرَ بِها جَمِيِعُ خِلّانِهَا وَأَصْبَحُوا لَهَا أَعْدَاءَ.</w:t>
       </w:r>
-      <w:r>
-        <w:rPr>
-          <w:lang w:val="ar_AE" w:bidi="ar_AE"/>
-        </w:rPr>
-      </w:r>
-      <w:r>
-        <w:rPr>
-          <w:lang w:val="ar_AE" w:bidi="ar_AE"/>
-        </w:rPr>
-      </w:r>
-    </w:p>
-    <w:p>
-      <w:pPr>
-        <w:bidi/>
-      </w:pPr>
-      <w:r>
-        <w:rPr>
-          <w:lang w:val="ar_AE" w:bidi="ar_AE"/>
-        </w:rPr>
-      </w:r>
-    </w:p>
-    <w:p>
-      <w:pPr>
-        <w:bidi/>
-      </w:pPr>
-      <w:r>
-        <w:rPr>
-          <w:lang w:val="ar_AE" w:bidi="ar_AE"/>
-        </w:rPr>
-      </w:r>
-      <w:r>
-        <w:rPr>
-          <w:vertAlign w:val="superscript"/>
+    </w:p>
+    <w:p>
+      <w:pPr>
+        <w:bidi/>
+      </w:pPr>
+      <w:r>
+        <w:rPr>
+          <w:rtl/>
+          <w:cs/>
+          <w:lang w:val="ar_AE" w:bidi="ar_AE"/>
+        </w:rPr>
+      </w:r>
+      <w:r>
+        <w:rPr>
+          <w:vertAlign w:val="superscript"/>
+          <w:rtl/>
+          <w:cs/>
           <w:lang w:val="ar_AE" w:bidi="ar_AE"/>
         </w:rPr>
         <w:t>3</w:t>
       </w:r>
       <w:r>
         <w:rPr>
+          <w:rtl/>
+          <w:cs/>
           <w:lang w:val="ar_AE" w:bidi="ar_AE"/>
         </w:rPr>
         <w:t xml:space="preserve"> سُبِيَتْ يَهُوذَا إِلَى الْمَنْفَى بَعْدَ كُلِّ مَا عَانَتْهُ مِنْ ذُلٍّ وَعُبُودِيَّةٍ، فَأَقَامَتْ بَيْنَ الأُمَمِ شَقِيَّةً، وَأَدْرَكَهَا مُطَارِدُوهَا فِي خِضَمِّ ضِيقَاتِهَا.</w:t>
       </w:r>
-      <w:r>
-        <w:rPr>
-          <w:lang w:val="ar_AE" w:bidi="ar_AE"/>
-        </w:rPr>
-      </w:r>
-      <w:r>
-        <w:rPr>
-          <w:lang w:val="ar_AE" w:bidi="ar_AE"/>
-        </w:rPr>
-      </w:r>
-    </w:p>
-    <w:p>
-      <w:pPr>
-        <w:bidi/>
-      </w:pPr>
-      <w:r>
-        <w:rPr>
-          <w:lang w:val="ar_AE" w:bidi="ar_AE"/>
-        </w:rPr>
-      </w:r>
-    </w:p>
-    <w:p>
-      <w:pPr>
-        <w:bidi/>
-      </w:pPr>
-      <w:r>
-        <w:rPr>
-          <w:lang w:val="ar_AE" w:bidi="ar_AE"/>
-        </w:rPr>
-      </w:r>
-      <w:r>
-        <w:rPr>
-          <w:vertAlign w:val="superscript"/>
+    </w:p>
+    <w:p>
+      <w:pPr>
+        <w:bidi/>
+      </w:pPr>
+      <w:r>
+        <w:rPr>
+          <w:rtl/>
+          <w:cs/>
+          <w:lang w:val="ar_AE" w:bidi="ar_AE"/>
+        </w:rPr>
+      </w:r>
+      <w:r>
+        <w:rPr>
+          <w:vertAlign w:val="superscript"/>
+          <w:rtl/>
+          <w:cs/>
           <w:lang w:val="ar_AE" w:bidi="ar_AE"/>
         </w:rPr>
         <w:t>4</w:t>
       </w:r>
       <w:r>
         <w:rPr>
+          <w:rtl/>
+          <w:cs/>
           <w:lang w:val="ar_AE" w:bidi="ar_AE"/>
         </w:rPr>
         <w:t xml:space="preserve"> تَنُوحُ الطُّرُقُ الْمُفْضِيَةُ إِلَى صِهْيَوْنَ، لأَنَّهَا أَقْفَرَتْ مِنَ الْقَادِمِينَ إِلَى الأَعْيَادِ! تَهَدَّمَتْ بَوَّابَاتُهَا جَمِيعاً. كَهَنَتُهَا يَتَنَهَّدُونَ؛ عَذَارَاهَا مُتَحَسِّرَاتٌ وَهِيَ تُقَاسِي مُرَّ الْعَذَابِ.</w:t>
       </w:r>
-      <w:r>
-        <w:rPr>
-          <w:lang w:val="ar_AE" w:bidi="ar_AE"/>
-        </w:rPr>
-      </w:r>
-      <w:r>
-        <w:rPr>
-          <w:lang w:val="ar_AE" w:bidi="ar_AE"/>
-        </w:rPr>
-      </w:r>
-    </w:p>
-    <w:p>
-      <w:pPr>
-        <w:bidi/>
-      </w:pPr>
-      <w:r>
-        <w:rPr>
-          <w:lang w:val="ar_AE" w:bidi="ar_AE"/>
-        </w:rPr>
-      </w:r>
-    </w:p>
-    <w:p>
-      <w:pPr>
-        <w:bidi/>
-      </w:pPr>
-      <w:r>
-        <w:rPr>
-          <w:lang w:val="ar_AE" w:bidi="ar_AE"/>
-        </w:rPr>
-      </w:r>
-      <w:r>
-        <w:rPr>
-          <w:vertAlign w:val="superscript"/>
+    </w:p>
+    <w:p>
+      <w:pPr>
+        <w:bidi/>
+      </w:pPr>
+      <w:r>
+        <w:rPr>
+          <w:rtl/>
+          <w:cs/>
+          <w:lang w:val="ar_AE" w:bidi="ar_AE"/>
+        </w:rPr>
+      </w:r>
+      <w:r>
+        <w:rPr>
+          <w:vertAlign w:val="superscript"/>
+          <w:rtl/>
+          <w:cs/>
           <w:lang w:val="ar_AE" w:bidi="ar_AE"/>
         </w:rPr>
         <w:t>5</w:t>
       </w:r>
       <w:r>
         <w:rPr>
+          <w:rtl/>
+          <w:cs/>
           <w:lang w:val="ar_AE" w:bidi="ar_AE"/>
         </w:rPr>
         <w:t xml:space="preserve"> أَصْبَحَ أَعْدَاؤُهَا سَادَةً، وَنَجَحَ مُضَايِقُوهَا، لأَنَّ الرَّبَّ أَشْقَاهَا بِسَبَبِ خَطَايَاهَا الْمُتَكَاثِرَةِ. قَدْ ذَهَبَ أَوْلادُهَا إِلَى السَّبْيِ أَمَامَ الْعَدُوِّ.</w:t>
       </w:r>
-      <w:r>
-        <w:rPr>
-          <w:lang w:val="ar_AE" w:bidi="ar_AE"/>
-        </w:rPr>
-      </w:r>
-      <w:r>
-        <w:rPr>
-          <w:lang w:val="ar_AE" w:bidi="ar_AE"/>
-        </w:rPr>
-      </w:r>
-    </w:p>
-    <w:p>
-      <w:pPr>
-        <w:bidi/>
-      </w:pPr>
-      <w:r>
-        <w:rPr>
-          <w:lang w:val="ar_AE" w:bidi="ar_AE"/>
-        </w:rPr>
-      </w:r>
-    </w:p>
-    <w:p>
-      <w:pPr>
-        <w:bidi/>
-      </w:pPr>
-      <w:r>
-        <w:rPr>
-          <w:lang w:val="ar_AE" w:bidi="ar_AE"/>
-        </w:rPr>
-      </w:r>
-      <w:r>
-        <w:rPr>
-          <w:vertAlign w:val="superscript"/>
+    </w:p>
+    <w:p>
+      <w:pPr>
+        <w:bidi/>
+      </w:pPr>
+      <w:r>
+        <w:rPr>
+          <w:rtl/>
+          <w:cs/>
+          <w:lang w:val="ar_AE" w:bidi="ar_AE"/>
+        </w:rPr>
+      </w:r>
+      <w:r>
+        <w:rPr>
+          <w:vertAlign w:val="superscript"/>
+          <w:rtl/>
+          <w:cs/>
           <w:lang w:val="ar_AE" w:bidi="ar_AE"/>
         </w:rPr>
         <w:t>6</w:t>
       </w:r>
       <w:r>
         <w:rPr>
+          <w:rtl/>
+          <w:cs/>
           <w:lang w:val="ar_AE" w:bidi="ar_AE"/>
         </w:rPr>
         <w:t xml:space="preserve"> تَعَرَّتْ بِنْتُ صِهْيَوْنَ مِنْ كُلِّ بَهَائِهَا، وَغَدَا أَشْرَافُهَا كَأَيَائِلَ شَارِدَةٍ مِنْ غَيْرِ مَرْعَى. فَرُّوا بِقُوَّةٍ خَائِرَةٍ أَمَامَ الْمُطَارِدِ.</w:t>
       </w:r>
-      <w:r>
-        <w:rPr>
-          <w:lang w:val="ar_AE" w:bidi="ar_AE"/>
-        </w:rPr>
-      </w:r>
-      <w:r>
-        <w:rPr>
-          <w:lang w:val="ar_AE" w:bidi="ar_AE"/>
-        </w:rPr>
-      </w:r>
-    </w:p>
-    <w:p>
-      <w:pPr>
-        <w:bidi/>
-      </w:pPr>
-      <w:r>
-        <w:rPr>
-          <w:lang w:val="ar_AE" w:bidi="ar_AE"/>
-        </w:rPr>
-      </w:r>
-    </w:p>
-    <w:p>
-      <w:pPr>
-        <w:bidi/>
-      </w:pPr>
-      <w:r>
-        <w:rPr>
-          <w:lang w:val="ar_AE" w:bidi="ar_AE"/>
-        </w:rPr>
-      </w:r>
-      <w:r>
-        <w:rPr>
-          <w:vertAlign w:val="superscript"/>
+    </w:p>
+    <w:p>
+      <w:pPr>
+        <w:bidi/>
+      </w:pPr>
+      <w:r>
+        <w:rPr>
+          <w:rtl/>
+          <w:cs/>
+          <w:lang w:val="ar_AE" w:bidi="ar_AE"/>
+        </w:rPr>
+      </w:r>
+      <w:r>
+        <w:rPr>
+          <w:vertAlign w:val="superscript"/>
+          <w:rtl/>
+          <w:cs/>
           <w:lang w:val="ar_AE" w:bidi="ar_AE"/>
         </w:rPr>
         <w:t>7</w:t>
       </w:r>
       <w:r>
         <w:rPr>
+          <w:rtl/>
+          <w:cs/>
           <w:lang w:val="ar_AE" w:bidi="ar_AE"/>
         </w:rPr>
         <w:t xml:space="preserve"> تَذَكَّرَتْ أُورُشَلِيمُ فِي أَيَّامِ شَقَائِهَا وَمِحْنَتِهَا جَمِيعَ مَا كَانَتْ تَتَمَتَّعُ بِهِ مِنْ مُشْتَهَيَاتٍ فِي حِقَبِهَا الْغَابِرَةِ. عِنْدَمَا وَقَعَ شَعْبُهَا فِي قَبْضَةِ الْعَدُوِّ لَمْ يَكُنْ لَهَا مُسْعِفٌ، رَآهَا الْعَدُوُّ صَرِيعَةً وَسَخِرَ لِهَلاكِهَا.</w:t>
       </w:r>
-      <w:r>
-        <w:rPr>
-          <w:lang w:val="ar_AE" w:bidi="ar_AE"/>
-        </w:rPr>
-      </w:r>
-      <w:r>
-        <w:rPr>
-          <w:lang w:val="ar_AE" w:bidi="ar_AE"/>
-        </w:rPr>
-      </w:r>
-    </w:p>
-    <w:p>
-      <w:pPr>
-        <w:bidi/>
-      </w:pPr>
-      <w:r>
-        <w:rPr>
-          <w:lang w:val="ar_AE" w:bidi="ar_AE"/>
-        </w:rPr>
-      </w:r>
-    </w:p>
-    <w:p>
-      <w:pPr>
-        <w:bidi/>
-      </w:pPr>
-      <w:r>
-        <w:rPr>
-          <w:lang w:val="ar_AE" w:bidi="ar_AE"/>
-        </w:rPr>
-      </w:r>
-      <w:r>
-        <w:rPr>
-          <w:vertAlign w:val="superscript"/>
+    </w:p>
+    <w:p>
+      <w:pPr>
+        <w:bidi/>
+      </w:pPr>
+      <w:r>
+        <w:rPr>
+          <w:rtl/>
+          <w:cs/>
+          <w:lang w:val="ar_AE" w:bidi="ar_AE"/>
+        </w:rPr>
+      </w:r>
+      <w:r>
+        <w:rPr>
+          <w:vertAlign w:val="superscript"/>
+          <w:rtl/>
+          <w:cs/>
           <w:lang w:val="ar_AE" w:bidi="ar_AE"/>
         </w:rPr>
         <w:t>8</w:t>
       </w:r>
       <w:r>
         <w:rPr>
+          <w:rtl/>
+          <w:cs/>
           <w:lang w:val="ar_AE" w:bidi="ar_AE"/>
         </w:rPr>
         <w:t xml:space="preserve"> ارْتَكَبَتْ أُورُشَلِيمُ خَطِيئَةً نَكْرَاءَ فَأَصْبَحَتْ رَجِسَةً. جَمِيعُ مُكَرِّمِيهَا يَحْتَقِرُونَهَا لأَنَّهُمْ شَهِدُوا عُرْيَهَا، أَمَّا هِيَ فَتَنَهَّدَتْ وَتَرَاجَعَتِ الْقَهْقَرِيَّ.</w:t>
       </w:r>
-      <w:r>
-        <w:rPr>
-          <w:lang w:val="ar_AE" w:bidi="ar_AE"/>
-        </w:rPr>
-      </w:r>
-      <w:r>
-        <w:rPr>
-          <w:lang w:val="ar_AE" w:bidi="ar_AE"/>
-        </w:rPr>
-      </w:r>
-    </w:p>
-    <w:p>
-      <w:pPr>
-        <w:bidi/>
-      </w:pPr>
-      <w:r>
-        <w:rPr>
-          <w:lang w:val="ar_AE" w:bidi="ar_AE"/>
-        </w:rPr>
-      </w:r>
-    </w:p>
-    <w:p>
-      <w:pPr>
-        <w:bidi/>
-      </w:pPr>
-      <w:r>
-        <w:rPr>
-          <w:lang w:val="ar_AE" w:bidi="ar_AE"/>
-        </w:rPr>
-      </w:r>
-      <w:r>
-        <w:rPr>
-          <w:vertAlign w:val="superscript"/>
+    </w:p>
+    <w:p>
+      <w:pPr>
+        <w:bidi/>
+      </w:pPr>
+      <w:r>
+        <w:rPr>
+          <w:rtl/>
+          <w:cs/>
+          <w:lang w:val="ar_AE" w:bidi="ar_AE"/>
+        </w:rPr>
+      </w:r>
+      <w:r>
+        <w:rPr>
+          <w:vertAlign w:val="superscript"/>
+          <w:rtl/>
+          <w:cs/>
           <w:lang w:val="ar_AE" w:bidi="ar_AE"/>
         </w:rPr>
         <w:t>9</w:t>
       </w:r>
       <w:r>
         <w:rPr>
+          <w:rtl/>
+          <w:cs/>
           <w:lang w:val="ar_AE" w:bidi="ar_AE"/>
         </w:rPr>
         <w:t xml:space="preserve"> قَدْ عَلِقَ رِجْسُهَا بِذُيُولِهَا. لَمْ تَذْكُرْ آخِرَتَهَا، لِهَذَا كَانَ سُقُوطُهَا رَهِيباً، وَلا مُعَزِّيَ لَهَا. انْظُرْ يَا رَبُّ إِلَى شَقَائِي لأَنَّ الْعَدُوَّ قَدِ انْتَصَرَ.</w:t>
       </w:r>
-      <w:r>
-        <w:rPr>
-          <w:lang w:val="ar_AE" w:bidi="ar_AE"/>
-        </w:rPr>
-      </w:r>
-      <w:r>
-        <w:rPr>
-          <w:lang w:val="ar_AE" w:bidi="ar_AE"/>
-        </w:rPr>
-      </w:r>
-    </w:p>
-    <w:p>
-      <w:pPr>
-        <w:bidi/>
-      </w:pPr>
-      <w:r>
-        <w:rPr>
-          <w:lang w:val="ar_AE" w:bidi="ar_AE"/>
-        </w:rPr>
-      </w:r>
-    </w:p>
-    <w:p>
-      <w:pPr>
-        <w:bidi/>
-      </w:pPr>
-      <w:r>
-        <w:rPr>
-          <w:lang w:val="ar_AE" w:bidi="ar_AE"/>
-        </w:rPr>
-      </w:r>
-      <w:r>
-        <w:rPr>
-          <w:vertAlign w:val="superscript"/>
+    </w:p>
+    <w:p>
+      <w:pPr>
+        <w:bidi/>
+      </w:pPr>
+      <w:r>
+        <w:rPr>
+          <w:rtl/>
+          <w:cs/>
+          <w:lang w:val="ar_AE" w:bidi="ar_AE"/>
+        </w:rPr>
+      </w:r>
+      <w:r>
+        <w:rPr>
+          <w:vertAlign w:val="superscript"/>
+          <w:rtl/>
+          <w:cs/>
           <w:lang w:val="ar_AE" w:bidi="ar_AE"/>
         </w:rPr>
         <w:t>10</w:t>
       </w:r>
       <w:r>
         <w:rPr>
+          <w:rtl/>
+          <w:cs/>
           <w:lang w:val="ar_AE" w:bidi="ar_AE"/>
         </w:rPr>
         <w:t xml:space="preserve"> امْتَدَّتْ يَدُ الْعَدُوِّ إِلَى كُلِّ ذَخَائِرِهَا، وَأَبْصَرَتِ الأُمَمَ يَنْتَهِكُونَ حُرْمَةَ مَقَادِسِهَا. هَؤُلاءِ الَّذِينَ حَظَرْتَ عَلَيْهِمْ أَنْ يَدْخُلُوا فِي جَمَاعَتِكَ.</w:t>
       </w:r>
-      <w:r>
-        <w:rPr>
-          <w:lang w:val="ar_AE" w:bidi="ar_AE"/>
-        </w:rPr>
-      </w:r>
-      <w:r>
-        <w:rPr>
-          <w:lang w:val="ar_AE" w:bidi="ar_AE"/>
-        </w:rPr>
-      </w:r>
-    </w:p>
-    <w:p>
-      <w:pPr>
-        <w:bidi/>
-      </w:pPr>
-      <w:r>
-        <w:rPr>
-          <w:lang w:val="ar_AE" w:bidi="ar_AE"/>
-        </w:rPr>
-      </w:r>
-    </w:p>
-    <w:p>
-      <w:pPr>
-        <w:bidi/>
-      </w:pPr>
-      <w:r>
-        <w:rPr>
-          <w:lang w:val="ar_AE" w:bidi="ar_AE"/>
-        </w:rPr>
-      </w:r>
-      <w:r>
-        <w:rPr>
-          <w:vertAlign w:val="superscript"/>
+    </w:p>
+    <w:p>
+      <w:pPr>
+        <w:bidi/>
+      </w:pPr>
+      <w:r>
+        <w:rPr>
+          <w:rtl/>
+          <w:cs/>
+          <w:lang w:val="ar_AE" w:bidi="ar_AE"/>
+        </w:rPr>
+      </w:r>
+      <w:r>
+        <w:rPr>
+          <w:vertAlign w:val="superscript"/>
+          <w:rtl/>
+          <w:cs/>
           <w:lang w:val="ar_AE" w:bidi="ar_AE"/>
         </w:rPr>
         <w:t>11</w:t>
       </w:r>
       <w:r>
         <w:rPr>
+          <w:rtl/>
+          <w:cs/>
           <w:lang w:val="ar_AE" w:bidi="ar_AE"/>
         </w:rPr>
         <w:t xml:space="preserve"> شَعْبُهَا كُلُّهُ يَتَنَهَّدُ وَهُوَ يَبْحَثُ عَنِ الْقُوتِ. قَدْ قَايَضُوا ذَخَائِرَهُمْ بِالطَّعَامِ لإِنْعَاشِ النَّفْسِ الْخَائِرَةِ. (وَقَالَتْ:) «انْظُرْ يَا رَبُّ وَتَأَمَّلْ كَيْفَ أَصْبَحْتُ مُحْتَقَرَةً».</w:t>
       </w:r>
-      <w:r>
-        <w:rPr>
-          <w:lang w:val="ar_AE" w:bidi="ar_AE"/>
-        </w:rPr>
-      </w:r>
-      <w:r>
-        <w:rPr>
-          <w:lang w:val="ar_AE" w:bidi="ar_AE"/>
-        </w:rPr>
-      </w:r>
-    </w:p>
-    <w:p>
-      <w:pPr>
-        <w:bidi/>
-      </w:pPr>
-      <w:r>
-        <w:rPr>
-          <w:lang w:val="ar_AE" w:bidi="ar_AE"/>
-        </w:rPr>
-      </w:r>
-    </w:p>
-    <w:p>
-      <w:pPr>
-        <w:bidi/>
-      </w:pPr>
-      <w:r>
-        <w:rPr>
-          <w:lang w:val="ar_AE" w:bidi="ar_AE"/>
-        </w:rPr>
-      </w:r>
-      <w:r>
-        <w:rPr>
-          <w:vertAlign w:val="superscript"/>
+    </w:p>
+    <w:p>
+      <w:pPr>
+        <w:bidi/>
+      </w:pPr>
+      <w:r>
+        <w:rPr>
+          <w:rtl/>
+          <w:cs/>
+          <w:lang w:val="ar_AE" w:bidi="ar_AE"/>
+        </w:rPr>
+      </w:r>
+      <w:r>
+        <w:rPr>
+          <w:vertAlign w:val="superscript"/>
+          <w:rtl/>
+          <w:cs/>
           <w:lang w:val="ar_AE" w:bidi="ar_AE"/>
         </w:rPr>
         <w:t>12</w:t>
       </w:r>
       <w:r>
         <w:rPr>
+          <w:rtl/>
+          <w:cs/>
           <w:lang w:val="ar_AE" w:bidi="ar_AE"/>
         </w:rPr>
         <w:t xml:space="preserve"> أَلا يَعْنِيكُمْ هَذَا يَا جَمِيعَ عَابِرِي الطَّرِيقِ؟ تَأَمَّلُوا وَانْظُرُوا، هَلْ مِنْ أَلَمٍ كَأَلَمِي الَّذِي ابْتَلانِي بِهِ الرَّبُّ فِي يَوْمِ احْتِدَامِ غَضَبِهِ؟</w:t>
       </w:r>
-      <w:r>
-        <w:rPr>
-          <w:lang w:val="ar_AE" w:bidi="ar_AE"/>
-        </w:rPr>
-      </w:r>
-      <w:r>
-        <w:rPr>
-          <w:lang w:val="ar_AE" w:bidi="ar_AE"/>
-        </w:rPr>
-      </w:r>
-    </w:p>
-    <w:p>
-      <w:pPr>
-        <w:bidi/>
-      </w:pPr>
-      <w:r>
-        <w:rPr>
-          <w:lang w:val="ar_AE" w:bidi="ar_AE"/>
-        </w:rPr>
-      </w:r>
-    </w:p>
-    <w:p>
-      <w:pPr>
-        <w:bidi/>
-      </w:pPr>
-      <w:r>
-        <w:rPr>
-          <w:lang w:val="ar_AE" w:bidi="ar_AE"/>
-        </w:rPr>
-      </w:r>
-      <w:r>
-        <w:rPr>
-          <w:vertAlign w:val="superscript"/>
+    </w:p>
+    <w:p>
+      <w:pPr>
+        <w:bidi/>
+      </w:pPr>
+      <w:r>
+        <w:rPr>
+          <w:rtl/>
+          <w:cs/>
+          <w:lang w:val="ar_AE" w:bidi="ar_AE"/>
+        </w:rPr>
+      </w:r>
+      <w:r>
+        <w:rPr>
+          <w:vertAlign w:val="superscript"/>
+          <w:rtl/>
+          <w:cs/>
           <w:lang w:val="ar_AE" w:bidi="ar_AE"/>
         </w:rPr>
         <w:t>13</w:t>
       </w:r>
       <w:r>
         <w:rPr>
+          <w:rtl/>
+          <w:cs/>
           <w:lang w:val="ar_AE" w:bidi="ar_AE"/>
         </w:rPr>
         <w:t xml:space="preserve"> مِنَ الْعَلاءِ صَبَّ نَاراً فِي عِظَامِي فَسَرَتْ فِيهَا. نَصَبَ شَرَكاً لِقَدَمَيَّ فَرَدَّنِي إِلَى الْوَرَاءِ. جَعَلَنِي أَطْلالاً أَئِنُّ طُولَ النَّهَارِ.</w:t>
       </w:r>
-      <w:r>
-        <w:rPr>
-          <w:lang w:val="ar_AE" w:bidi="ar_AE"/>
-        </w:rPr>
-      </w:r>
-      <w:r>
-        <w:rPr>
-          <w:lang w:val="ar_AE" w:bidi="ar_AE"/>
-        </w:rPr>
-      </w:r>
-    </w:p>
-    <w:p>
-      <w:pPr>
-        <w:bidi/>
-      </w:pPr>
-      <w:r>
-        <w:rPr>
-          <w:lang w:val="ar_AE" w:bidi="ar_AE"/>
-        </w:rPr>
-      </w:r>
-    </w:p>
-    <w:p>
-      <w:pPr>
-        <w:bidi/>
-      </w:pPr>
-      <w:r>
-        <w:rPr>
-          <w:lang w:val="ar_AE" w:bidi="ar_AE"/>
-        </w:rPr>
-      </w:r>
-      <w:r>
-        <w:rPr>
-          <w:vertAlign w:val="superscript"/>
+    </w:p>
+    <w:p>
+      <w:pPr>
+        <w:bidi/>
+      </w:pPr>
+      <w:r>
+        <w:rPr>
+          <w:rtl/>
+          <w:cs/>
+          <w:lang w:val="ar_AE" w:bidi="ar_AE"/>
+        </w:rPr>
+      </w:r>
+      <w:r>
+        <w:rPr>
+          <w:vertAlign w:val="superscript"/>
+          <w:rtl/>
+          <w:cs/>
           <w:lang w:val="ar_AE" w:bidi="ar_AE"/>
         </w:rPr>
         <w:t>14</w:t>
       </w:r>
       <w:r>
         <w:rPr>
+          <w:rtl/>
+          <w:cs/>
           <w:lang w:val="ar_AE" w:bidi="ar_AE"/>
         </w:rPr>
         <w:t xml:space="preserve"> شَدَّ مَعَاصِيَّ إِلَى نِيرٍ، وَبِيَدِهِ حَبَكَهَا، فَنَاءَ بِها عُنُقِي. أَوْهَنَ الرَّبُّ قُوَايَ وَأَسْلَمَنِي إِلَى يَدٍ لَا طَاقَةَ لِي عَلَى مُقَاوَمَتِهَا.</w:t>
       </w:r>
-      <w:r>
-        <w:rPr>
-          <w:lang w:val="ar_AE" w:bidi="ar_AE"/>
-        </w:rPr>
-      </w:r>
-      <w:r>
-        <w:rPr>
-          <w:lang w:val="ar_AE" w:bidi="ar_AE"/>
-        </w:rPr>
-      </w:r>
-    </w:p>
-    <w:p>
-      <w:pPr>
-        <w:bidi/>
-      </w:pPr>
-      <w:r>
-        <w:rPr>
-          <w:lang w:val="ar_AE" w:bidi="ar_AE"/>
-        </w:rPr>
-      </w:r>
-    </w:p>
-    <w:p>
-      <w:pPr>
-        <w:bidi/>
-      </w:pPr>
-      <w:r>
-        <w:rPr>
-          <w:lang w:val="ar_AE" w:bidi="ar_AE"/>
-        </w:rPr>
-      </w:r>
-      <w:r>
-        <w:rPr>
-          <w:vertAlign w:val="superscript"/>
+    </w:p>
+    <w:p>
+      <w:pPr>
+        <w:bidi/>
+      </w:pPr>
+      <w:r>
+        <w:rPr>
+          <w:rtl/>
+          <w:cs/>
+          <w:lang w:val="ar_AE" w:bidi="ar_AE"/>
+        </w:rPr>
+      </w:r>
+      <w:r>
+        <w:rPr>
+          <w:vertAlign w:val="superscript"/>
+          <w:rtl/>
+          <w:cs/>
           <w:lang w:val="ar_AE" w:bidi="ar_AE"/>
         </w:rPr>
         <w:t>15</w:t>
       </w:r>
       <w:r>
         <w:rPr>
+          <w:rtl/>
+          <w:cs/>
           <w:lang w:val="ar_AE" w:bidi="ar_AE"/>
         </w:rPr>
         <w:t xml:space="preserve"> بَدَّدَ الرَّبُّ جَمِيعَ جَبَابِرَتِي فِي وَسَطِي، وَأَلَّبَ عَلَيَّ حَشْداً مِنْ أَعْدَائِي لِيَسْحَقُوا شُبَّانِي. دَاسَ الرَّبُّ الْعَذْرَاءَ بِنْتَ صِهْيَوْنَ كَمَا يُدَاسُ الْعِنَبُ فِي الْمِعْصَرَةِ.</w:t>
       </w:r>
-      <w:r>
-        <w:rPr>
-          <w:lang w:val="ar_AE" w:bidi="ar_AE"/>
-        </w:rPr>
-      </w:r>
-      <w:r>
-        <w:rPr>
-          <w:lang w:val="ar_AE" w:bidi="ar_AE"/>
-        </w:rPr>
-      </w:r>
-    </w:p>
-    <w:p>
-      <w:pPr>
-        <w:bidi/>
-      </w:pPr>
-      <w:r>
-        <w:rPr>
-          <w:lang w:val="ar_AE" w:bidi="ar_AE"/>
-        </w:rPr>
-      </w:r>
-    </w:p>
-    <w:p>
-      <w:pPr>
-        <w:bidi/>
-      </w:pPr>
-      <w:r>
-        <w:rPr>
-          <w:lang w:val="ar_AE" w:bidi="ar_AE"/>
-        </w:rPr>
-      </w:r>
-      <w:r>
-        <w:rPr>
-          <w:vertAlign w:val="superscript"/>
+    </w:p>
+    <w:p>
+      <w:pPr>
+        <w:bidi/>
+      </w:pPr>
+      <w:r>
+        <w:rPr>
+          <w:rtl/>
+          <w:cs/>
+          <w:lang w:val="ar_AE" w:bidi="ar_AE"/>
+        </w:rPr>
+      </w:r>
+      <w:r>
+        <w:rPr>
+          <w:vertAlign w:val="superscript"/>
+          <w:rtl/>
+          <w:cs/>
           <w:lang w:val="ar_AE" w:bidi="ar_AE"/>
         </w:rPr>
         <w:t>16</w:t>
       </w:r>
       <w:r>
         <w:rPr>
+          <w:rtl/>
+          <w:cs/>
           <w:lang w:val="ar_AE" w:bidi="ar_AE"/>
         </w:rPr>
         <w:t xml:space="preserve"> عَلَى هَذِهِ كُلِّهَا أَبْكِي. عَيْنَايَ، عَيْنَايَ تَفِيضَانِ بِالدُّمُوعِ، إِذِ ابْتَعَدَ عَنِّي كُلُّ مُعَزٍّ يُنْعِشُ نَفْسِي. هَلَكَ أَبْنَائِي لأَنَّ الْعَدُوَّ قَدْ ظَفِرَ.</w:t>
       </w:r>
-      <w:r>
-        <w:rPr>
-          <w:lang w:val="ar_AE" w:bidi="ar_AE"/>
-        </w:rPr>
-      </w:r>
-      <w:r>
-        <w:rPr>
-          <w:lang w:val="ar_AE" w:bidi="ar_AE"/>
-        </w:rPr>
-      </w:r>
-    </w:p>
-    <w:p>
-      <w:pPr>
-        <w:bidi/>
-      </w:pPr>
-      <w:r>
-        <w:rPr>
-          <w:lang w:val="ar_AE" w:bidi="ar_AE"/>
-        </w:rPr>
-      </w:r>
-    </w:p>
-    <w:p>
-      <w:pPr>
-        <w:bidi/>
-      </w:pPr>
-      <w:r>
-        <w:rPr>
-          <w:lang w:val="ar_AE" w:bidi="ar_AE"/>
-        </w:rPr>
-      </w:r>
-      <w:r>
-        <w:rPr>
-          <w:vertAlign w:val="superscript"/>
+    </w:p>
+    <w:p>
+      <w:pPr>
+        <w:bidi/>
+      </w:pPr>
+      <w:r>
+        <w:rPr>
+          <w:rtl/>
+          <w:cs/>
+          <w:lang w:val="ar_AE" w:bidi="ar_AE"/>
+        </w:rPr>
+      </w:r>
+      <w:r>
+        <w:rPr>
+          <w:vertAlign w:val="superscript"/>
+          <w:rtl/>
+          <w:cs/>
           <w:lang w:val="ar_AE" w:bidi="ar_AE"/>
         </w:rPr>
         <w:t>17</w:t>
       </w:r>
       <w:r>
         <w:rPr>
+          <w:rtl/>
+          <w:cs/>
           <w:lang w:val="ar_AE" w:bidi="ar_AE"/>
         </w:rPr>
         <w:t xml:space="preserve"> تَمُدُّ صِهْيَوْنُ يَدَيْهَا تَلْتَمِسُ مُعَزِّياً، وَلَكِنْ عَلَى غَيْرِ طَائِلٍ. قَدْ أَمَرَ الرَّبُّ أَنْ يَكُونَ مُضَايِقُو يَعْقُوبَ هُمْ جِيرَانُهُ الَّذِينَ حَوْلَهُ. قَدْ أَصْبَحَتْ أُورُشَلِيمُ رِجْساً بَيْنَهُمْ.</w:t>
       </w:r>
-      <w:r>
-        <w:rPr>
-          <w:lang w:val="ar_AE" w:bidi="ar_AE"/>
-        </w:rPr>
-      </w:r>
-      <w:r>
-        <w:rPr>
-          <w:lang w:val="ar_AE" w:bidi="ar_AE"/>
-        </w:rPr>
-      </w:r>
-    </w:p>
-    <w:p>
-      <w:pPr>
-        <w:bidi/>
-      </w:pPr>
-      <w:r>
-        <w:rPr>
-          <w:lang w:val="ar_AE" w:bidi="ar_AE"/>
-        </w:rPr>
-      </w:r>
-    </w:p>
-    <w:p>
-      <w:pPr>
-        <w:bidi/>
-      </w:pPr>
-      <w:r>
-        <w:rPr>
-          <w:lang w:val="ar_AE" w:bidi="ar_AE"/>
-        </w:rPr>
-      </w:r>
-      <w:r>
-        <w:rPr>
-          <w:vertAlign w:val="superscript"/>
+    </w:p>
+    <w:p>
+      <w:pPr>
+        <w:bidi/>
+      </w:pPr>
+      <w:r>
+        <w:rPr>
+          <w:rtl/>
+          <w:cs/>
+          <w:lang w:val="ar_AE" w:bidi="ar_AE"/>
+        </w:rPr>
+      </w:r>
+      <w:r>
+        <w:rPr>
+          <w:vertAlign w:val="superscript"/>
+          <w:rtl/>
+          <w:cs/>
           <w:lang w:val="ar_AE" w:bidi="ar_AE"/>
         </w:rPr>
         <w:t>18</w:t>
       </w:r>
       <w:r>
         <w:rPr>
+          <w:rtl/>
+          <w:cs/>
           <w:lang w:val="ar_AE" w:bidi="ar_AE"/>
         </w:rPr>
         <w:t xml:space="preserve"> الرَّبُّ حَقّاً عَادِلٌ، وَأَنَا قَدْ تَمَرَّدْتُ عَلَى أَمْرِهِ. فَاسْتَمِعُوا يَا جَمِيعَ الشُّعُوبِ وَاشْهَدُوا وَجَعِي. قَدْ ذَهَبَ عَذَارَايَ وَشُبَّانِي إِلَى السَّبْيِ.</w:t>
       </w:r>
-      <w:r>
-        <w:rPr>
-          <w:lang w:val="ar_AE" w:bidi="ar_AE"/>
-        </w:rPr>
-      </w:r>
-      <w:r>
-        <w:rPr>
-          <w:lang w:val="ar_AE" w:bidi="ar_AE"/>
-        </w:rPr>
-      </w:r>
-    </w:p>
-    <w:p>
-      <w:pPr>
-        <w:bidi/>
-      </w:pPr>
-      <w:r>
-        <w:rPr>
-          <w:lang w:val="ar_AE" w:bidi="ar_AE"/>
-        </w:rPr>
-      </w:r>
-    </w:p>
-    <w:p>
-      <w:pPr>
-        <w:bidi/>
-      </w:pPr>
-      <w:r>
-        <w:rPr>
-          <w:lang w:val="ar_AE" w:bidi="ar_AE"/>
-        </w:rPr>
-      </w:r>
-      <w:r>
-        <w:rPr>
-          <w:vertAlign w:val="superscript"/>
+    </w:p>
+    <w:p>
+      <w:pPr>
+        <w:bidi/>
+      </w:pPr>
+      <w:r>
+        <w:rPr>
+          <w:rtl/>
+          <w:cs/>
+          <w:lang w:val="ar_AE" w:bidi="ar_AE"/>
+        </w:rPr>
+      </w:r>
+      <w:r>
+        <w:rPr>
+          <w:vertAlign w:val="superscript"/>
+          <w:rtl/>
+          <w:cs/>
           <w:lang w:val="ar_AE" w:bidi="ar_AE"/>
         </w:rPr>
         <w:t>19</w:t>
       </w:r>
       <w:r>
         <w:rPr>
+          <w:rtl/>
+          <w:cs/>
           <w:lang w:val="ar_AE" w:bidi="ar_AE"/>
         </w:rPr>
         <w:t xml:space="preserve"> دَعَوْتُ مُحِبِّيَّ فَخَدَعُونِي. فَنِيَ كَهَنَتِي وَشُيُوخِي فِي الْمَدِينَةِ وَهُمْ يَنْشُدُونَ قُوتاً لإِحْيَاءِ نُفُوسِهِمْ.</w:t>
       </w:r>
-      <w:r>
-        <w:rPr>
-          <w:lang w:val="ar_AE" w:bidi="ar_AE"/>
-        </w:rPr>
-      </w:r>
-      <w:r>
-        <w:rPr>
-          <w:lang w:val="ar_AE" w:bidi="ar_AE"/>
-        </w:rPr>
-      </w:r>
-    </w:p>
-    <w:p>
-      <w:pPr>
-        <w:bidi/>
-      </w:pPr>
-      <w:r>
-        <w:rPr>
-          <w:lang w:val="ar_AE" w:bidi="ar_AE"/>
-        </w:rPr>
-      </w:r>
-    </w:p>
-    <w:p>
-      <w:pPr>
-        <w:bidi/>
-      </w:pPr>
-      <w:r>
-        <w:rPr>
-          <w:lang w:val="ar_AE" w:bidi="ar_AE"/>
-        </w:rPr>
-      </w:r>
-      <w:r>
-        <w:rPr>
-          <w:vertAlign w:val="superscript"/>
+    </w:p>
+    <w:p>
+      <w:pPr>
+        <w:bidi/>
+      </w:pPr>
+      <w:r>
+        <w:rPr>
+          <w:rtl/>
+          <w:cs/>
+          <w:lang w:val="ar_AE" w:bidi="ar_AE"/>
+        </w:rPr>
+      </w:r>
+      <w:r>
+        <w:rPr>
+          <w:vertAlign w:val="superscript"/>
+          <w:rtl/>
+          <w:cs/>
           <w:lang w:val="ar_AE" w:bidi="ar_AE"/>
         </w:rPr>
         <w:t>20</w:t>
       </w:r>
       <w:r>
         <w:rPr>
+          <w:rtl/>
+          <w:cs/>
           <w:lang w:val="ar_AE" w:bidi="ar_AE"/>
         </w:rPr>
         <w:t xml:space="preserve"> انْظُرْ يَا رَبُّ فَإِنِّي فِي ضِيقَةٍ. أَحْشَائِي جَائِشَةٌ وَقَلْبِي مُتَلاطِمٌ فِي دَاخِلِي، لأَنِّي أَكْثَرْتُ التَّمَرُّدَ. هَا السَّيْفُ يُثْكِلُ فِي الْخَارِجِ وَفِي الْبَيْتِ يَسُودُ الْمَوْتُ.</w:t>
       </w:r>
-      <w:r>
-        <w:rPr>
-          <w:lang w:val="ar_AE" w:bidi="ar_AE"/>
-        </w:rPr>
-      </w:r>
-      <w:r>
-        <w:rPr>
-          <w:lang w:val="ar_AE" w:bidi="ar_AE"/>
-        </w:rPr>
-      </w:r>
-    </w:p>
-    <w:p>
-      <w:pPr>
-        <w:bidi/>
-      </w:pPr>
-      <w:r>
-        <w:rPr>
-          <w:lang w:val="ar_AE" w:bidi="ar_AE"/>
-        </w:rPr>
-      </w:r>
-    </w:p>
-    <w:p>
-      <w:pPr>
-        <w:bidi/>
-      </w:pPr>
-      <w:r>
-        <w:rPr>
-          <w:lang w:val="ar_AE" w:bidi="ar_AE"/>
-        </w:rPr>
-      </w:r>
-      <w:r>
-        <w:rPr>
-          <w:vertAlign w:val="superscript"/>
+    </w:p>
+    <w:p>
+      <w:pPr>
+        <w:bidi/>
+      </w:pPr>
+      <w:r>
+        <w:rPr>
+          <w:rtl/>
+          <w:cs/>
+          <w:lang w:val="ar_AE" w:bidi="ar_AE"/>
+        </w:rPr>
+      </w:r>
+      <w:r>
+        <w:rPr>
+          <w:vertAlign w:val="superscript"/>
+          <w:rtl/>
+          <w:cs/>
           <w:lang w:val="ar_AE" w:bidi="ar_AE"/>
         </w:rPr>
         <w:t>21</w:t>
       </w:r>
       <w:r>
         <w:rPr>
+          <w:rtl/>
+          <w:cs/>
           <w:lang w:val="ar_AE" w:bidi="ar_AE"/>
         </w:rPr>
         <w:t xml:space="preserve"> قَدْ سَمِعُوا تَنَهُّدِي فَلَمْ يَكُنْ مِنْ مُعَزٍّ لِي. جَمِيعُ أَعْدَائِي عَرَفُوا بِبَلِيَّتِي فَشَمِتُوا بِمَا فَعَلْتَ بِي. أَسْرِعْ بِيَوْمِ الْعِقَابِ الَّذِي تَوَعَّدْتَ بِهِ فَيَصِيرُوا مِثْلِي.</w:t>
       </w:r>
-      <w:r>
-        <w:rPr>
-          <w:lang w:val="ar_AE" w:bidi="ar_AE"/>
-        </w:rPr>
-      </w:r>
-      <w:r>
-        <w:rPr>
-          <w:lang w:val="ar_AE" w:bidi="ar_AE"/>
-        </w:rPr>
-      </w:r>
-    </w:p>
-    <w:p>
-      <w:pPr>
-        <w:bidi/>
-      </w:pPr>
-      <w:r>
-        <w:rPr>
-          <w:lang w:val="ar_AE" w:bidi="ar_AE"/>
-        </w:rPr>
-      </w:r>
-    </w:p>
-    <w:p>
-      <w:pPr>
-        <w:bidi/>
-      </w:pPr>
-      <w:r>
-        <w:rPr>
-          <w:lang w:val="ar_AE" w:bidi="ar_AE"/>
-        </w:rPr>
-      </w:r>
-      <w:r>
-        <w:rPr>
-          <w:vertAlign w:val="superscript"/>
+    </w:p>
+    <w:p>
+      <w:pPr>
+        <w:bidi/>
+      </w:pPr>
+      <w:r>
+        <w:rPr>
+          <w:rtl/>
+          <w:cs/>
+          <w:lang w:val="ar_AE" w:bidi="ar_AE"/>
+        </w:rPr>
+      </w:r>
+      <w:r>
+        <w:rPr>
+          <w:vertAlign w:val="superscript"/>
+          <w:rtl/>
+          <w:cs/>
           <w:lang w:val="ar_AE" w:bidi="ar_AE"/>
         </w:rPr>
         <w:t>22</w:t>
       </w:r>
       <w:r>
         <w:rPr>
+          <w:rtl/>
+          <w:cs/>
           <w:lang w:val="ar_AE" w:bidi="ar_AE"/>
         </w:rPr>
         <w:t xml:space="preserve"> لِيَأْتِ كُلُّ شَرِّهِمْ أَمَامَكَ فَتُعَاقِبَهُمْ كَمَا عَاقَبْتَنِي عَلَى كُلِّ ذُنُوبِي، لأَنَّ تَنَهُّدَاتِي كَثِيرَةٌ وَقَلْبِي مَغْشِيٌّ عَلَيْهِ.</w:t>
       </w:r>
-      <w:r>
-        <w:rPr>
-          <w:lang w:val="ar_AE" w:bidi="ar_AE"/>
-        </w:rPr>
-      </w:r>
-      <w:r>
-        <w:rPr>
-          <w:lang w:val="ar_AE" w:bidi="ar_AE"/>
-        </w:rPr>
-      </w:r>
-    </w:p>
-    <w:p>
-      <w:pPr>
-        <w:bidi/>
-      </w:pPr>
-      <w:r>
-        <w:rPr>
-          <w:lang w:val="ar_AE" w:bidi="ar_AE"/>
-        </w:rPr>
-      </w:r>
     </w:p>
     <w:p>
       <w:pPr>
@@ -1204,961 +895,657 @@
       </w:pPr>
       <w:r>
         <w:rPr>
-          <w:lang w:val="ar_AE" w:bidi="ar_AE"/>
-        </w:rPr>
-        <w:t>Lamentations 2:1</w:t>
-      </w:r>
-      <w:r>
-        <w:rPr>
-          <w:lang w:val="ar_AE" w:bidi="ar_AE"/>
-        </w:rPr>
-      </w:r>
-    </w:p>
-    <w:p>
-      <w:pPr>
-        <w:bidi/>
-      </w:pPr>
-      <w:r>
-        <w:rPr>
-          <w:lang w:val="ar_AE" w:bidi="ar_AE"/>
-        </w:rPr>
-      </w:r>
-      <w:r>
-        <w:rPr>
-          <w:vertAlign w:val="superscript"/>
+          <w:rtl/>
+          <w:cs/>
+          <w:lang w:val="ar_AE" w:bidi="ar_AE"/>
+        </w:rPr>
+        <w:t>مراثي إرميا 2:1</w:t>
+      </w:r>
+      <w:r>
+        <w:rPr>
+          <w:rtl/>
+          <w:cs/>
+          <w:lang w:val="ar_AE" w:bidi="ar_AE"/>
+        </w:rPr>
+      </w:r>
+    </w:p>
+    <w:p>
+      <w:pPr>
+        <w:bidi/>
+      </w:pPr>
+      <w:r>
+        <w:rPr>
+          <w:rtl/>
+          <w:cs/>
+          <w:lang w:val="ar_AE" w:bidi="ar_AE"/>
+        </w:rPr>
+      </w:r>
+      <w:r>
+        <w:rPr>
+          <w:vertAlign w:val="superscript"/>
+          <w:rtl/>
+          <w:cs/>
           <w:lang w:val="ar_AE" w:bidi="ar_AE"/>
         </w:rPr>
         <w:t>1</w:t>
       </w:r>
       <w:r>
         <w:rPr>
+          <w:rtl/>
+          <w:cs/>
           <w:lang w:val="ar_AE" w:bidi="ar_AE"/>
         </w:rPr>
         <w:t xml:space="preserve"> كَيْفَ خَيَّمَ الرَّبُّ فِي غَضَبِهِ بِالظَّلامِ عَلَى ابْنَةِ صِهْيَوْنَ، وَطَرَحَ مِنَ السَّمَاءِ إِلَى الأَرْضِ جَلالَ إِسْرَائِيلَ، وَلَمْ يَذْكُرْ مَوْطِئَ قَدَمَيْهِ فِي يَوْمِ سُخْطِهِ؟</w:t>
       </w:r>
-      <w:r>
-        <w:rPr>
-          <w:lang w:val="ar_AE" w:bidi="ar_AE"/>
-        </w:rPr>
-      </w:r>
-      <w:r>
-        <w:rPr>
-          <w:lang w:val="ar_AE" w:bidi="ar_AE"/>
-        </w:rPr>
-      </w:r>
-    </w:p>
-    <w:p>
-      <w:pPr>
-        <w:bidi/>
-      </w:pPr>
-      <w:r>
-        <w:rPr>
-          <w:lang w:val="ar_AE" w:bidi="ar_AE"/>
-        </w:rPr>
-      </w:r>
-    </w:p>
-    <w:p>
-      <w:pPr>
-        <w:bidi/>
-      </w:pPr>
-      <w:r>
-        <w:rPr>
-          <w:lang w:val="ar_AE" w:bidi="ar_AE"/>
-        </w:rPr>
-      </w:r>
-      <w:r>
-        <w:rPr>
-          <w:vertAlign w:val="superscript"/>
+    </w:p>
+    <w:p>
+      <w:pPr>
+        <w:bidi/>
+      </w:pPr>
+      <w:r>
+        <w:rPr>
+          <w:rtl/>
+          <w:cs/>
+          <w:lang w:val="ar_AE" w:bidi="ar_AE"/>
+        </w:rPr>
+      </w:r>
+      <w:r>
+        <w:rPr>
+          <w:vertAlign w:val="superscript"/>
+          <w:rtl/>
+          <w:cs/>
           <w:lang w:val="ar_AE" w:bidi="ar_AE"/>
         </w:rPr>
         <w:t>2</w:t>
       </w:r>
       <w:r>
         <w:rPr>
+          <w:rtl/>
+          <w:cs/>
           <w:lang w:val="ar_AE" w:bidi="ar_AE"/>
         </w:rPr>
         <w:t xml:space="preserve"> قَدْ هَدَمَ الرَّبُّ مِنْ غَيْرِ رَحْمَةٍ جَمِيعَ مَسَاكِنِ يَعْقُوبَ. قَوَّضَ بِغَضَبِهِ مَعَاقِلَ ابْنَةِ يَهُوذَا، وَأَلْحَقَ الْعَارَ بِالْمَمْلَكَةِ وَحُكَّامِهَا، إِذْ سَوَّاهَا بِالأَرْضِ.</w:t>
       </w:r>
-      <w:r>
-        <w:rPr>
-          <w:lang w:val="ar_AE" w:bidi="ar_AE"/>
-        </w:rPr>
-      </w:r>
-      <w:r>
-        <w:rPr>
-          <w:lang w:val="ar_AE" w:bidi="ar_AE"/>
-        </w:rPr>
-      </w:r>
-    </w:p>
-    <w:p>
-      <w:pPr>
-        <w:bidi/>
-      </w:pPr>
-      <w:r>
-        <w:rPr>
-          <w:lang w:val="ar_AE" w:bidi="ar_AE"/>
-        </w:rPr>
-      </w:r>
-    </w:p>
-    <w:p>
-      <w:pPr>
-        <w:bidi/>
-      </w:pPr>
-      <w:r>
-        <w:rPr>
-          <w:lang w:val="ar_AE" w:bidi="ar_AE"/>
-        </w:rPr>
-      </w:r>
-      <w:r>
-        <w:rPr>
-          <w:vertAlign w:val="superscript"/>
+    </w:p>
+    <w:p>
+      <w:pPr>
+        <w:bidi/>
+      </w:pPr>
+      <w:r>
+        <w:rPr>
+          <w:rtl/>
+          <w:cs/>
+          <w:lang w:val="ar_AE" w:bidi="ar_AE"/>
+        </w:rPr>
+      </w:r>
+      <w:r>
+        <w:rPr>
+          <w:vertAlign w:val="superscript"/>
+          <w:rtl/>
+          <w:cs/>
           <w:lang w:val="ar_AE" w:bidi="ar_AE"/>
         </w:rPr>
         <w:t>3</w:t>
       </w:r>
       <w:r>
         <w:rPr>
+          <w:rtl/>
+          <w:cs/>
           <w:lang w:val="ar_AE" w:bidi="ar_AE"/>
         </w:rPr>
         <w:t xml:space="preserve"> بَتَرَ فِي احْتِدَامِ غَضَبِهِ كُلَّ قُوَّةِ إِسْرَائِيلَ. رَدَّ يَمِينَهُ إِلَى الْوَرَاءِ أَمَامَ الأَعْدَاءِ، وَاشْتَعَلَ مِثْلَ نَارٍ مُلْتَهِبَةٍ فِي إِسْرَائِيلَ، تَلْتَهِمُ كُلَّ مَا حَوْلَهَا.</w:t>
       </w:r>
-      <w:r>
-        <w:rPr>
-          <w:lang w:val="ar_AE" w:bidi="ar_AE"/>
-        </w:rPr>
-      </w:r>
-      <w:r>
-        <w:rPr>
-          <w:lang w:val="ar_AE" w:bidi="ar_AE"/>
-        </w:rPr>
-      </w:r>
-    </w:p>
-    <w:p>
-      <w:pPr>
-        <w:bidi/>
-      </w:pPr>
-      <w:r>
-        <w:rPr>
-          <w:lang w:val="ar_AE" w:bidi="ar_AE"/>
-        </w:rPr>
-      </w:r>
-    </w:p>
-    <w:p>
-      <w:pPr>
-        <w:bidi/>
-      </w:pPr>
-      <w:r>
-        <w:rPr>
-          <w:lang w:val="ar_AE" w:bidi="ar_AE"/>
-        </w:rPr>
-      </w:r>
-      <w:r>
-        <w:rPr>
-          <w:vertAlign w:val="superscript"/>
+    </w:p>
+    <w:p>
+      <w:pPr>
+        <w:bidi/>
+      </w:pPr>
+      <w:r>
+        <w:rPr>
+          <w:rtl/>
+          <w:cs/>
+          <w:lang w:val="ar_AE" w:bidi="ar_AE"/>
+        </w:rPr>
+      </w:r>
+      <w:r>
+        <w:rPr>
+          <w:vertAlign w:val="superscript"/>
+          <w:rtl/>
+          <w:cs/>
           <w:lang w:val="ar_AE" w:bidi="ar_AE"/>
         </w:rPr>
         <w:t>4</w:t>
       </w:r>
       <w:r>
         <w:rPr>
+          <w:rtl/>
+          <w:cs/>
           <w:lang w:val="ar_AE" w:bidi="ar_AE"/>
         </w:rPr>
         <w:t xml:space="preserve"> وَتَّرَ قَوْسَهُ كَعَدُوٍّ. نَصَبَ يَمِينَهُ كَمُبْغِضٍ. ذَبَحَ كَعَدُوٍّ كُلَّ عَزِيزٍ فِي عُيُونِنَا. وَسَكَبَ سُخْطَهُ كَنَارٍ عَلَى خَيْمَةِ ابْنَةِ صِهْيَوْنَ.</w:t>
       </w:r>
-      <w:r>
-        <w:rPr>
-          <w:lang w:val="ar_AE" w:bidi="ar_AE"/>
-        </w:rPr>
-      </w:r>
-      <w:r>
-        <w:rPr>
-          <w:lang w:val="ar_AE" w:bidi="ar_AE"/>
-        </w:rPr>
-      </w:r>
-    </w:p>
-    <w:p>
-      <w:pPr>
-        <w:bidi/>
-      </w:pPr>
-      <w:r>
-        <w:rPr>
-          <w:lang w:val="ar_AE" w:bidi="ar_AE"/>
-        </w:rPr>
-      </w:r>
-    </w:p>
-    <w:p>
-      <w:pPr>
-        <w:bidi/>
-      </w:pPr>
-      <w:r>
-        <w:rPr>
-          <w:lang w:val="ar_AE" w:bidi="ar_AE"/>
-        </w:rPr>
-      </w:r>
-      <w:r>
-        <w:rPr>
-          <w:vertAlign w:val="superscript"/>
+    </w:p>
+    <w:p>
+      <w:pPr>
+        <w:bidi/>
+      </w:pPr>
+      <w:r>
+        <w:rPr>
+          <w:rtl/>
+          <w:cs/>
+          <w:lang w:val="ar_AE" w:bidi="ar_AE"/>
+        </w:rPr>
+      </w:r>
+      <w:r>
+        <w:rPr>
+          <w:vertAlign w:val="superscript"/>
+          <w:rtl/>
+          <w:cs/>
           <w:lang w:val="ar_AE" w:bidi="ar_AE"/>
         </w:rPr>
         <w:t>5</w:t>
       </w:r>
       <w:r>
         <w:rPr>
+          <w:rtl/>
+          <w:cs/>
           <w:lang w:val="ar_AE" w:bidi="ar_AE"/>
         </w:rPr>
         <w:t xml:space="preserve"> وَأَصْبَحَ الرَّبُّ كَعَدُوٍّ، فَقَوَّضَ إِسْرَائِيلَ، وَهَدَمَ جَمِيعَ قُصُورِهَا، وَدَمَّرَ حُصُونَهَا، وَأَكْثَرَ النَّوْحَ وَالْعَويِلَ فِي ابْنَةِ صِهْيَوْنَ.</w:t>
       </w:r>
-      <w:r>
-        <w:rPr>
-          <w:lang w:val="ar_AE" w:bidi="ar_AE"/>
-        </w:rPr>
-      </w:r>
-      <w:r>
-        <w:rPr>
-          <w:lang w:val="ar_AE" w:bidi="ar_AE"/>
-        </w:rPr>
-      </w:r>
-    </w:p>
-    <w:p>
-      <w:pPr>
-        <w:bidi/>
-      </w:pPr>
-      <w:r>
-        <w:rPr>
-          <w:lang w:val="ar_AE" w:bidi="ar_AE"/>
-        </w:rPr>
-      </w:r>
-    </w:p>
-    <w:p>
-      <w:pPr>
-        <w:bidi/>
-      </w:pPr>
-      <w:r>
-        <w:rPr>
-          <w:lang w:val="ar_AE" w:bidi="ar_AE"/>
-        </w:rPr>
-      </w:r>
-      <w:r>
-        <w:rPr>
-          <w:vertAlign w:val="superscript"/>
+    </w:p>
+    <w:p>
+      <w:pPr>
+        <w:bidi/>
+      </w:pPr>
+      <w:r>
+        <w:rPr>
+          <w:rtl/>
+          <w:cs/>
+          <w:lang w:val="ar_AE" w:bidi="ar_AE"/>
+        </w:rPr>
+      </w:r>
+      <w:r>
+        <w:rPr>
+          <w:vertAlign w:val="superscript"/>
+          <w:rtl/>
+          <w:cs/>
           <w:lang w:val="ar_AE" w:bidi="ar_AE"/>
         </w:rPr>
         <w:t>6</w:t>
       </w:r>
       <w:r>
         <w:rPr>
+          <w:rtl/>
+          <w:cs/>
           <w:lang w:val="ar_AE" w:bidi="ar_AE"/>
         </w:rPr>
         <w:t xml:space="preserve"> نَقَضَ مَظَلَّتَهُ كَمَا يُنْقَضُ كُوخٌ مِنَ الأَغْصَانِ فِي حَدِيقَةٍ، وَرَدَمَ مَقَرَّ مُجْتَمَعِهِ. جَعَلَ الرَّبُّ صِهْيَوْنَ تَنْسَى مَوَاسِمَ أَعْيَادِهَا وَسُبُوتَهَا. وَنَبَذَ بِاحْتِدَامِ سُخْطِهِ الْمَلِكَ وَالْكَاهِنَ.</w:t>
       </w:r>
-      <w:r>
-        <w:rPr>
-          <w:lang w:val="ar_AE" w:bidi="ar_AE"/>
-        </w:rPr>
-      </w:r>
-      <w:r>
-        <w:rPr>
-          <w:lang w:val="ar_AE" w:bidi="ar_AE"/>
-        </w:rPr>
-      </w:r>
-    </w:p>
-    <w:p>
-      <w:pPr>
-        <w:bidi/>
-      </w:pPr>
-      <w:r>
-        <w:rPr>
-          <w:lang w:val="ar_AE" w:bidi="ar_AE"/>
-        </w:rPr>
-      </w:r>
-    </w:p>
-    <w:p>
-      <w:pPr>
-        <w:bidi/>
-      </w:pPr>
-      <w:r>
-        <w:rPr>
-          <w:lang w:val="ar_AE" w:bidi="ar_AE"/>
-        </w:rPr>
-      </w:r>
-      <w:r>
-        <w:rPr>
-          <w:vertAlign w:val="superscript"/>
+    </w:p>
+    <w:p>
+      <w:pPr>
+        <w:bidi/>
+      </w:pPr>
+      <w:r>
+        <w:rPr>
+          <w:rtl/>
+          <w:cs/>
+          <w:lang w:val="ar_AE" w:bidi="ar_AE"/>
+        </w:rPr>
+      </w:r>
+      <w:r>
+        <w:rPr>
+          <w:vertAlign w:val="superscript"/>
+          <w:rtl/>
+          <w:cs/>
           <w:lang w:val="ar_AE" w:bidi="ar_AE"/>
         </w:rPr>
         <w:t>7</w:t>
       </w:r>
       <w:r>
         <w:rPr>
+          <w:rtl/>
+          <w:cs/>
           <w:lang w:val="ar_AE" w:bidi="ar_AE"/>
         </w:rPr>
         <w:t xml:space="preserve"> كَرِهَ الرَّبُّ مَذْبَحَهُ، وَتَبَرَّأَ مِنْ مَقْدِسِهِ، وَسَلَّمَ أَسْوَارَ قُصُورِهَا إِلَى يَدِ الأَعْدَاءِ الَّذِينَ عَلا هُتَافُهُمْ فِي بَيْتِ الرَّبِّ كَمَا كَانَ يَعْلُو هُتَافُنَا فِي الأَعْيَادِ.</w:t>
       </w:r>
-      <w:r>
-        <w:rPr>
-          <w:lang w:val="ar_AE" w:bidi="ar_AE"/>
-        </w:rPr>
-      </w:r>
-      <w:r>
-        <w:rPr>
-          <w:lang w:val="ar_AE" w:bidi="ar_AE"/>
-        </w:rPr>
-      </w:r>
-    </w:p>
-    <w:p>
-      <w:pPr>
-        <w:bidi/>
-      </w:pPr>
-      <w:r>
-        <w:rPr>
-          <w:lang w:val="ar_AE" w:bidi="ar_AE"/>
-        </w:rPr>
-      </w:r>
-    </w:p>
-    <w:p>
-      <w:pPr>
-        <w:bidi/>
-      </w:pPr>
-      <w:r>
-        <w:rPr>
-          <w:lang w:val="ar_AE" w:bidi="ar_AE"/>
-        </w:rPr>
-      </w:r>
-      <w:r>
-        <w:rPr>
-          <w:vertAlign w:val="superscript"/>
+    </w:p>
+    <w:p>
+      <w:pPr>
+        <w:bidi/>
+      </w:pPr>
+      <w:r>
+        <w:rPr>
+          <w:rtl/>
+          <w:cs/>
+          <w:lang w:val="ar_AE" w:bidi="ar_AE"/>
+        </w:rPr>
+      </w:r>
+      <w:r>
+        <w:rPr>
+          <w:vertAlign w:val="superscript"/>
+          <w:rtl/>
+          <w:cs/>
           <w:lang w:val="ar_AE" w:bidi="ar_AE"/>
         </w:rPr>
         <w:t>8</w:t>
       </w:r>
       <w:r>
         <w:rPr>
+          <w:rtl/>
+          <w:cs/>
           <w:lang w:val="ar_AE" w:bidi="ar_AE"/>
         </w:rPr>
         <w:t xml:space="preserve"> عَزَمَ الرَّبُّ أَنْ يُقَوِّضَ سُورَ ابْنَةِ صِهْيَوْنَ. مَدَّ خَيْطَ الْقِيَاسِ وَلَمْ يَرُدَّ يَدَهُ عَنْ سَحْقِهَا، فَاسْتَبْكَى الْمِتْرَسَةَ وَالسُّورَ فَسَقَطَا مَعاً.</w:t>
       </w:r>
-      <w:r>
-        <w:rPr>
-          <w:lang w:val="ar_AE" w:bidi="ar_AE"/>
-        </w:rPr>
-      </w:r>
-      <w:r>
-        <w:rPr>
-          <w:lang w:val="ar_AE" w:bidi="ar_AE"/>
-        </w:rPr>
-      </w:r>
-    </w:p>
-    <w:p>
-      <w:pPr>
-        <w:bidi/>
-      </w:pPr>
-      <w:r>
-        <w:rPr>
-          <w:lang w:val="ar_AE" w:bidi="ar_AE"/>
-        </w:rPr>
-      </w:r>
-    </w:p>
-    <w:p>
-      <w:pPr>
-        <w:bidi/>
-      </w:pPr>
-      <w:r>
-        <w:rPr>
-          <w:lang w:val="ar_AE" w:bidi="ar_AE"/>
-        </w:rPr>
-      </w:r>
-      <w:r>
-        <w:rPr>
-          <w:vertAlign w:val="superscript"/>
+    </w:p>
+    <w:p>
+      <w:pPr>
+        <w:bidi/>
+      </w:pPr>
+      <w:r>
+        <w:rPr>
+          <w:rtl/>
+          <w:cs/>
+          <w:lang w:val="ar_AE" w:bidi="ar_AE"/>
+        </w:rPr>
+      </w:r>
+      <w:r>
+        <w:rPr>
+          <w:vertAlign w:val="superscript"/>
+          <w:rtl/>
+          <w:cs/>
           <w:lang w:val="ar_AE" w:bidi="ar_AE"/>
         </w:rPr>
         <w:t>9</w:t>
       </w:r>
       <w:r>
         <w:rPr>
+          <w:rtl/>
+          <w:cs/>
           <w:lang w:val="ar_AE" w:bidi="ar_AE"/>
         </w:rPr>
         <w:t xml:space="preserve"> غَاصَتْ فِي الأَرْضِ بَوَّابَاتُهَا، دَمَّرَ وَحَطَّمَ مَزَالِيجَهَا. نَفَى مَلِكَهَا وَرُؤَسَاءَهَا بَيْنَ الأُمَمِ. زَالَتِ الشَّرِيعَةُ، وَلَمْ يَعُدْ أَنْبِيَاؤُهَا يَحْصُلُونَ عَلَى رُؤْيَا مِنْ عِنْدِ الرَّبِّ.</w:t>
       </w:r>
-      <w:r>
-        <w:rPr>
-          <w:lang w:val="ar_AE" w:bidi="ar_AE"/>
-        </w:rPr>
-      </w:r>
-      <w:r>
-        <w:rPr>
-          <w:lang w:val="ar_AE" w:bidi="ar_AE"/>
-        </w:rPr>
-      </w:r>
-    </w:p>
-    <w:p>
-      <w:pPr>
-        <w:bidi/>
-      </w:pPr>
-      <w:r>
-        <w:rPr>
-          <w:lang w:val="ar_AE" w:bidi="ar_AE"/>
-        </w:rPr>
-      </w:r>
-    </w:p>
-    <w:p>
-      <w:pPr>
-        <w:bidi/>
-      </w:pPr>
-      <w:r>
-        <w:rPr>
-          <w:lang w:val="ar_AE" w:bidi="ar_AE"/>
-        </w:rPr>
-      </w:r>
-      <w:r>
-        <w:rPr>
-          <w:vertAlign w:val="superscript"/>
+    </w:p>
+    <w:p>
+      <w:pPr>
+        <w:bidi/>
+      </w:pPr>
+      <w:r>
+        <w:rPr>
+          <w:rtl/>
+          <w:cs/>
+          <w:lang w:val="ar_AE" w:bidi="ar_AE"/>
+        </w:rPr>
+      </w:r>
+      <w:r>
+        <w:rPr>
+          <w:vertAlign w:val="superscript"/>
+          <w:rtl/>
+          <w:cs/>
           <w:lang w:val="ar_AE" w:bidi="ar_AE"/>
         </w:rPr>
         <w:t>10</w:t>
       </w:r>
       <w:r>
         <w:rPr>
+          <w:rtl/>
+          <w:cs/>
           <w:lang w:val="ar_AE" w:bidi="ar_AE"/>
         </w:rPr>
         <w:t xml:space="preserve"> يَجْلِسُ شُيُوخُ ابْنَةِ صِهْيَوْنَ عَلَى الأَرْضِ صَامِتِينَ. عَفَّرُوا بِالرَّمَادِ رُؤُوسَهُمْ، وَارْتَدَوْا الْمُسُوحَ، وَطَأْطَأَتْ عَذَارَى أُورُشَلِيمَ رُؤُوسَهُنَّ إِلَى الأَرْضِ.</w:t>
       </w:r>
-      <w:r>
-        <w:rPr>
-          <w:lang w:val="ar_AE" w:bidi="ar_AE"/>
-        </w:rPr>
-      </w:r>
-      <w:r>
-        <w:rPr>
-          <w:lang w:val="ar_AE" w:bidi="ar_AE"/>
-        </w:rPr>
-      </w:r>
-    </w:p>
-    <w:p>
-      <w:pPr>
-        <w:bidi/>
-      </w:pPr>
-      <w:r>
-        <w:rPr>
-          <w:lang w:val="ar_AE" w:bidi="ar_AE"/>
-        </w:rPr>
-      </w:r>
-    </w:p>
-    <w:p>
-      <w:pPr>
-        <w:bidi/>
-      </w:pPr>
-      <w:r>
-        <w:rPr>
-          <w:lang w:val="ar_AE" w:bidi="ar_AE"/>
-        </w:rPr>
-      </w:r>
-      <w:r>
-        <w:rPr>
-          <w:vertAlign w:val="superscript"/>
+    </w:p>
+    <w:p>
+      <w:pPr>
+        <w:bidi/>
+      </w:pPr>
+      <w:r>
+        <w:rPr>
+          <w:rtl/>
+          <w:cs/>
+          <w:lang w:val="ar_AE" w:bidi="ar_AE"/>
+        </w:rPr>
+      </w:r>
+      <w:r>
+        <w:rPr>
+          <w:vertAlign w:val="superscript"/>
+          <w:rtl/>
+          <w:cs/>
           <w:lang w:val="ar_AE" w:bidi="ar_AE"/>
         </w:rPr>
         <w:t>11</w:t>
       </w:r>
       <w:r>
         <w:rPr>
+          <w:rtl/>
+          <w:cs/>
           <w:lang w:val="ar_AE" w:bidi="ar_AE"/>
         </w:rPr>
         <w:t xml:space="preserve"> كَلَّتْ عَيْنَايَ مِنَ الْبُكَاءِ، جَاشَتْ أَحْشَائِي وَأُرِيقَتْ كَبِدِي عَلَى الأَرْضِ حُزْناً لِدَمَارِ ابْنَةِ شَعْبِي، لأَنَّ الأَطْفَالَ وَالرُّضَّعَ غُشِيَ عَلَيْهِمْ فِي شَوَارِعِ الْمَدِينَةِ.</w:t>
       </w:r>
-      <w:r>
-        <w:rPr>
-          <w:lang w:val="ar_AE" w:bidi="ar_AE"/>
-        </w:rPr>
-      </w:r>
-      <w:r>
-        <w:rPr>
-          <w:lang w:val="ar_AE" w:bidi="ar_AE"/>
-        </w:rPr>
-      </w:r>
-    </w:p>
-    <w:p>
-      <w:pPr>
-        <w:bidi/>
-      </w:pPr>
-      <w:r>
-        <w:rPr>
-          <w:lang w:val="ar_AE" w:bidi="ar_AE"/>
-        </w:rPr>
-      </w:r>
-    </w:p>
-    <w:p>
-      <w:pPr>
-        <w:bidi/>
-      </w:pPr>
-      <w:r>
-        <w:rPr>
-          <w:lang w:val="ar_AE" w:bidi="ar_AE"/>
-        </w:rPr>
-      </w:r>
-      <w:r>
-        <w:rPr>
-          <w:vertAlign w:val="superscript"/>
+    </w:p>
+    <w:p>
+      <w:pPr>
+        <w:bidi/>
+      </w:pPr>
+      <w:r>
+        <w:rPr>
+          <w:rtl/>
+          <w:cs/>
+          <w:lang w:val="ar_AE" w:bidi="ar_AE"/>
+        </w:rPr>
+      </w:r>
+      <w:r>
+        <w:rPr>
+          <w:vertAlign w:val="superscript"/>
+          <w:rtl/>
+          <w:cs/>
           <w:lang w:val="ar_AE" w:bidi="ar_AE"/>
         </w:rPr>
         <w:t>12</w:t>
       </w:r>
       <w:r>
         <w:rPr>
+          <w:rtl/>
+          <w:cs/>
           <w:lang w:val="ar_AE" w:bidi="ar_AE"/>
         </w:rPr>
         <w:t xml:space="preserve"> يَقُولُونَ لأُمَّهَاتِهِمْ بَاكِينَ: «أَيْنَ الْخُبْزُ وَالْخَمْرُ؟» ثُمَّ يُغْشَى عَلَيْهِمْ كَالْجَرْحَى فِي شَوَارِعِ الْمَدِينَةِ، حِينَ تُهْرَقُ حَيَاتُهُمْ فِي أَحْضَانِ أُمَّهَاتِهِمْ.</w:t>
       </w:r>
-      <w:r>
-        <w:rPr>
-          <w:lang w:val="ar_AE" w:bidi="ar_AE"/>
-        </w:rPr>
-      </w:r>
-      <w:r>
-        <w:rPr>
-          <w:lang w:val="ar_AE" w:bidi="ar_AE"/>
-        </w:rPr>
-      </w:r>
-    </w:p>
-    <w:p>
-      <w:pPr>
-        <w:bidi/>
-      </w:pPr>
-      <w:r>
-        <w:rPr>
-          <w:lang w:val="ar_AE" w:bidi="ar_AE"/>
-        </w:rPr>
-      </w:r>
-    </w:p>
-    <w:p>
-      <w:pPr>
-        <w:bidi/>
-      </w:pPr>
-      <w:r>
-        <w:rPr>
-          <w:lang w:val="ar_AE" w:bidi="ar_AE"/>
-        </w:rPr>
-      </w:r>
-      <w:r>
-        <w:rPr>
-          <w:vertAlign w:val="superscript"/>
+    </w:p>
+    <w:p>
+      <w:pPr>
+        <w:bidi/>
+      </w:pPr>
+      <w:r>
+        <w:rPr>
+          <w:rtl/>
+          <w:cs/>
+          <w:lang w:val="ar_AE" w:bidi="ar_AE"/>
+        </w:rPr>
+      </w:r>
+      <w:r>
+        <w:rPr>
+          <w:vertAlign w:val="superscript"/>
+          <w:rtl/>
+          <w:cs/>
           <w:lang w:val="ar_AE" w:bidi="ar_AE"/>
         </w:rPr>
         <w:t>13</w:t>
       </w:r>
       <w:r>
         <w:rPr>
+          <w:rtl/>
+          <w:cs/>
           <w:lang w:val="ar_AE" w:bidi="ar_AE"/>
         </w:rPr>
         <w:t xml:space="preserve"> بِمَاذَا أُنْذِرُكِ وَبِأَيِّ شَيْءٍ أُشَبِّهُكِ يَا ابْنَةَ أُورُشَلِيمَ؟ بِمَاذَا أُقَارِنُكِ فَأُعَزِّيَكِ أَيَّتُهَا الْعَذْرَاءُ ابْنَةُ صِهْيَوْنَ؟ إِنَّ خَرَابَكِ عَظِيمٌ كَالْبَحْرِ، فَمَنْ ذَا يُبْرِئُكِ؟</w:t>
       </w:r>
-      <w:r>
-        <w:rPr>
-          <w:lang w:val="ar_AE" w:bidi="ar_AE"/>
-        </w:rPr>
-      </w:r>
-      <w:r>
-        <w:rPr>
-          <w:lang w:val="ar_AE" w:bidi="ar_AE"/>
-        </w:rPr>
-      </w:r>
-    </w:p>
-    <w:p>
-      <w:pPr>
-        <w:bidi/>
-      </w:pPr>
-      <w:r>
-        <w:rPr>
-          <w:lang w:val="ar_AE" w:bidi="ar_AE"/>
-        </w:rPr>
-      </w:r>
-    </w:p>
-    <w:p>
-      <w:pPr>
-        <w:bidi/>
-      </w:pPr>
-      <w:r>
-        <w:rPr>
-          <w:lang w:val="ar_AE" w:bidi="ar_AE"/>
-        </w:rPr>
-      </w:r>
-      <w:r>
-        <w:rPr>
-          <w:vertAlign w:val="superscript"/>
+    </w:p>
+    <w:p>
+      <w:pPr>
+        <w:bidi/>
+      </w:pPr>
+      <w:r>
+        <w:rPr>
+          <w:rtl/>
+          <w:cs/>
+          <w:lang w:val="ar_AE" w:bidi="ar_AE"/>
+        </w:rPr>
+      </w:r>
+      <w:r>
+        <w:rPr>
+          <w:vertAlign w:val="superscript"/>
+          <w:rtl/>
+          <w:cs/>
           <w:lang w:val="ar_AE" w:bidi="ar_AE"/>
         </w:rPr>
         <w:t>14</w:t>
       </w:r>
       <w:r>
         <w:rPr>
+          <w:rtl/>
+          <w:cs/>
           <w:lang w:val="ar_AE" w:bidi="ar_AE"/>
         </w:rPr>
         <w:t xml:space="preserve"> رَأَى لَكِ أَنْبِيَاؤُكِ رُؤىً بَاطِلَةً خَادِعَةً. لَمْ يَفْضَحُوا إِثْمَكِ لِيَرُدُّوا سَبْيَكِ. إِنَّمَا رَأَوْا لَكِ وَحْياً كَاذِباً مُضِلاً.</w:t>
       </w:r>
-      <w:r>
-        <w:rPr>
-          <w:lang w:val="ar_AE" w:bidi="ar_AE"/>
-        </w:rPr>
-      </w:r>
-      <w:r>
-        <w:rPr>
-          <w:lang w:val="ar_AE" w:bidi="ar_AE"/>
-        </w:rPr>
-      </w:r>
-    </w:p>
-    <w:p>
-      <w:pPr>
-        <w:bidi/>
-      </w:pPr>
-      <w:r>
-        <w:rPr>
-          <w:lang w:val="ar_AE" w:bidi="ar_AE"/>
-        </w:rPr>
-      </w:r>
-    </w:p>
-    <w:p>
-      <w:pPr>
-        <w:bidi/>
-      </w:pPr>
-      <w:r>
-        <w:rPr>
-          <w:lang w:val="ar_AE" w:bidi="ar_AE"/>
-        </w:rPr>
-      </w:r>
-      <w:r>
-        <w:rPr>
-          <w:vertAlign w:val="superscript"/>
+    </w:p>
+    <w:p>
+      <w:pPr>
+        <w:bidi/>
+      </w:pPr>
+      <w:r>
+        <w:rPr>
+          <w:rtl/>
+          <w:cs/>
+          <w:lang w:val="ar_AE" w:bidi="ar_AE"/>
+        </w:rPr>
+      </w:r>
+      <w:r>
+        <w:rPr>
+          <w:vertAlign w:val="superscript"/>
+          <w:rtl/>
+          <w:cs/>
           <w:lang w:val="ar_AE" w:bidi="ar_AE"/>
         </w:rPr>
         <w:t>15</w:t>
       </w:r>
       <w:r>
         <w:rPr>
+          <w:rtl/>
+          <w:cs/>
           <w:lang w:val="ar_AE" w:bidi="ar_AE"/>
         </w:rPr>
         <w:t xml:space="preserve"> كُلُّ عَابِرِي السَّبِيلِ صَفَّقُوا عَلَيْكِ بِالأَيَادِي فَرَحاً. صَفَرُوا وَهَزُّوا رُؤُوسَهُمْ عَلَى ابْنَةِ أُورُشَلِيمَ وَتَسَاءَلُوا: أَهَذِهِ هِيَ الْمَدِينَةُ الَّتِي تُدْعَى كَامِلَةَ الْجَمَالِ وَبَهْجَةَ الأَرْضِ بِأَسْرِهَا؟</w:t>
       </w:r>
-      <w:r>
-        <w:rPr>
-          <w:lang w:val="ar_AE" w:bidi="ar_AE"/>
-        </w:rPr>
-      </w:r>
-      <w:r>
-        <w:rPr>
-          <w:lang w:val="ar_AE" w:bidi="ar_AE"/>
-        </w:rPr>
-      </w:r>
-    </w:p>
-    <w:p>
-      <w:pPr>
-        <w:bidi/>
-      </w:pPr>
-      <w:r>
-        <w:rPr>
-          <w:lang w:val="ar_AE" w:bidi="ar_AE"/>
-        </w:rPr>
-      </w:r>
-    </w:p>
-    <w:p>
-      <w:pPr>
-        <w:bidi/>
-      </w:pPr>
-      <w:r>
-        <w:rPr>
-          <w:lang w:val="ar_AE" w:bidi="ar_AE"/>
-        </w:rPr>
-      </w:r>
-      <w:r>
-        <w:rPr>
-          <w:vertAlign w:val="superscript"/>
+    </w:p>
+    <w:p>
+      <w:pPr>
+        <w:bidi/>
+      </w:pPr>
+      <w:r>
+        <w:rPr>
+          <w:rtl/>
+          <w:cs/>
+          <w:lang w:val="ar_AE" w:bidi="ar_AE"/>
+        </w:rPr>
+      </w:r>
+      <w:r>
+        <w:rPr>
+          <w:vertAlign w:val="superscript"/>
+          <w:rtl/>
+          <w:cs/>
           <w:lang w:val="ar_AE" w:bidi="ar_AE"/>
         </w:rPr>
         <w:t>16</w:t>
       </w:r>
       <w:r>
         <w:rPr>
+          <w:rtl/>
+          <w:cs/>
           <w:lang w:val="ar_AE" w:bidi="ar_AE"/>
         </w:rPr>
         <w:t xml:space="preserve"> قَدْ فَتَحَ جَمِيعُ أَعْدَائِكِ أَفْوَاهَهُمْ. يُصَفِّرُونَ وَيُحَرِّقُونَ الأَسْنَانَ. يَهْتِفُونَ: قَدِ ابْتَلَعْنَاهَا. هَذَا هُوَ الْيَوْمُ الَّذِي طَالَ انْتِظَارُنَا لَهُ. قَدْ عِشْنَا وَشَهِدْنَاهُ!</w:t>
       </w:r>
-      <w:r>
-        <w:rPr>
-          <w:lang w:val="ar_AE" w:bidi="ar_AE"/>
-        </w:rPr>
-      </w:r>
-      <w:r>
-        <w:rPr>
-          <w:lang w:val="ar_AE" w:bidi="ar_AE"/>
-        </w:rPr>
-      </w:r>
-    </w:p>
-    <w:p>
-      <w:pPr>
-        <w:bidi/>
-      </w:pPr>
-      <w:r>
-        <w:rPr>
-          <w:lang w:val="ar_AE" w:bidi="ar_AE"/>
-        </w:rPr>
-      </w:r>
-    </w:p>
-    <w:p>
-      <w:pPr>
-        <w:bidi/>
-      </w:pPr>
-      <w:r>
-        <w:rPr>
-          <w:lang w:val="ar_AE" w:bidi="ar_AE"/>
-        </w:rPr>
-      </w:r>
-      <w:r>
-        <w:rPr>
-          <w:vertAlign w:val="superscript"/>
+    </w:p>
+    <w:p>
+      <w:pPr>
+        <w:bidi/>
+      </w:pPr>
+      <w:r>
+        <w:rPr>
+          <w:rtl/>
+          <w:cs/>
+          <w:lang w:val="ar_AE" w:bidi="ar_AE"/>
+        </w:rPr>
+      </w:r>
+      <w:r>
+        <w:rPr>
+          <w:vertAlign w:val="superscript"/>
+          <w:rtl/>
+          <w:cs/>
           <w:lang w:val="ar_AE" w:bidi="ar_AE"/>
         </w:rPr>
         <w:t>17</w:t>
       </w:r>
       <w:r>
         <w:rPr>
+          <w:rtl/>
+          <w:cs/>
           <w:lang w:val="ar_AE" w:bidi="ar_AE"/>
         </w:rPr>
         <w:t xml:space="preserve"> نَفَّذَ الرَّبُّ قَضَاءَهُ، وَحَقَّقَ وَعِيدَهُ الَّذِي حَكَمَ بِهِ مُنْذُ الْحِقَبِ السَّالِفَةِ. هَدَمَ وَلَمْ يَرْأَفْ، فَأَشْمَتَ بِكِ الْخَصْمَ، وَعَظَّمَ قُوَّةَ عَدُوِّكِ.</w:t>
       </w:r>
-      <w:r>
-        <w:rPr>
-          <w:lang w:val="ar_AE" w:bidi="ar_AE"/>
-        </w:rPr>
-      </w:r>
-      <w:r>
-        <w:rPr>
-          <w:lang w:val="ar_AE" w:bidi="ar_AE"/>
-        </w:rPr>
-      </w:r>
-    </w:p>
-    <w:p>
-      <w:pPr>
-        <w:bidi/>
-      </w:pPr>
-      <w:r>
-        <w:rPr>
-          <w:lang w:val="ar_AE" w:bidi="ar_AE"/>
-        </w:rPr>
-      </w:r>
-    </w:p>
-    <w:p>
-      <w:pPr>
-        <w:bidi/>
-      </w:pPr>
-      <w:r>
-        <w:rPr>
-          <w:lang w:val="ar_AE" w:bidi="ar_AE"/>
-        </w:rPr>
-      </w:r>
-      <w:r>
-        <w:rPr>
-          <w:vertAlign w:val="superscript"/>
+    </w:p>
+    <w:p>
+      <w:pPr>
+        <w:bidi/>
+      </w:pPr>
+      <w:r>
+        <w:rPr>
+          <w:rtl/>
+          <w:cs/>
+          <w:lang w:val="ar_AE" w:bidi="ar_AE"/>
+        </w:rPr>
+      </w:r>
+      <w:r>
+        <w:rPr>
+          <w:vertAlign w:val="superscript"/>
+          <w:rtl/>
+          <w:cs/>
           <w:lang w:val="ar_AE" w:bidi="ar_AE"/>
         </w:rPr>
         <w:t>18</w:t>
       </w:r>
       <w:r>
         <w:rPr>
+          <w:rtl/>
+          <w:cs/>
           <w:lang w:val="ar_AE" w:bidi="ar_AE"/>
         </w:rPr>
         <w:t xml:space="preserve"> اسْتَغَاثَتْ قُلُوبُهُمْ بِالرَّبِّ. لِتَجْرِ الدُّمُوعُ، يَا أَسْوَارَ ابْنَةِ صِهْيَوْنَ، كَالنَّهْرِ لَيْلاً وَنَهَاراً. لَا تَسْتَكِينِي وَلا تَكُفَّ عَيْنَاكِ عَنِ الْبُكَاءِ.</w:t>
       </w:r>
-      <w:r>
-        <w:rPr>
-          <w:lang w:val="ar_AE" w:bidi="ar_AE"/>
-        </w:rPr>
-      </w:r>
-      <w:r>
-        <w:rPr>
-          <w:lang w:val="ar_AE" w:bidi="ar_AE"/>
-        </w:rPr>
-      </w:r>
-    </w:p>
-    <w:p>
-      <w:pPr>
-        <w:bidi/>
-      </w:pPr>
-      <w:r>
-        <w:rPr>
-          <w:lang w:val="ar_AE" w:bidi="ar_AE"/>
-        </w:rPr>
-      </w:r>
-    </w:p>
-    <w:p>
-      <w:pPr>
-        <w:bidi/>
-      </w:pPr>
-      <w:r>
-        <w:rPr>
-          <w:lang w:val="ar_AE" w:bidi="ar_AE"/>
-        </w:rPr>
-      </w:r>
-      <w:r>
-        <w:rPr>
-          <w:vertAlign w:val="superscript"/>
+    </w:p>
+    <w:p>
+      <w:pPr>
+        <w:bidi/>
+      </w:pPr>
+      <w:r>
+        <w:rPr>
+          <w:rtl/>
+          <w:cs/>
+          <w:lang w:val="ar_AE" w:bidi="ar_AE"/>
+        </w:rPr>
+      </w:r>
+      <w:r>
+        <w:rPr>
+          <w:vertAlign w:val="superscript"/>
+          <w:rtl/>
+          <w:cs/>
           <w:lang w:val="ar_AE" w:bidi="ar_AE"/>
         </w:rPr>
         <w:t>19</w:t>
       </w:r>
       <w:r>
         <w:rPr>
+          <w:rtl/>
+          <w:cs/>
           <w:lang w:val="ar_AE" w:bidi="ar_AE"/>
         </w:rPr>
         <w:t xml:space="preserve"> قُومِي وَانْتَحِبِي فِي الرُّبْعِ الأَوَّلِ مِنَ اللَّيْلِ. اسْكُبِي كَالْمَاءِ قَلْبَكِ فِي مَحْضَرِ الرَّبِّ. ارْفَعِي إِلَيْهِ يَدَيْكِ مِنْ أَجْلِ نُفُوسِ أَطْفَالِكِ الْمَغْشِيِّ عَلَيْهِمْ مِنَ الْجُوعِ عِنْدَ نَاصِيَةِ كُلِّ شَارِعٍ.</w:t>
       </w:r>
-      <w:r>
-        <w:rPr>
-          <w:lang w:val="ar_AE" w:bidi="ar_AE"/>
-        </w:rPr>
-      </w:r>
-      <w:r>
-        <w:rPr>
-          <w:lang w:val="ar_AE" w:bidi="ar_AE"/>
-        </w:rPr>
-      </w:r>
-    </w:p>
-    <w:p>
-      <w:pPr>
-        <w:bidi/>
-      </w:pPr>
-      <w:r>
-        <w:rPr>
-          <w:lang w:val="ar_AE" w:bidi="ar_AE"/>
-        </w:rPr>
-      </w:r>
-    </w:p>
-    <w:p>
-      <w:pPr>
-        <w:bidi/>
-      </w:pPr>
-      <w:r>
-        <w:rPr>
-          <w:lang w:val="ar_AE" w:bidi="ar_AE"/>
-        </w:rPr>
-      </w:r>
-      <w:r>
-        <w:rPr>
-          <w:vertAlign w:val="superscript"/>
+    </w:p>
+    <w:p>
+      <w:pPr>
+        <w:bidi/>
+      </w:pPr>
+      <w:r>
+        <w:rPr>
+          <w:rtl/>
+          <w:cs/>
+          <w:lang w:val="ar_AE" w:bidi="ar_AE"/>
+        </w:rPr>
+      </w:r>
+      <w:r>
+        <w:rPr>
+          <w:vertAlign w:val="superscript"/>
+          <w:rtl/>
+          <w:cs/>
           <w:lang w:val="ar_AE" w:bidi="ar_AE"/>
         </w:rPr>
         <w:t>20</w:t>
       </w:r>
       <w:r>
         <w:rPr>
+          <w:rtl/>
+          <w:cs/>
           <w:lang w:val="ar_AE" w:bidi="ar_AE"/>
         </w:rPr>
         <w:t xml:space="preserve"> انْظُرْ يَا رَبُّ وَتَأَمَّلْ! بِمَنْ صَنَعْتَ هَذَا؟ أَعَلَى النِّسَاءِ أَنْ يَأْكُلْنَ ثَمَرَةَ بُطُونِهِنَّ، وَأَطْفَالَ حَضَانَتِهِنَّ؟ أَيَتَحَتَّمُ عَلَى الْكَاهِنِ وَالنَّبِيِّ أَنْ يُقْتَلا فِي مَقْدِسِ الرَّبِّ؟</w:t>
       </w:r>
-      <w:r>
-        <w:rPr>
-          <w:lang w:val="ar_AE" w:bidi="ar_AE"/>
-        </w:rPr>
-      </w:r>
-      <w:r>
-        <w:rPr>
-          <w:lang w:val="ar_AE" w:bidi="ar_AE"/>
-        </w:rPr>
-      </w:r>
-    </w:p>
-    <w:p>
-      <w:pPr>
-        <w:bidi/>
-      </w:pPr>
-      <w:r>
-        <w:rPr>
-          <w:lang w:val="ar_AE" w:bidi="ar_AE"/>
-        </w:rPr>
-      </w:r>
-    </w:p>
-    <w:p>
-      <w:pPr>
-        <w:bidi/>
-      </w:pPr>
-      <w:r>
-        <w:rPr>
-          <w:lang w:val="ar_AE" w:bidi="ar_AE"/>
-        </w:rPr>
-      </w:r>
-      <w:r>
-        <w:rPr>
-          <w:vertAlign w:val="superscript"/>
+    </w:p>
+    <w:p>
+      <w:pPr>
+        <w:bidi/>
+      </w:pPr>
+      <w:r>
+        <w:rPr>
+          <w:rtl/>
+          <w:cs/>
+          <w:lang w:val="ar_AE" w:bidi="ar_AE"/>
+        </w:rPr>
+      </w:r>
+      <w:r>
+        <w:rPr>
+          <w:vertAlign w:val="superscript"/>
+          <w:rtl/>
+          <w:cs/>
           <w:lang w:val="ar_AE" w:bidi="ar_AE"/>
         </w:rPr>
         <w:t>21</w:t>
       </w:r>
       <w:r>
         <w:rPr>
+          <w:rtl/>
+          <w:cs/>
           <w:lang w:val="ar_AE" w:bidi="ar_AE"/>
         </w:rPr>
         <w:t xml:space="preserve"> قَدِ انْطَرَحَ الصَّبِيُّ وَالشُّيُوخُ فِي غُبَارِ الطُّرُقَاتِ. سَقَطَ عَذَارَايَ وَشُبَّانِي بِالسَّيْفِ. قَدْ قَتَلْتَهُمْ فِي يَوْمِ غَضَبِكَ، وَنَحَرْتَهُمْ مِنْ غَيْرِ رَحْمَةٍ.</w:t>
       </w:r>
-      <w:r>
-        <w:rPr>
-          <w:lang w:val="ar_AE" w:bidi="ar_AE"/>
-        </w:rPr>
-      </w:r>
-      <w:r>
-        <w:rPr>
-          <w:lang w:val="ar_AE" w:bidi="ar_AE"/>
-        </w:rPr>
-      </w:r>
-    </w:p>
-    <w:p>
-      <w:pPr>
-        <w:bidi/>
-      </w:pPr>
-      <w:r>
-        <w:rPr>
-          <w:lang w:val="ar_AE" w:bidi="ar_AE"/>
-        </w:rPr>
-      </w:r>
-    </w:p>
-    <w:p>
-      <w:pPr>
-        <w:bidi/>
-      </w:pPr>
-      <w:r>
-        <w:rPr>
-          <w:lang w:val="ar_AE" w:bidi="ar_AE"/>
-        </w:rPr>
-      </w:r>
-      <w:r>
-        <w:rPr>
-          <w:vertAlign w:val="superscript"/>
+    </w:p>
+    <w:p>
+      <w:pPr>
+        <w:bidi/>
+      </w:pPr>
+      <w:r>
+        <w:rPr>
+          <w:rtl/>
+          <w:cs/>
+          <w:lang w:val="ar_AE" w:bidi="ar_AE"/>
+        </w:rPr>
+      </w:r>
+      <w:r>
+        <w:rPr>
+          <w:vertAlign w:val="superscript"/>
+          <w:rtl/>
+          <w:cs/>
           <w:lang w:val="ar_AE" w:bidi="ar_AE"/>
         </w:rPr>
         <w:t>22</w:t>
       </w:r>
       <w:r>
         <w:rPr>
+          <w:rtl/>
+          <w:cs/>
           <w:lang w:val="ar_AE" w:bidi="ar_AE"/>
         </w:rPr>
         <w:t xml:space="preserve"> أَنْتَ دَعَوْتَ، كَمَا فِي يَوْمِ عِيدٍ، مُرَوِّعِيَّ الْمُحِيطِينَ بِي. فَلَمْ يُفْلِتْ وَلَمْ يَنْجُ أَحَدٌ فِي يَوْمِ سُخْطِكَ يَا رَبُّ. قَدْ أَفْنَى عَدُوِّي الَّذِينَ حَضَنْتُهُمْ وَرَبَّيْتُهُمْ.</w:t>
       </w:r>
-      <w:r>
-        <w:rPr>
-          <w:lang w:val="ar_AE" w:bidi="ar_AE"/>
-        </w:rPr>
-      </w:r>
-      <w:r>
-        <w:rPr>
-          <w:lang w:val="ar_AE" w:bidi="ar_AE"/>
-        </w:rPr>
-      </w:r>
-    </w:p>
-    <w:p>
-      <w:pPr>
-        <w:bidi/>
-      </w:pPr>
-      <w:r>
-        <w:rPr>
-          <w:lang w:val="ar_AE" w:bidi="ar_AE"/>
-        </w:rPr>
-      </w:r>
     </w:p>
     <w:p>
       <w:pPr>
@@ -2167,2853 +1554,1933 @@
       </w:pPr>
       <w:r>
         <w:rPr>
-          <w:lang w:val="ar_AE" w:bidi="ar_AE"/>
-        </w:rPr>
-        <w:t>Lamentations 3:1</w:t>
-      </w:r>
-      <w:r>
-        <w:rPr>
-          <w:lang w:val="ar_AE" w:bidi="ar_AE"/>
-        </w:rPr>
-      </w:r>
-    </w:p>
-    <w:p>
-      <w:pPr>
-        <w:bidi/>
-      </w:pPr>
-      <w:r>
-        <w:rPr>
-          <w:lang w:val="ar_AE" w:bidi="ar_AE"/>
-        </w:rPr>
-      </w:r>
-      <w:r>
-        <w:rPr>
-          <w:vertAlign w:val="superscript"/>
+          <w:rtl/>
+          <w:cs/>
+          <w:lang w:val="ar_AE" w:bidi="ar_AE"/>
+        </w:rPr>
+        <w:t>مراثي إرميا 3:1</w:t>
+      </w:r>
+      <w:r>
+        <w:rPr>
+          <w:rtl/>
+          <w:cs/>
+          <w:lang w:val="ar_AE" w:bidi="ar_AE"/>
+        </w:rPr>
+      </w:r>
+    </w:p>
+    <w:p>
+      <w:pPr>
+        <w:bidi/>
+      </w:pPr>
+      <w:r>
+        <w:rPr>
+          <w:rtl/>
+          <w:cs/>
+          <w:lang w:val="ar_AE" w:bidi="ar_AE"/>
+        </w:rPr>
+      </w:r>
+      <w:r>
+        <w:rPr>
+          <w:vertAlign w:val="superscript"/>
+          <w:rtl/>
+          <w:cs/>
           <w:lang w:val="ar_AE" w:bidi="ar_AE"/>
         </w:rPr>
         <w:t>1</w:t>
       </w:r>
       <w:r>
         <w:rPr>
+          <w:rtl/>
+          <w:cs/>
           <w:lang w:val="ar_AE" w:bidi="ar_AE"/>
         </w:rPr>
         <w:t xml:space="preserve"> أَنَا هُوَ الرَّجُلُ الَّذِي شَهِدَ الْبَلِيَّةَ الَّتِي أَنْزَلَهَا قَضِيبُ سُخْطِهِ.</w:t>
       </w:r>
-      <w:r>
-        <w:rPr>
-          <w:lang w:val="ar_AE" w:bidi="ar_AE"/>
-        </w:rPr>
-      </w:r>
-      <w:r>
-        <w:rPr>
-          <w:lang w:val="ar_AE" w:bidi="ar_AE"/>
-        </w:rPr>
-      </w:r>
-    </w:p>
-    <w:p>
-      <w:pPr>
-        <w:bidi/>
-      </w:pPr>
-      <w:r>
-        <w:rPr>
-          <w:lang w:val="ar_AE" w:bidi="ar_AE"/>
-        </w:rPr>
-      </w:r>
-    </w:p>
-    <w:p>
-      <w:pPr>
-        <w:bidi/>
-      </w:pPr>
-      <w:r>
-        <w:rPr>
-          <w:lang w:val="ar_AE" w:bidi="ar_AE"/>
-        </w:rPr>
-      </w:r>
-      <w:r>
-        <w:rPr>
-          <w:vertAlign w:val="superscript"/>
+    </w:p>
+    <w:p>
+      <w:pPr>
+        <w:bidi/>
+      </w:pPr>
+      <w:r>
+        <w:rPr>
+          <w:rtl/>
+          <w:cs/>
+          <w:lang w:val="ar_AE" w:bidi="ar_AE"/>
+        </w:rPr>
+      </w:r>
+      <w:r>
+        <w:rPr>
+          <w:vertAlign w:val="superscript"/>
+          <w:rtl/>
+          <w:cs/>
           <w:lang w:val="ar_AE" w:bidi="ar_AE"/>
         </w:rPr>
         <w:t>2</w:t>
       </w:r>
       <w:r>
         <w:rPr>
+          <w:rtl/>
+          <w:cs/>
           <w:lang w:val="ar_AE" w:bidi="ar_AE"/>
         </w:rPr>
         <w:t xml:space="preserve"> قَادَنِي وَسَيَّرَنِي فِي الظُّلْمَةِ مِنْ غَيْرِ نُورٍ.</w:t>
       </w:r>
-      <w:r>
-        <w:rPr>
-          <w:lang w:val="ar_AE" w:bidi="ar_AE"/>
-        </w:rPr>
-      </w:r>
-      <w:r>
-        <w:rPr>
-          <w:lang w:val="ar_AE" w:bidi="ar_AE"/>
-        </w:rPr>
-      </w:r>
-    </w:p>
-    <w:p>
-      <w:pPr>
-        <w:bidi/>
-      </w:pPr>
-      <w:r>
-        <w:rPr>
-          <w:lang w:val="ar_AE" w:bidi="ar_AE"/>
-        </w:rPr>
-      </w:r>
-    </w:p>
-    <w:p>
-      <w:pPr>
-        <w:bidi/>
-      </w:pPr>
-      <w:r>
-        <w:rPr>
-          <w:lang w:val="ar_AE" w:bidi="ar_AE"/>
-        </w:rPr>
-      </w:r>
-      <w:r>
-        <w:rPr>
-          <w:vertAlign w:val="superscript"/>
+    </w:p>
+    <w:p>
+      <w:pPr>
+        <w:bidi/>
+      </w:pPr>
+      <w:r>
+        <w:rPr>
+          <w:rtl/>
+          <w:cs/>
+          <w:lang w:val="ar_AE" w:bidi="ar_AE"/>
+        </w:rPr>
+      </w:r>
+      <w:r>
+        <w:rPr>
+          <w:vertAlign w:val="superscript"/>
+          <w:rtl/>
+          <w:cs/>
           <w:lang w:val="ar_AE" w:bidi="ar_AE"/>
         </w:rPr>
         <w:t>3</w:t>
       </w:r>
       <w:r>
         <w:rPr>
+          <w:rtl/>
+          <w:cs/>
           <w:lang w:val="ar_AE" w:bidi="ar_AE"/>
         </w:rPr>
         <w:t xml:space="preserve"> حَقّاً إِنَّهُ يَمُدُّ يَدَهُ عَلَيَّ مَرَّةً تِلْوَ الْمَرَّةِ طُولَ النَّهَارِ.</w:t>
       </w:r>
-      <w:r>
-        <w:rPr>
-          <w:lang w:val="ar_AE" w:bidi="ar_AE"/>
-        </w:rPr>
-      </w:r>
-      <w:r>
-        <w:rPr>
-          <w:lang w:val="ar_AE" w:bidi="ar_AE"/>
-        </w:rPr>
-      </w:r>
-    </w:p>
-    <w:p>
-      <w:pPr>
-        <w:bidi/>
-      </w:pPr>
-      <w:r>
-        <w:rPr>
-          <w:lang w:val="ar_AE" w:bidi="ar_AE"/>
-        </w:rPr>
-      </w:r>
-    </w:p>
-    <w:p>
-      <w:pPr>
-        <w:bidi/>
-      </w:pPr>
-      <w:r>
-        <w:rPr>
-          <w:lang w:val="ar_AE" w:bidi="ar_AE"/>
-        </w:rPr>
-      </w:r>
-      <w:r>
-        <w:rPr>
-          <w:vertAlign w:val="superscript"/>
+    </w:p>
+    <w:p>
+      <w:pPr>
+        <w:bidi/>
+      </w:pPr>
+      <w:r>
+        <w:rPr>
+          <w:rtl/>
+          <w:cs/>
+          <w:lang w:val="ar_AE" w:bidi="ar_AE"/>
+        </w:rPr>
+      </w:r>
+      <w:r>
+        <w:rPr>
+          <w:vertAlign w:val="superscript"/>
+          <w:rtl/>
+          <w:cs/>
           <w:lang w:val="ar_AE" w:bidi="ar_AE"/>
         </w:rPr>
         <w:t>4</w:t>
       </w:r>
       <w:r>
         <w:rPr>
+          <w:rtl/>
+          <w:cs/>
           <w:lang w:val="ar_AE" w:bidi="ar_AE"/>
         </w:rPr>
         <w:t xml:space="preserve"> أَبْلَى لَحْمِي وَجِلْدِي. هَشَّمَ عِظَامِي.</w:t>
       </w:r>
-      <w:r>
-        <w:rPr>
-          <w:lang w:val="ar_AE" w:bidi="ar_AE"/>
-        </w:rPr>
-      </w:r>
-      <w:r>
-        <w:rPr>
-          <w:lang w:val="ar_AE" w:bidi="ar_AE"/>
-        </w:rPr>
-      </w:r>
-    </w:p>
-    <w:p>
-      <w:pPr>
-        <w:bidi/>
-      </w:pPr>
-      <w:r>
-        <w:rPr>
-          <w:lang w:val="ar_AE" w:bidi="ar_AE"/>
-        </w:rPr>
-      </w:r>
-    </w:p>
-    <w:p>
-      <w:pPr>
-        <w:bidi/>
-      </w:pPr>
-      <w:r>
-        <w:rPr>
-          <w:lang w:val="ar_AE" w:bidi="ar_AE"/>
-        </w:rPr>
-      </w:r>
-      <w:r>
-        <w:rPr>
-          <w:vertAlign w:val="superscript"/>
+    </w:p>
+    <w:p>
+      <w:pPr>
+        <w:bidi/>
+      </w:pPr>
+      <w:r>
+        <w:rPr>
+          <w:rtl/>
+          <w:cs/>
+          <w:lang w:val="ar_AE" w:bidi="ar_AE"/>
+        </w:rPr>
+      </w:r>
+      <w:r>
+        <w:rPr>
+          <w:vertAlign w:val="superscript"/>
+          <w:rtl/>
+          <w:cs/>
           <w:lang w:val="ar_AE" w:bidi="ar_AE"/>
         </w:rPr>
         <w:t>5</w:t>
       </w:r>
       <w:r>
         <w:rPr>
+          <w:rtl/>
+          <w:cs/>
           <w:lang w:val="ar_AE" w:bidi="ar_AE"/>
         </w:rPr>
         <w:t xml:space="preserve"> حَاصَرَنِي وَأَحَاطَنِي بِالْعَلْقَمِ وَالْمَشَقَّةِ.</w:t>
       </w:r>
-      <w:r>
-        <w:rPr>
-          <w:lang w:val="ar_AE" w:bidi="ar_AE"/>
-        </w:rPr>
-      </w:r>
-      <w:r>
-        <w:rPr>
-          <w:lang w:val="ar_AE" w:bidi="ar_AE"/>
-        </w:rPr>
-      </w:r>
-    </w:p>
-    <w:p>
-      <w:pPr>
-        <w:bidi/>
-      </w:pPr>
-      <w:r>
-        <w:rPr>
-          <w:lang w:val="ar_AE" w:bidi="ar_AE"/>
-        </w:rPr>
-      </w:r>
-    </w:p>
-    <w:p>
-      <w:pPr>
-        <w:bidi/>
-      </w:pPr>
-      <w:r>
-        <w:rPr>
-          <w:lang w:val="ar_AE" w:bidi="ar_AE"/>
-        </w:rPr>
-      </w:r>
-      <w:r>
-        <w:rPr>
-          <w:vertAlign w:val="superscript"/>
+    </w:p>
+    <w:p>
+      <w:pPr>
+        <w:bidi/>
+      </w:pPr>
+      <w:r>
+        <w:rPr>
+          <w:rtl/>
+          <w:cs/>
+          <w:lang w:val="ar_AE" w:bidi="ar_AE"/>
+        </w:rPr>
+      </w:r>
+      <w:r>
+        <w:rPr>
+          <w:vertAlign w:val="superscript"/>
+          <w:rtl/>
+          <w:cs/>
           <w:lang w:val="ar_AE" w:bidi="ar_AE"/>
         </w:rPr>
         <w:t>6</w:t>
       </w:r>
       <w:r>
         <w:rPr>
+          <w:rtl/>
+          <w:cs/>
           <w:lang w:val="ar_AE" w:bidi="ar_AE"/>
         </w:rPr>
         <w:t xml:space="preserve"> أَسْكَنَنِي فِي الظُّلْمَةِ كَمَوْتَى الْحِقَبِ الْغَابِرَةِ.</w:t>
       </w:r>
-      <w:r>
-        <w:rPr>
-          <w:lang w:val="ar_AE" w:bidi="ar_AE"/>
-        </w:rPr>
-      </w:r>
-      <w:r>
-        <w:rPr>
-          <w:lang w:val="ar_AE" w:bidi="ar_AE"/>
-        </w:rPr>
-      </w:r>
-    </w:p>
-    <w:p>
-      <w:pPr>
-        <w:bidi/>
-      </w:pPr>
-      <w:r>
-        <w:rPr>
-          <w:lang w:val="ar_AE" w:bidi="ar_AE"/>
-        </w:rPr>
-      </w:r>
-    </w:p>
-    <w:p>
-      <w:pPr>
-        <w:bidi/>
-      </w:pPr>
-      <w:r>
-        <w:rPr>
-          <w:lang w:val="ar_AE" w:bidi="ar_AE"/>
-        </w:rPr>
-      </w:r>
-      <w:r>
-        <w:rPr>
-          <w:vertAlign w:val="superscript"/>
+    </w:p>
+    <w:p>
+      <w:pPr>
+        <w:bidi/>
+      </w:pPr>
+      <w:r>
+        <w:rPr>
+          <w:rtl/>
+          <w:cs/>
+          <w:lang w:val="ar_AE" w:bidi="ar_AE"/>
+        </w:rPr>
+      </w:r>
+      <w:r>
+        <w:rPr>
+          <w:vertAlign w:val="superscript"/>
+          <w:rtl/>
+          <w:cs/>
           <w:lang w:val="ar_AE" w:bidi="ar_AE"/>
         </w:rPr>
         <w:t>7</w:t>
       </w:r>
       <w:r>
         <w:rPr>
+          <w:rtl/>
+          <w:cs/>
           <w:lang w:val="ar_AE" w:bidi="ar_AE"/>
         </w:rPr>
         <w:t xml:space="preserve"> سَيَّجَ حَوْلِي حَتَّى لَا أُفْلِتَ. أَثْقَلَ عَلَيَّ قُيُودِي.</w:t>
       </w:r>
-      <w:r>
-        <w:rPr>
-          <w:lang w:val="ar_AE" w:bidi="ar_AE"/>
-        </w:rPr>
-      </w:r>
-      <w:r>
-        <w:rPr>
-          <w:lang w:val="ar_AE" w:bidi="ar_AE"/>
-        </w:rPr>
-      </w:r>
-    </w:p>
-    <w:p>
-      <w:pPr>
-        <w:bidi/>
-      </w:pPr>
-      <w:r>
-        <w:rPr>
-          <w:lang w:val="ar_AE" w:bidi="ar_AE"/>
-        </w:rPr>
-      </w:r>
-    </w:p>
-    <w:p>
-      <w:pPr>
-        <w:bidi/>
-      </w:pPr>
-      <w:r>
-        <w:rPr>
-          <w:lang w:val="ar_AE" w:bidi="ar_AE"/>
-        </w:rPr>
-      </w:r>
-      <w:r>
-        <w:rPr>
-          <w:vertAlign w:val="superscript"/>
+    </w:p>
+    <w:p>
+      <w:pPr>
+        <w:bidi/>
+      </w:pPr>
+      <w:r>
+        <w:rPr>
+          <w:rtl/>
+          <w:cs/>
+          <w:lang w:val="ar_AE" w:bidi="ar_AE"/>
+        </w:rPr>
+      </w:r>
+      <w:r>
+        <w:rPr>
+          <w:vertAlign w:val="superscript"/>
+          <w:rtl/>
+          <w:cs/>
           <w:lang w:val="ar_AE" w:bidi="ar_AE"/>
         </w:rPr>
         <w:t>8</w:t>
       </w:r>
       <w:r>
         <w:rPr>
+          <w:rtl/>
+          <w:cs/>
           <w:lang w:val="ar_AE" w:bidi="ar_AE"/>
         </w:rPr>
         <w:t xml:space="preserve"> حَتَّى حِينَ أَصْرُخُ وَأَسْتَغِيثُ يَصُدُّ صَلاتِي.</w:t>
       </w:r>
-      <w:r>
-        <w:rPr>
-          <w:lang w:val="ar_AE" w:bidi="ar_AE"/>
-        </w:rPr>
-      </w:r>
-      <w:r>
-        <w:rPr>
-          <w:lang w:val="ar_AE" w:bidi="ar_AE"/>
-        </w:rPr>
-      </w:r>
-    </w:p>
-    <w:p>
-      <w:pPr>
-        <w:bidi/>
-      </w:pPr>
-      <w:r>
-        <w:rPr>
-          <w:lang w:val="ar_AE" w:bidi="ar_AE"/>
-        </w:rPr>
-      </w:r>
-    </w:p>
-    <w:p>
-      <w:pPr>
-        <w:bidi/>
-      </w:pPr>
-      <w:r>
-        <w:rPr>
-          <w:lang w:val="ar_AE" w:bidi="ar_AE"/>
-        </w:rPr>
-      </w:r>
-      <w:r>
-        <w:rPr>
-          <w:vertAlign w:val="superscript"/>
+    </w:p>
+    <w:p>
+      <w:pPr>
+        <w:bidi/>
+      </w:pPr>
+      <w:r>
+        <w:rPr>
+          <w:rtl/>
+          <w:cs/>
+          <w:lang w:val="ar_AE" w:bidi="ar_AE"/>
+        </w:rPr>
+      </w:r>
+      <w:r>
+        <w:rPr>
+          <w:vertAlign w:val="superscript"/>
+          <w:rtl/>
+          <w:cs/>
           <w:lang w:val="ar_AE" w:bidi="ar_AE"/>
         </w:rPr>
         <w:t>9</w:t>
       </w:r>
       <w:r>
         <w:rPr>
+          <w:rtl/>
+          <w:cs/>
           <w:lang w:val="ar_AE" w:bidi="ar_AE"/>
         </w:rPr>
         <w:t xml:space="preserve"> قَدْ أَغْلَقَ عَلَيَّ طُرُقِي بِحِجَارَةٍ مَنْحُوتَةٍ، وَجَعَلَ مَسَالِكِي مُلْتَوِيَةً.</w:t>
       </w:r>
-      <w:r>
-        <w:rPr>
-          <w:lang w:val="ar_AE" w:bidi="ar_AE"/>
-        </w:rPr>
-      </w:r>
-      <w:r>
-        <w:rPr>
-          <w:lang w:val="ar_AE" w:bidi="ar_AE"/>
-        </w:rPr>
-      </w:r>
-    </w:p>
-    <w:p>
-      <w:pPr>
-        <w:bidi/>
-      </w:pPr>
-      <w:r>
-        <w:rPr>
-          <w:lang w:val="ar_AE" w:bidi="ar_AE"/>
-        </w:rPr>
-      </w:r>
-    </w:p>
-    <w:p>
-      <w:pPr>
-        <w:bidi/>
-      </w:pPr>
-      <w:r>
-        <w:rPr>
-          <w:lang w:val="ar_AE" w:bidi="ar_AE"/>
-        </w:rPr>
-      </w:r>
-      <w:r>
-        <w:rPr>
-          <w:vertAlign w:val="superscript"/>
+    </w:p>
+    <w:p>
+      <w:pPr>
+        <w:bidi/>
+      </w:pPr>
+      <w:r>
+        <w:rPr>
+          <w:rtl/>
+          <w:cs/>
+          <w:lang w:val="ar_AE" w:bidi="ar_AE"/>
+        </w:rPr>
+      </w:r>
+      <w:r>
+        <w:rPr>
+          <w:vertAlign w:val="superscript"/>
+          <w:rtl/>
+          <w:cs/>
           <w:lang w:val="ar_AE" w:bidi="ar_AE"/>
         </w:rPr>
         <w:t>10</w:t>
       </w:r>
       <w:r>
         <w:rPr>
+          <w:rtl/>
+          <w:cs/>
           <w:lang w:val="ar_AE" w:bidi="ar_AE"/>
         </w:rPr>
         <w:t xml:space="preserve"> هُوَ لِي كَدُبٍّ مُتَرَبِّصٍ، وَكَأَسَدٍ مُتَرَصِّدٍ فِي مَكْمَنِهِ.</w:t>
       </w:r>
-      <w:r>
-        <w:rPr>
-          <w:lang w:val="ar_AE" w:bidi="ar_AE"/>
-        </w:rPr>
-      </w:r>
-      <w:r>
-        <w:rPr>
-          <w:lang w:val="ar_AE" w:bidi="ar_AE"/>
-        </w:rPr>
-      </w:r>
-    </w:p>
-    <w:p>
-      <w:pPr>
-        <w:bidi/>
-      </w:pPr>
-      <w:r>
-        <w:rPr>
-          <w:lang w:val="ar_AE" w:bidi="ar_AE"/>
-        </w:rPr>
-      </w:r>
-    </w:p>
-    <w:p>
-      <w:pPr>
-        <w:bidi/>
-      </w:pPr>
-      <w:r>
-        <w:rPr>
-          <w:lang w:val="ar_AE" w:bidi="ar_AE"/>
-        </w:rPr>
-      </w:r>
-      <w:r>
-        <w:rPr>
-          <w:vertAlign w:val="superscript"/>
+    </w:p>
+    <w:p>
+      <w:pPr>
+        <w:bidi/>
+      </w:pPr>
+      <w:r>
+        <w:rPr>
+          <w:rtl/>
+          <w:cs/>
+          <w:lang w:val="ar_AE" w:bidi="ar_AE"/>
+        </w:rPr>
+      </w:r>
+      <w:r>
+        <w:rPr>
+          <w:vertAlign w:val="superscript"/>
+          <w:rtl/>
+          <w:cs/>
           <w:lang w:val="ar_AE" w:bidi="ar_AE"/>
         </w:rPr>
         <w:t>11</w:t>
       </w:r>
       <w:r>
         <w:rPr>
+          <w:rtl/>
+          <w:cs/>
           <w:lang w:val="ar_AE" w:bidi="ar_AE"/>
         </w:rPr>
         <w:t xml:space="preserve"> أَضَلَّ طُرُقِي وَمَزَّقَنِي إِرْباً. دَمَّرَنِي.</w:t>
       </w:r>
-      <w:r>
-        <w:rPr>
-          <w:lang w:val="ar_AE" w:bidi="ar_AE"/>
-        </w:rPr>
-      </w:r>
-      <w:r>
-        <w:rPr>
-          <w:lang w:val="ar_AE" w:bidi="ar_AE"/>
-        </w:rPr>
-      </w:r>
-    </w:p>
-    <w:p>
-      <w:pPr>
-        <w:bidi/>
-      </w:pPr>
-      <w:r>
-        <w:rPr>
-          <w:lang w:val="ar_AE" w:bidi="ar_AE"/>
-        </w:rPr>
-      </w:r>
-    </w:p>
-    <w:p>
-      <w:pPr>
-        <w:bidi/>
-      </w:pPr>
-      <w:r>
-        <w:rPr>
-          <w:lang w:val="ar_AE" w:bidi="ar_AE"/>
-        </w:rPr>
-      </w:r>
-      <w:r>
-        <w:rPr>
-          <w:vertAlign w:val="superscript"/>
+    </w:p>
+    <w:p>
+      <w:pPr>
+        <w:bidi/>
+      </w:pPr>
+      <w:r>
+        <w:rPr>
+          <w:rtl/>
+          <w:cs/>
+          <w:lang w:val="ar_AE" w:bidi="ar_AE"/>
+        </w:rPr>
+      </w:r>
+      <w:r>
+        <w:rPr>
+          <w:vertAlign w:val="superscript"/>
+          <w:rtl/>
+          <w:cs/>
           <w:lang w:val="ar_AE" w:bidi="ar_AE"/>
         </w:rPr>
         <w:t>12</w:t>
       </w:r>
       <w:r>
         <w:rPr>
+          <w:rtl/>
+          <w:cs/>
           <w:lang w:val="ar_AE" w:bidi="ar_AE"/>
         </w:rPr>
         <w:t xml:space="preserve"> وَتَّرَ قَوْسَهُ وَنَصَبَنِي هَدَفاً لِسَهْمِهِ.</w:t>
       </w:r>
-      <w:r>
-        <w:rPr>
-          <w:lang w:val="ar_AE" w:bidi="ar_AE"/>
-        </w:rPr>
-      </w:r>
-      <w:r>
-        <w:rPr>
-          <w:lang w:val="ar_AE" w:bidi="ar_AE"/>
-        </w:rPr>
-      </w:r>
-    </w:p>
-    <w:p>
-      <w:pPr>
-        <w:bidi/>
-      </w:pPr>
-      <w:r>
-        <w:rPr>
-          <w:lang w:val="ar_AE" w:bidi="ar_AE"/>
-        </w:rPr>
-      </w:r>
-    </w:p>
-    <w:p>
-      <w:pPr>
-        <w:bidi/>
-      </w:pPr>
-      <w:r>
-        <w:rPr>
-          <w:lang w:val="ar_AE" w:bidi="ar_AE"/>
-        </w:rPr>
-      </w:r>
-      <w:r>
-        <w:rPr>
-          <w:vertAlign w:val="superscript"/>
+    </w:p>
+    <w:p>
+      <w:pPr>
+        <w:bidi/>
+      </w:pPr>
+      <w:r>
+        <w:rPr>
+          <w:rtl/>
+          <w:cs/>
+          <w:lang w:val="ar_AE" w:bidi="ar_AE"/>
+        </w:rPr>
+      </w:r>
+      <w:r>
+        <w:rPr>
+          <w:vertAlign w:val="superscript"/>
+          <w:rtl/>
+          <w:cs/>
           <w:lang w:val="ar_AE" w:bidi="ar_AE"/>
         </w:rPr>
         <w:t>13</w:t>
       </w:r>
       <w:r>
         <w:rPr>
+          <w:rtl/>
+          <w:cs/>
           <w:lang w:val="ar_AE" w:bidi="ar_AE"/>
         </w:rPr>
         <w:t xml:space="preserve"> اخْتَرَقَ كُلْيَتَيَّ بِنِبَالِ جُعْبَتِهِ.</w:t>
       </w:r>
-      <w:r>
-        <w:rPr>
-          <w:lang w:val="ar_AE" w:bidi="ar_AE"/>
-        </w:rPr>
-      </w:r>
-      <w:r>
-        <w:rPr>
-          <w:lang w:val="ar_AE" w:bidi="ar_AE"/>
-        </w:rPr>
-      </w:r>
-    </w:p>
-    <w:p>
-      <w:pPr>
-        <w:bidi/>
-      </w:pPr>
-      <w:r>
-        <w:rPr>
-          <w:lang w:val="ar_AE" w:bidi="ar_AE"/>
-        </w:rPr>
-      </w:r>
-    </w:p>
-    <w:p>
-      <w:pPr>
-        <w:bidi/>
-      </w:pPr>
-      <w:r>
-        <w:rPr>
-          <w:lang w:val="ar_AE" w:bidi="ar_AE"/>
-        </w:rPr>
-      </w:r>
-      <w:r>
-        <w:rPr>
-          <w:vertAlign w:val="superscript"/>
+    </w:p>
+    <w:p>
+      <w:pPr>
+        <w:bidi/>
+      </w:pPr>
+      <w:r>
+        <w:rPr>
+          <w:rtl/>
+          <w:cs/>
+          <w:lang w:val="ar_AE" w:bidi="ar_AE"/>
+        </w:rPr>
+      </w:r>
+      <w:r>
+        <w:rPr>
+          <w:vertAlign w:val="superscript"/>
+          <w:rtl/>
+          <w:cs/>
           <w:lang w:val="ar_AE" w:bidi="ar_AE"/>
         </w:rPr>
         <w:t>14</w:t>
       </w:r>
       <w:r>
         <w:rPr>
+          <w:rtl/>
+          <w:cs/>
           <w:lang w:val="ar_AE" w:bidi="ar_AE"/>
         </w:rPr>
         <w:t xml:space="preserve"> صِرْتُ مَثَارَ هُزْءٍ لِشَعْبِي وَأُهْجِيَةً لَهُمُ الْيَوْمَ كُلَّهُ.</w:t>
       </w:r>
-      <w:r>
-        <w:rPr>
-          <w:lang w:val="ar_AE" w:bidi="ar_AE"/>
-        </w:rPr>
-      </w:r>
-      <w:r>
-        <w:rPr>
-          <w:lang w:val="ar_AE" w:bidi="ar_AE"/>
-        </w:rPr>
-      </w:r>
-    </w:p>
-    <w:p>
-      <w:pPr>
-        <w:bidi/>
-      </w:pPr>
-      <w:r>
-        <w:rPr>
-          <w:lang w:val="ar_AE" w:bidi="ar_AE"/>
-        </w:rPr>
-      </w:r>
-    </w:p>
-    <w:p>
-      <w:pPr>
-        <w:bidi/>
-      </w:pPr>
-      <w:r>
-        <w:rPr>
-          <w:lang w:val="ar_AE" w:bidi="ar_AE"/>
-        </w:rPr>
-      </w:r>
-      <w:r>
-        <w:rPr>
-          <w:vertAlign w:val="superscript"/>
+    </w:p>
+    <w:p>
+      <w:pPr>
+        <w:bidi/>
+      </w:pPr>
+      <w:r>
+        <w:rPr>
+          <w:rtl/>
+          <w:cs/>
+          <w:lang w:val="ar_AE" w:bidi="ar_AE"/>
+        </w:rPr>
+      </w:r>
+      <w:r>
+        <w:rPr>
+          <w:vertAlign w:val="superscript"/>
+          <w:rtl/>
+          <w:cs/>
           <w:lang w:val="ar_AE" w:bidi="ar_AE"/>
         </w:rPr>
         <w:t>15</w:t>
       </w:r>
       <w:r>
         <w:rPr>
+          <w:rtl/>
+          <w:cs/>
           <w:lang w:val="ar_AE" w:bidi="ar_AE"/>
         </w:rPr>
         <w:t xml:space="preserve"> أَشْبَعَنِي مَرَارَةً، وَأَرْوَانِي أَفْسَنْتِيناً.</w:t>
       </w:r>
-      <w:r>
-        <w:rPr>
-          <w:lang w:val="ar_AE" w:bidi="ar_AE"/>
-        </w:rPr>
-      </w:r>
-      <w:r>
-        <w:rPr>
-          <w:lang w:val="ar_AE" w:bidi="ar_AE"/>
-        </w:rPr>
-      </w:r>
-    </w:p>
-    <w:p>
-      <w:pPr>
-        <w:bidi/>
-      </w:pPr>
-      <w:r>
-        <w:rPr>
-          <w:lang w:val="ar_AE" w:bidi="ar_AE"/>
-        </w:rPr>
-      </w:r>
-    </w:p>
-    <w:p>
-      <w:pPr>
-        <w:bidi/>
-      </w:pPr>
-      <w:r>
-        <w:rPr>
-          <w:lang w:val="ar_AE" w:bidi="ar_AE"/>
-        </w:rPr>
-      </w:r>
-      <w:r>
-        <w:rPr>
-          <w:vertAlign w:val="superscript"/>
+    </w:p>
+    <w:p>
+      <w:pPr>
+        <w:bidi/>
+      </w:pPr>
+      <w:r>
+        <w:rPr>
+          <w:rtl/>
+          <w:cs/>
+          <w:lang w:val="ar_AE" w:bidi="ar_AE"/>
+        </w:rPr>
+      </w:r>
+      <w:r>
+        <w:rPr>
+          <w:vertAlign w:val="superscript"/>
+          <w:rtl/>
+          <w:cs/>
           <w:lang w:val="ar_AE" w:bidi="ar_AE"/>
         </w:rPr>
         <w:t>16</w:t>
       </w:r>
       <w:r>
         <w:rPr>
+          <w:rtl/>
+          <w:cs/>
           <w:lang w:val="ar_AE" w:bidi="ar_AE"/>
         </w:rPr>
         <w:t xml:space="preserve"> هَشَّمَ أَسْنَانِي بِالْحَصَى، وَطَمَرَنِي بِالرَّمَادِ.</w:t>
       </w:r>
-      <w:r>
-        <w:rPr>
-          <w:lang w:val="ar_AE" w:bidi="ar_AE"/>
-        </w:rPr>
-      </w:r>
-      <w:r>
-        <w:rPr>
-          <w:lang w:val="ar_AE" w:bidi="ar_AE"/>
-        </w:rPr>
-      </w:r>
-    </w:p>
-    <w:p>
-      <w:pPr>
-        <w:bidi/>
-      </w:pPr>
-      <w:r>
-        <w:rPr>
-          <w:lang w:val="ar_AE" w:bidi="ar_AE"/>
-        </w:rPr>
-      </w:r>
-    </w:p>
-    <w:p>
-      <w:pPr>
-        <w:bidi/>
-      </w:pPr>
-      <w:r>
-        <w:rPr>
-          <w:lang w:val="ar_AE" w:bidi="ar_AE"/>
-        </w:rPr>
-      </w:r>
-      <w:r>
-        <w:rPr>
-          <w:vertAlign w:val="superscript"/>
+    </w:p>
+    <w:p>
+      <w:pPr>
+        <w:bidi/>
+      </w:pPr>
+      <w:r>
+        <w:rPr>
+          <w:rtl/>
+          <w:cs/>
+          <w:lang w:val="ar_AE" w:bidi="ar_AE"/>
+        </w:rPr>
+      </w:r>
+      <w:r>
+        <w:rPr>
+          <w:vertAlign w:val="superscript"/>
+          <w:rtl/>
+          <w:cs/>
           <w:lang w:val="ar_AE" w:bidi="ar_AE"/>
         </w:rPr>
         <w:t>17</w:t>
       </w:r>
       <w:r>
         <w:rPr>
+          <w:rtl/>
+          <w:cs/>
           <w:lang w:val="ar_AE" w:bidi="ar_AE"/>
         </w:rPr>
         <w:t xml:space="preserve"> فَتَنَاءَتْ نَفْسِي عَنِ السَّلامِ، وَنَسِيتُ طَعْمَ الْخَيْرَاتِ.</w:t>
       </w:r>
-      <w:r>
-        <w:rPr>
-          <w:lang w:val="ar_AE" w:bidi="ar_AE"/>
-        </w:rPr>
-      </w:r>
-      <w:r>
-        <w:rPr>
-          <w:lang w:val="ar_AE" w:bidi="ar_AE"/>
-        </w:rPr>
-      </w:r>
-    </w:p>
-    <w:p>
-      <w:pPr>
-        <w:bidi/>
-      </w:pPr>
-      <w:r>
-        <w:rPr>
-          <w:lang w:val="ar_AE" w:bidi="ar_AE"/>
-        </w:rPr>
-      </w:r>
-    </w:p>
-    <w:p>
-      <w:pPr>
-        <w:bidi/>
-      </w:pPr>
-      <w:r>
-        <w:rPr>
-          <w:lang w:val="ar_AE" w:bidi="ar_AE"/>
-        </w:rPr>
-      </w:r>
-      <w:r>
-        <w:rPr>
-          <w:vertAlign w:val="superscript"/>
+    </w:p>
+    <w:p>
+      <w:pPr>
+        <w:bidi/>
+      </w:pPr>
+      <w:r>
+        <w:rPr>
+          <w:rtl/>
+          <w:cs/>
+          <w:lang w:val="ar_AE" w:bidi="ar_AE"/>
+        </w:rPr>
+      </w:r>
+      <w:r>
+        <w:rPr>
+          <w:vertAlign w:val="superscript"/>
+          <w:rtl/>
+          <w:cs/>
           <w:lang w:val="ar_AE" w:bidi="ar_AE"/>
         </w:rPr>
         <w:t>18</w:t>
       </w:r>
       <w:r>
         <w:rPr>
+          <w:rtl/>
+          <w:cs/>
           <w:lang w:val="ar_AE" w:bidi="ar_AE"/>
         </w:rPr>
         <w:t xml:space="preserve"> فَقُلْتُ: «تَلاشَتْ قُوَّتِي، وَكُلُّ مَا كُنْتُ أَرْجُوهُ مِنَ الرَّبِّ».</w:t>
       </w:r>
-      <w:r>
-        <w:rPr>
-          <w:lang w:val="ar_AE" w:bidi="ar_AE"/>
-        </w:rPr>
-      </w:r>
-      <w:r>
-        <w:rPr>
-          <w:lang w:val="ar_AE" w:bidi="ar_AE"/>
-        </w:rPr>
-      </w:r>
-    </w:p>
-    <w:p>
-      <w:pPr>
-        <w:bidi/>
-      </w:pPr>
-      <w:r>
-        <w:rPr>
-          <w:lang w:val="ar_AE" w:bidi="ar_AE"/>
-        </w:rPr>
-      </w:r>
-    </w:p>
-    <w:p>
-      <w:pPr>
-        <w:bidi/>
-      </w:pPr>
-      <w:r>
-        <w:rPr>
-          <w:lang w:val="ar_AE" w:bidi="ar_AE"/>
-        </w:rPr>
-      </w:r>
-      <w:r>
-        <w:rPr>
-          <w:vertAlign w:val="superscript"/>
+    </w:p>
+    <w:p>
+      <w:pPr>
+        <w:bidi/>
+      </w:pPr>
+      <w:r>
+        <w:rPr>
+          <w:rtl/>
+          <w:cs/>
+          <w:lang w:val="ar_AE" w:bidi="ar_AE"/>
+        </w:rPr>
+      </w:r>
+      <w:r>
+        <w:rPr>
+          <w:vertAlign w:val="superscript"/>
+          <w:rtl/>
+          <w:cs/>
           <w:lang w:val="ar_AE" w:bidi="ar_AE"/>
         </w:rPr>
         <w:t>19</w:t>
       </w:r>
       <w:r>
         <w:rPr>
+          <w:rtl/>
+          <w:cs/>
           <w:lang w:val="ar_AE" w:bidi="ar_AE"/>
         </w:rPr>
         <w:t xml:space="preserve"> اُذْكُرْ بَلِيَّتِي وَتَيَهَانِي وَالأَفْسَنْتِينَ وَالْمَرَارَةَ.</w:t>
       </w:r>
-      <w:r>
-        <w:rPr>
-          <w:lang w:val="ar_AE" w:bidi="ar_AE"/>
-        </w:rPr>
-      </w:r>
-      <w:r>
-        <w:rPr>
-          <w:lang w:val="ar_AE" w:bidi="ar_AE"/>
-        </w:rPr>
-      </w:r>
-    </w:p>
-    <w:p>
-      <w:pPr>
-        <w:bidi/>
-      </w:pPr>
-      <w:r>
-        <w:rPr>
-          <w:lang w:val="ar_AE" w:bidi="ar_AE"/>
-        </w:rPr>
-      </w:r>
-    </w:p>
-    <w:p>
-      <w:pPr>
-        <w:bidi/>
-      </w:pPr>
-      <w:r>
-        <w:rPr>
-          <w:lang w:val="ar_AE" w:bidi="ar_AE"/>
-        </w:rPr>
-      </w:r>
-      <w:r>
-        <w:rPr>
-          <w:vertAlign w:val="superscript"/>
+    </w:p>
+    <w:p>
+      <w:pPr>
+        <w:bidi/>
+      </w:pPr>
+      <w:r>
+        <w:rPr>
+          <w:rtl/>
+          <w:cs/>
+          <w:lang w:val="ar_AE" w:bidi="ar_AE"/>
+        </w:rPr>
+      </w:r>
+      <w:r>
+        <w:rPr>
+          <w:vertAlign w:val="superscript"/>
+          <w:rtl/>
+          <w:cs/>
           <w:lang w:val="ar_AE" w:bidi="ar_AE"/>
         </w:rPr>
         <w:t>20</w:t>
       </w:r>
       <w:r>
         <w:rPr>
+          <w:rtl/>
+          <w:cs/>
           <w:lang w:val="ar_AE" w:bidi="ar_AE"/>
         </w:rPr>
         <w:t xml:space="preserve"> مَا بَرِحَتْ نَفْسِي تَذْكُرُهَا وَهِيَ مُنْحَنِيَةٌ فِي دَاخِلِي.</w:t>
       </w:r>
-      <w:r>
-        <w:rPr>
-          <w:lang w:val="ar_AE" w:bidi="ar_AE"/>
-        </w:rPr>
-      </w:r>
-      <w:r>
-        <w:rPr>
-          <w:lang w:val="ar_AE" w:bidi="ar_AE"/>
-        </w:rPr>
-      </w:r>
-    </w:p>
-    <w:p>
-      <w:pPr>
-        <w:bidi/>
-      </w:pPr>
-      <w:r>
-        <w:rPr>
-          <w:lang w:val="ar_AE" w:bidi="ar_AE"/>
-        </w:rPr>
-      </w:r>
-    </w:p>
-    <w:p>
-      <w:pPr>
-        <w:bidi/>
-      </w:pPr>
-      <w:r>
-        <w:rPr>
-          <w:lang w:val="ar_AE" w:bidi="ar_AE"/>
-        </w:rPr>
-      </w:r>
-      <w:r>
-        <w:rPr>
-          <w:vertAlign w:val="superscript"/>
+    </w:p>
+    <w:p>
+      <w:pPr>
+        <w:bidi/>
+      </w:pPr>
+      <w:r>
+        <w:rPr>
+          <w:rtl/>
+          <w:cs/>
+          <w:lang w:val="ar_AE" w:bidi="ar_AE"/>
+        </w:rPr>
+      </w:r>
+      <w:r>
+        <w:rPr>
+          <w:vertAlign w:val="superscript"/>
+          <w:rtl/>
+          <w:cs/>
           <w:lang w:val="ar_AE" w:bidi="ar_AE"/>
         </w:rPr>
         <w:t>21</w:t>
       </w:r>
       <w:r>
         <w:rPr>
+          <w:rtl/>
+          <w:cs/>
           <w:lang w:val="ar_AE" w:bidi="ar_AE"/>
         </w:rPr>
         <w:t xml:space="preserve"> وَلَكِنْ هَذَا مَا أُنَاجِي بِهِ نَفْسِي، لِذَلِكَ يَغْمُرُنِي الرَّجَاءُ:</w:t>
       </w:r>
-      <w:r>
-        <w:rPr>
-          <w:lang w:val="ar_AE" w:bidi="ar_AE"/>
-        </w:rPr>
-      </w:r>
-      <w:r>
-        <w:rPr>
-          <w:lang w:val="ar_AE" w:bidi="ar_AE"/>
-        </w:rPr>
-      </w:r>
-    </w:p>
-    <w:p>
-      <w:pPr>
-        <w:bidi/>
-      </w:pPr>
-      <w:r>
-        <w:rPr>
-          <w:lang w:val="ar_AE" w:bidi="ar_AE"/>
-        </w:rPr>
-      </w:r>
-    </w:p>
-    <w:p>
-      <w:pPr>
-        <w:bidi/>
-      </w:pPr>
-      <w:r>
-        <w:rPr>
-          <w:lang w:val="ar_AE" w:bidi="ar_AE"/>
-        </w:rPr>
-      </w:r>
-      <w:r>
-        <w:rPr>
-          <w:vertAlign w:val="superscript"/>
+    </w:p>
+    <w:p>
+      <w:pPr>
+        <w:bidi/>
+      </w:pPr>
+      <w:r>
+        <w:rPr>
+          <w:rtl/>
+          <w:cs/>
+          <w:lang w:val="ar_AE" w:bidi="ar_AE"/>
+        </w:rPr>
+      </w:r>
+      <w:r>
+        <w:rPr>
+          <w:vertAlign w:val="superscript"/>
+          <w:rtl/>
+          <w:cs/>
           <w:lang w:val="ar_AE" w:bidi="ar_AE"/>
         </w:rPr>
         <w:t>22</w:t>
       </w:r>
       <w:r>
         <w:rPr>
+          <w:rtl/>
+          <w:cs/>
           <w:lang w:val="ar_AE" w:bidi="ar_AE"/>
         </w:rPr>
         <w:t xml:space="preserve"> مِنْ إِحْسَانَاتِ الرَّبِّ أَنَّنَا لَمْ نَفْنَ، لأَنَّ مَرَاحِمَهُ لَا تَزُولُ.</w:t>
       </w:r>
-      <w:r>
-        <w:rPr>
-          <w:lang w:val="ar_AE" w:bidi="ar_AE"/>
-        </w:rPr>
-      </w:r>
-      <w:r>
-        <w:rPr>
-          <w:lang w:val="ar_AE" w:bidi="ar_AE"/>
-        </w:rPr>
-      </w:r>
-    </w:p>
-    <w:p>
-      <w:pPr>
-        <w:bidi/>
-      </w:pPr>
-      <w:r>
-        <w:rPr>
-          <w:lang w:val="ar_AE" w:bidi="ar_AE"/>
-        </w:rPr>
-      </w:r>
-    </w:p>
-    <w:p>
-      <w:pPr>
-        <w:bidi/>
-      </w:pPr>
-      <w:r>
-        <w:rPr>
-          <w:lang w:val="ar_AE" w:bidi="ar_AE"/>
-        </w:rPr>
-      </w:r>
-      <w:r>
-        <w:rPr>
-          <w:vertAlign w:val="superscript"/>
+    </w:p>
+    <w:p>
+      <w:pPr>
+        <w:bidi/>
+      </w:pPr>
+      <w:r>
+        <w:rPr>
+          <w:rtl/>
+          <w:cs/>
+          <w:lang w:val="ar_AE" w:bidi="ar_AE"/>
+        </w:rPr>
+      </w:r>
+      <w:r>
+        <w:rPr>
+          <w:vertAlign w:val="superscript"/>
+          <w:rtl/>
+          <w:cs/>
           <w:lang w:val="ar_AE" w:bidi="ar_AE"/>
         </w:rPr>
         <w:t>23</w:t>
       </w:r>
       <w:r>
         <w:rPr>
+          <w:rtl/>
+          <w:cs/>
           <w:lang w:val="ar_AE" w:bidi="ar_AE"/>
         </w:rPr>
         <w:t xml:space="preserve"> تَتَجَدَّدُ فِي كُلِّ صَبَاحٍ. فَائِقَةٌ أَمَانَتُكَ.</w:t>
       </w:r>
-      <w:r>
-        <w:rPr>
-          <w:lang w:val="ar_AE" w:bidi="ar_AE"/>
-        </w:rPr>
-      </w:r>
-      <w:r>
-        <w:rPr>
-          <w:lang w:val="ar_AE" w:bidi="ar_AE"/>
-        </w:rPr>
-      </w:r>
-    </w:p>
-    <w:p>
-      <w:pPr>
-        <w:bidi/>
-      </w:pPr>
-      <w:r>
-        <w:rPr>
-          <w:lang w:val="ar_AE" w:bidi="ar_AE"/>
-        </w:rPr>
-      </w:r>
-    </w:p>
-    <w:p>
-      <w:pPr>
-        <w:bidi/>
-      </w:pPr>
-      <w:r>
-        <w:rPr>
-          <w:lang w:val="ar_AE" w:bidi="ar_AE"/>
-        </w:rPr>
-      </w:r>
-      <w:r>
-        <w:rPr>
-          <w:vertAlign w:val="superscript"/>
+    </w:p>
+    <w:p>
+      <w:pPr>
+        <w:bidi/>
+      </w:pPr>
+      <w:r>
+        <w:rPr>
+          <w:rtl/>
+          <w:cs/>
+          <w:lang w:val="ar_AE" w:bidi="ar_AE"/>
+        </w:rPr>
+      </w:r>
+      <w:r>
+        <w:rPr>
+          <w:vertAlign w:val="superscript"/>
+          <w:rtl/>
+          <w:cs/>
           <w:lang w:val="ar_AE" w:bidi="ar_AE"/>
         </w:rPr>
         <w:t>24</w:t>
       </w:r>
       <w:r>
         <w:rPr>
+          <w:rtl/>
+          <w:cs/>
           <w:lang w:val="ar_AE" w:bidi="ar_AE"/>
         </w:rPr>
         <w:t xml:space="preserve"> تَقُولُ نَفْسِي: «الرَّبُّ هُوَ نَصِيبِي فَلِذَلِكَ أَرْجُوهُ».</w:t>
       </w:r>
-      <w:r>
-        <w:rPr>
-          <w:lang w:val="ar_AE" w:bidi="ar_AE"/>
-        </w:rPr>
-      </w:r>
-      <w:r>
-        <w:rPr>
-          <w:lang w:val="ar_AE" w:bidi="ar_AE"/>
-        </w:rPr>
-      </w:r>
-    </w:p>
-    <w:p>
-      <w:pPr>
-        <w:bidi/>
-      </w:pPr>
-      <w:r>
-        <w:rPr>
-          <w:lang w:val="ar_AE" w:bidi="ar_AE"/>
-        </w:rPr>
-      </w:r>
-    </w:p>
-    <w:p>
-      <w:pPr>
-        <w:bidi/>
-      </w:pPr>
-      <w:r>
-        <w:rPr>
-          <w:lang w:val="ar_AE" w:bidi="ar_AE"/>
-        </w:rPr>
-      </w:r>
-      <w:r>
-        <w:rPr>
-          <w:vertAlign w:val="superscript"/>
+    </w:p>
+    <w:p>
+      <w:pPr>
+        <w:bidi/>
+      </w:pPr>
+      <w:r>
+        <w:rPr>
+          <w:rtl/>
+          <w:cs/>
+          <w:lang w:val="ar_AE" w:bidi="ar_AE"/>
+        </w:rPr>
+      </w:r>
+      <w:r>
+        <w:rPr>
+          <w:vertAlign w:val="superscript"/>
+          <w:rtl/>
+          <w:cs/>
           <w:lang w:val="ar_AE" w:bidi="ar_AE"/>
         </w:rPr>
         <w:t>25</w:t>
       </w:r>
       <w:r>
         <w:rPr>
+          <w:rtl/>
+          <w:cs/>
           <w:lang w:val="ar_AE" w:bidi="ar_AE"/>
         </w:rPr>
         <w:t xml:space="preserve"> الرَّبُّ صَالِحٌ لِمَنْ يَرْجُونَهُ وَلِلنَّفْسِ الَّتِي تَلْتَمِسُهُ.</w:t>
       </w:r>
-      <w:r>
-        <w:rPr>
-          <w:lang w:val="ar_AE" w:bidi="ar_AE"/>
-        </w:rPr>
-      </w:r>
-      <w:r>
-        <w:rPr>
-          <w:lang w:val="ar_AE" w:bidi="ar_AE"/>
-        </w:rPr>
-      </w:r>
-    </w:p>
-    <w:p>
-      <w:pPr>
-        <w:bidi/>
-      </w:pPr>
-      <w:r>
-        <w:rPr>
-          <w:lang w:val="ar_AE" w:bidi="ar_AE"/>
-        </w:rPr>
-      </w:r>
-    </w:p>
-    <w:p>
-      <w:pPr>
-        <w:bidi/>
-      </w:pPr>
-      <w:r>
-        <w:rPr>
-          <w:lang w:val="ar_AE" w:bidi="ar_AE"/>
-        </w:rPr>
-      </w:r>
-      <w:r>
-        <w:rPr>
-          <w:vertAlign w:val="superscript"/>
+    </w:p>
+    <w:p>
+      <w:pPr>
+        <w:bidi/>
+      </w:pPr>
+      <w:r>
+        <w:rPr>
+          <w:rtl/>
+          <w:cs/>
+          <w:lang w:val="ar_AE" w:bidi="ar_AE"/>
+        </w:rPr>
+      </w:r>
+      <w:r>
+        <w:rPr>
+          <w:vertAlign w:val="superscript"/>
+          <w:rtl/>
+          <w:cs/>
           <w:lang w:val="ar_AE" w:bidi="ar_AE"/>
         </w:rPr>
         <w:t>26</w:t>
       </w:r>
       <w:r>
         <w:rPr>
+          <w:rtl/>
+          <w:cs/>
           <w:lang w:val="ar_AE" w:bidi="ar_AE"/>
         </w:rPr>
         <w:t xml:space="preserve"> خَيْرٌ لِلْمَرْءِ أَنْ يَنْتَظِرَ بِصَمْتٍ خَلاصَ الرَّبِّ.</w:t>
       </w:r>
-      <w:r>
-        <w:rPr>
-          <w:lang w:val="ar_AE" w:bidi="ar_AE"/>
-        </w:rPr>
-      </w:r>
-      <w:r>
-        <w:rPr>
-          <w:lang w:val="ar_AE" w:bidi="ar_AE"/>
-        </w:rPr>
-      </w:r>
-    </w:p>
-    <w:p>
-      <w:pPr>
-        <w:bidi/>
-      </w:pPr>
-      <w:r>
-        <w:rPr>
-          <w:lang w:val="ar_AE" w:bidi="ar_AE"/>
-        </w:rPr>
-      </w:r>
-    </w:p>
-    <w:p>
-      <w:pPr>
-        <w:bidi/>
-      </w:pPr>
-      <w:r>
-        <w:rPr>
-          <w:lang w:val="ar_AE" w:bidi="ar_AE"/>
-        </w:rPr>
-      </w:r>
-      <w:r>
-        <w:rPr>
-          <w:vertAlign w:val="superscript"/>
+    </w:p>
+    <w:p>
+      <w:pPr>
+        <w:bidi/>
+      </w:pPr>
+      <w:r>
+        <w:rPr>
+          <w:rtl/>
+          <w:cs/>
+          <w:lang w:val="ar_AE" w:bidi="ar_AE"/>
+        </w:rPr>
+      </w:r>
+      <w:r>
+        <w:rPr>
+          <w:vertAlign w:val="superscript"/>
+          <w:rtl/>
+          <w:cs/>
           <w:lang w:val="ar_AE" w:bidi="ar_AE"/>
         </w:rPr>
         <w:t>27</w:t>
       </w:r>
       <w:r>
         <w:rPr>
+          <w:rtl/>
+          <w:cs/>
           <w:lang w:val="ar_AE" w:bidi="ar_AE"/>
         </w:rPr>
         <w:t xml:space="preserve"> خَيْرٌ لِلْمَرْءِ أَنْ يَحْمِلَ النِّيرَ فِي حَدَاثَتِهِ.</w:t>
       </w:r>
-      <w:r>
-        <w:rPr>
-          <w:lang w:val="ar_AE" w:bidi="ar_AE"/>
-        </w:rPr>
-      </w:r>
-      <w:r>
-        <w:rPr>
-          <w:lang w:val="ar_AE" w:bidi="ar_AE"/>
-        </w:rPr>
-      </w:r>
-    </w:p>
-    <w:p>
-      <w:pPr>
-        <w:bidi/>
-      </w:pPr>
-      <w:r>
-        <w:rPr>
-          <w:lang w:val="ar_AE" w:bidi="ar_AE"/>
-        </w:rPr>
-      </w:r>
-    </w:p>
-    <w:p>
-      <w:pPr>
-        <w:bidi/>
-      </w:pPr>
-      <w:r>
-        <w:rPr>
-          <w:lang w:val="ar_AE" w:bidi="ar_AE"/>
-        </w:rPr>
-      </w:r>
-      <w:r>
-        <w:rPr>
-          <w:vertAlign w:val="superscript"/>
+    </w:p>
+    <w:p>
+      <w:pPr>
+        <w:bidi/>
+      </w:pPr>
+      <w:r>
+        <w:rPr>
+          <w:rtl/>
+          <w:cs/>
+          <w:lang w:val="ar_AE" w:bidi="ar_AE"/>
+        </w:rPr>
+      </w:r>
+      <w:r>
+        <w:rPr>
+          <w:vertAlign w:val="superscript"/>
+          <w:rtl/>
+          <w:cs/>
           <w:lang w:val="ar_AE" w:bidi="ar_AE"/>
         </w:rPr>
         <w:t>28</w:t>
       </w:r>
       <w:r>
         <w:rPr>
+          <w:rtl/>
+          <w:cs/>
           <w:lang w:val="ar_AE" w:bidi="ar_AE"/>
         </w:rPr>
         <w:t xml:space="preserve"> لِيَعْتَكِفْ وَحِيداً فِي صَمْتٍ لأَنَّ الرَّبَّ قَدْ وَضَعَ النِّيرَ عَلَيْهِ.</w:t>
       </w:r>
-      <w:r>
-        <w:rPr>
-          <w:lang w:val="ar_AE" w:bidi="ar_AE"/>
-        </w:rPr>
-      </w:r>
-      <w:r>
-        <w:rPr>
-          <w:lang w:val="ar_AE" w:bidi="ar_AE"/>
-        </w:rPr>
-      </w:r>
-    </w:p>
-    <w:p>
-      <w:pPr>
-        <w:bidi/>
-      </w:pPr>
-      <w:r>
-        <w:rPr>
-          <w:lang w:val="ar_AE" w:bidi="ar_AE"/>
-        </w:rPr>
-      </w:r>
-    </w:p>
-    <w:p>
-      <w:pPr>
-        <w:bidi/>
-      </w:pPr>
-      <w:r>
-        <w:rPr>
-          <w:lang w:val="ar_AE" w:bidi="ar_AE"/>
-        </w:rPr>
-      </w:r>
-      <w:r>
-        <w:rPr>
-          <w:vertAlign w:val="superscript"/>
+    </w:p>
+    <w:p>
+      <w:pPr>
+        <w:bidi/>
+      </w:pPr>
+      <w:r>
+        <w:rPr>
+          <w:rtl/>
+          <w:cs/>
+          <w:lang w:val="ar_AE" w:bidi="ar_AE"/>
+        </w:rPr>
+      </w:r>
+      <w:r>
+        <w:rPr>
+          <w:vertAlign w:val="superscript"/>
+          <w:rtl/>
+          <w:cs/>
           <w:lang w:val="ar_AE" w:bidi="ar_AE"/>
         </w:rPr>
         <w:t>29</w:t>
       </w:r>
       <w:r>
         <w:rPr>
+          <w:rtl/>
+          <w:cs/>
           <w:lang w:val="ar_AE" w:bidi="ar_AE"/>
         </w:rPr>
         <w:t xml:space="preserve"> لِيُوَارِ وَجْهَهُ فِي التُّرَابِ تَذَلُّلاً، عَسَى أَنْ يَكُونَ هُنَاكَ رَجَاءٌ.</w:t>
       </w:r>
-      <w:r>
-        <w:rPr>
-          <w:lang w:val="ar_AE" w:bidi="ar_AE"/>
-        </w:rPr>
-      </w:r>
-      <w:r>
-        <w:rPr>
-          <w:lang w:val="ar_AE" w:bidi="ar_AE"/>
-        </w:rPr>
-      </w:r>
-    </w:p>
-    <w:p>
-      <w:pPr>
-        <w:bidi/>
-      </w:pPr>
-      <w:r>
-        <w:rPr>
-          <w:lang w:val="ar_AE" w:bidi="ar_AE"/>
-        </w:rPr>
-      </w:r>
-    </w:p>
-    <w:p>
-      <w:pPr>
-        <w:bidi/>
-      </w:pPr>
-      <w:r>
-        <w:rPr>
-          <w:lang w:val="ar_AE" w:bidi="ar_AE"/>
-        </w:rPr>
-      </w:r>
-      <w:r>
-        <w:rPr>
-          <w:vertAlign w:val="superscript"/>
+    </w:p>
+    <w:p>
+      <w:pPr>
+        <w:bidi/>
+      </w:pPr>
+      <w:r>
+        <w:rPr>
+          <w:rtl/>
+          <w:cs/>
+          <w:lang w:val="ar_AE" w:bidi="ar_AE"/>
+        </w:rPr>
+      </w:r>
+      <w:r>
+        <w:rPr>
+          <w:vertAlign w:val="superscript"/>
+          <w:rtl/>
+          <w:cs/>
           <w:lang w:val="ar_AE" w:bidi="ar_AE"/>
         </w:rPr>
         <w:t>30</w:t>
       </w:r>
       <w:r>
         <w:rPr>
+          <w:rtl/>
+          <w:cs/>
           <w:lang w:val="ar_AE" w:bidi="ar_AE"/>
         </w:rPr>
         <w:t xml:space="preserve"> لِيَبْذُلْ خَدَّهُ لِلاطِمِ، وَيَشْبَعْ تَعْيِيراً.</w:t>
       </w:r>
-      <w:r>
-        <w:rPr>
-          <w:lang w:val="ar_AE" w:bidi="ar_AE"/>
-        </w:rPr>
-      </w:r>
-      <w:r>
-        <w:rPr>
-          <w:lang w:val="ar_AE" w:bidi="ar_AE"/>
-        </w:rPr>
-      </w:r>
-    </w:p>
-    <w:p>
-      <w:pPr>
-        <w:bidi/>
-      </w:pPr>
-      <w:r>
-        <w:rPr>
-          <w:lang w:val="ar_AE" w:bidi="ar_AE"/>
-        </w:rPr>
-      </w:r>
-    </w:p>
-    <w:p>
-      <w:pPr>
-        <w:bidi/>
-      </w:pPr>
-      <w:r>
-        <w:rPr>
-          <w:lang w:val="ar_AE" w:bidi="ar_AE"/>
-        </w:rPr>
-      </w:r>
-      <w:r>
-        <w:rPr>
-          <w:vertAlign w:val="superscript"/>
+    </w:p>
+    <w:p>
+      <w:pPr>
+        <w:bidi/>
+      </w:pPr>
+      <w:r>
+        <w:rPr>
+          <w:rtl/>
+          <w:cs/>
+          <w:lang w:val="ar_AE" w:bidi="ar_AE"/>
+        </w:rPr>
+      </w:r>
+      <w:r>
+        <w:rPr>
+          <w:vertAlign w:val="superscript"/>
+          <w:rtl/>
+          <w:cs/>
           <w:lang w:val="ar_AE" w:bidi="ar_AE"/>
         </w:rPr>
         <w:t>31</w:t>
       </w:r>
       <w:r>
         <w:rPr>
+          <w:rtl/>
+          <w:cs/>
           <w:lang w:val="ar_AE" w:bidi="ar_AE"/>
         </w:rPr>
         <w:t xml:space="preserve"> لأَنَّ الرَّبَّ لَا يَنْبِذُ إِلَى الأَبَدِ.</w:t>
       </w:r>
-      <w:r>
-        <w:rPr>
-          <w:lang w:val="ar_AE" w:bidi="ar_AE"/>
-        </w:rPr>
-      </w:r>
-      <w:r>
-        <w:rPr>
-          <w:lang w:val="ar_AE" w:bidi="ar_AE"/>
-        </w:rPr>
-      </w:r>
-    </w:p>
-    <w:p>
-      <w:pPr>
-        <w:bidi/>
-      </w:pPr>
-      <w:r>
-        <w:rPr>
-          <w:lang w:val="ar_AE" w:bidi="ar_AE"/>
-        </w:rPr>
-      </w:r>
-    </w:p>
-    <w:p>
-      <w:pPr>
-        <w:bidi/>
-      </w:pPr>
-      <w:r>
-        <w:rPr>
-          <w:lang w:val="ar_AE" w:bidi="ar_AE"/>
-        </w:rPr>
-      </w:r>
-      <w:r>
-        <w:rPr>
-          <w:vertAlign w:val="superscript"/>
+    </w:p>
+    <w:p>
+      <w:pPr>
+        <w:bidi/>
+      </w:pPr>
+      <w:r>
+        <w:rPr>
+          <w:rtl/>
+          <w:cs/>
+          <w:lang w:val="ar_AE" w:bidi="ar_AE"/>
+        </w:rPr>
+      </w:r>
+      <w:r>
+        <w:rPr>
+          <w:vertAlign w:val="superscript"/>
+          <w:rtl/>
+          <w:cs/>
           <w:lang w:val="ar_AE" w:bidi="ar_AE"/>
         </w:rPr>
         <w:t>32</w:t>
       </w:r>
       <w:r>
         <w:rPr>
+          <w:rtl/>
+          <w:cs/>
           <w:lang w:val="ar_AE" w:bidi="ar_AE"/>
         </w:rPr>
         <w:t xml:space="preserve"> فَإِنَّهُ وَلَوْ أَحْزَنَ يَرْأَفُ بِمُقْتَضَى رَحْمَتِهِ الْفَائِقَةِ.</w:t>
       </w:r>
-      <w:r>
-        <w:rPr>
-          <w:lang w:val="ar_AE" w:bidi="ar_AE"/>
-        </w:rPr>
-      </w:r>
-      <w:r>
-        <w:rPr>
-          <w:lang w:val="ar_AE" w:bidi="ar_AE"/>
-        </w:rPr>
-      </w:r>
-    </w:p>
-    <w:p>
-      <w:pPr>
-        <w:bidi/>
-      </w:pPr>
-      <w:r>
-        <w:rPr>
-          <w:lang w:val="ar_AE" w:bidi="ar_AE"/>
-        </w:rPr>
-      </w:r>
-    </w:p>
-    <w:p>
-      <w:pPr>
-        <w:bidi/>
-      </w:pPr>
-      <w:r>
-        <w:rPr>
-          <w:lang w:val="ar_AE" w:bidi="ar_AE"/>
-        </w:rPr>
-      </w:r>
-      <w:r>
-        <w:rPr>
-          <w:vertAlign w:val="superscript"/>
+    </w:p>
+    <w:p>
+      <w:pPr>
+        <w:bidi/>
+      </w:pPr>
+      <w:r>
+        <w:rPr>
+          <w:rtl/>
+          <w:cs/>
+          <w:lang w:val="ar_AE" w:bidi="ar_AE"/>
+        </w:rPr>
+      </w:r>
+      <w:r>
+        <w:rPr>
+          <w:vertAlign w:val="superscript"/>
+          <w:rtl/>
+          <w:cs/>
           <w:lang w:val="ar_AE" w:bidi="ar_AE"/>
         </w:rPr>
         <w:t>33</w:t>
       </w:r>
       <w:r>
         <w:rPr>
+          <w:rtl/>
+          <w:cs/>
           <w:lang w:val="ar_AE" w:bidi="ar_AE"/>
         </w:rPr>
         <w:t xml:space="preserve"> لأَنَّهُ لَا يَتَعَمَّدُ أَنْ يَبْتَلِيَ أَبْنَاءَ الْبَشَرِ بِالْبُؤْسِ وَالأَسَى،</w:t>
       </w:r>
-      <w:r>
-        <w:rPr>
-          <w:lang w:val="ar_AE" w:bidi="ar_AE"/>
-        </w:rPr>
-      </w:r>
-      <w:r>
-        <w:rPr>
-          <w:lang w:val="ar_AE" w:bidi="ar_AE"/>
-        </w:rPr>
-      </w:r>
-    </w:p>
-    <w:p>
-      <w:pPr>
-        <w:bidi/>
-      </w:pPr>
-      <w:r>
-        <w:rPr>
-          <w:lang w:val="ar_AE" w:bidi="ar_AE"/>
-        </w:rPr>
-      </w:r>
-    </w:p>
-    <w:p>
-      <w:pPr>
-        <w:bidi/>
-      </w:pPr>
-      <w:r>
-        <w:rPr>
-          <w:lang w:val="ar_AE" w:bidi="ar_AE"/>
-        </w:rPr>
-      </w:r>
-      <w:r>
-        <w:rPr>
-          <w:vertAlign w:val="superscript"/>
+    </w:p>
+    <w:p>
+      <w:pPr>
+        <w:bidi/>
+      </w:pPr>
+      <w:r>
+        <w:rPr>
+          <w:rtl/>
+          <w:cs/>
+          <w:lang w:val="ar_AE" w:bidi="ar_AE"/>
+        </w:rPr>
+      </w:r>
+      <w:r>
+        <w:rPr>
+          <w:vertAlign w:val="superscript"/>
+          <w:rtl/>
+          <w:cs/>
           <w:lang w:val="ar_AE" w:bidi="ar_AE"/>
         </w:rPr>
         <w:t>34</w:t>
       </w:r>
       <w:r>
         <w:rPr>
+          <w:rtl/>
+          <w:cs/>
           <w:lang w:val="ar_AE" w:bidi="ar_AE"/>
         </w:rPr>
         <w:t xml:space="preserve"> وَلا أَنْ يَسْحَقَ أَسْرَى الأَرْضِ تَحْتَ الأَقْدَامِ،</w:t>
       </w:r>
-      <w:r>
-        <w:rPr>
-          <w:lang w:val="ar_AE" w:bidi="ar_AE"/>
-        </w:rPr>
-      </w:r>
-      <w:r>
-        <w:rPr>
-          <w:lang w:val="ar_AE" w:bidi="ar_AE"/>
-        </w:rPr>
-      </w:r>
-    </w:p>
-    <w:p>
-      <w:pPr>
-        <w:bidi/>
-      </w:pPr>
-      <w:r>
-        <w:rPr>
-          <w:lang w:val="ar_AE" w:bidi="ar_AE"/>
-        </w:rPr>
-      </w:r>
-    </w:p>
-    <w:p>
-      <w:pPr>
-        <w:bidi/>
-      </w:pPr>
-      <w:r>
-        <w:rPr>
-          <w:lang w:val="ar_AE" w:bidi="ar_AE"/>
-        </w:rPr>
-      </w:r>
-      <w:r>
-        <w:rPr>
-          <w:vertAlign w:val="superscript"/>
+    </w:p>
+    <w:p>
+      <w:pPr>
+        <w:bidi/>
+      </w:pPr>
+      <w:r>
+        <w:rPr>
+          <w:rtl/>
+          <w:cs/>
+          <w:lang w:val="ar_AE" w:bidi="ar_AE"/>
+        </w:rPr>
+      </w:r>
+      <w:r>
+        <w:rPr>
+          <w:vertAlign w:val="superscript"/>
+          <w:rtl/>
+          <w:cs/>
           <w:lang w:val="ar_AE" w:bidi="ar_AE"/>
         </w:rPr>
         <w:t>35</w:t>
       </w:r>
       <w:r>
         <w:rPr>
+          <w:rtl/>
+          <w:cs/>
           <w:lang w:val="ar_AE" w:bidi="ar_AE"/>
         </w:rPr>
         <w:t xml:space="preserve"> وَلا أَنْ يَجُورَ أَحَدٌ عَلَى حُقُوقِ الإِنْسَانِ، أَمَامَ عَيْنَيِ الرَّبِّ الْعَلِيِّ</w:t>
       </w:r>
-      <w:r>
-        <w:rPr>
-          <w:lang w:val="ar_AE" w:bidi="ar_AE"/>
-        </w:rPr>
-      </w:r>
-      <w:r>
-        <w:rPr>
-          <w:lang w:val="ar_AE" w:bidi="ar_AE"/>
-        </w:rPr>
-      </w:r>
-    </w:p>
-    <w:p>
-      <w:pPr>
-        <w:bidi/>
-      </w:pPr>
-      <w:r>
-        <w:rPr>
-          <w:lang w:val="ar_AE" w:bidi="ar_AE"/>
-        </w:rPr>
-      </w:r>
-    </w:p>
-    <w:p>
-      <w:pPr>
-        <w:bidi/>
-      </w:pPr>
-      <w:r>
-        <w:rPr>
-          <w:lang w:val="ar_AE" w:bidi="ar_AE"/>
-        </w:rPr>
-      </w:r>
-      <w:r>
-        <w:rPr>
-          <w:vertAlign w:val="superscript"/>
+    </w:p>
+    <w:p>
+      <w:pPr>
+        <w:bidi/>
+      </w:pPr>
+      <w:r>
+        <w:rPr>
+          <w:rtl/>
+          <w:cs/>
+          <w:lang w:val="ar_AE" w:bidi="ar_AE"/>
+        </w:rPr>
+      </w:r>
+      <w:r>
+        <w:rPr>
+          <w:vertAlign w:val="superscript"/>
+          <w:rtl/>
+          <w:cs/>
           <w:lang w:val="ar_AE" w:bidi="ar_AE"/>
         </w:rPr>
         <w:t>36</w:t>
       </w:r>
       <w:r>
         <w:rPr>
+          <w:rtl/>
+          <w:cs/>
           <w:lang w:val="ar_AE" w:bidi="ar_AE"/>
         </w:rPr>
         <w:t xml:space="preserve"> أَوْ أَنْ لَا يُنْصَفَ الإِنْسَانُ فِي دَعْوَاهُ. أَلا يَرَى الرَّبُّ هَذِهِ الأُمُورَ؟</w:t>
       </w:r>
-      <w:r>
-        <w:rPr>
-          <w:lang w:val="ar_AE" w:bidi="ar_AE"/>
-        </w:rPr>
-      </w:r>
-      <w:r>
-        <w:rPr>
-          <w:lang w:val="ar_AE" w:bidi="ar_AE"/>
-        </w:rPr>
-      </w:r>
-    </w:p>
-    <w:p>
-      <w:pPr>
-        <w:bidi/>
-      </w:pPr>
-      <w:r>
-        <w:rPr>
-          <w:lang w:val="ar_AE" w:bidi="ar_AE"/>
-        </w:rPr>
-      </w:r>
-    </w:p>
-    <w:p>
-      <w:pPr>
-        <w:bidi/>
-      </w:pPr>
-      <w:r>
-        <w:rPr>
-          <w:lang w:val="ar_AE" w:bidi="ar_AE"/>
-        </w:rPr>
-      </w:r>
-      <w:r>
-        <w:rPr>
-          <w:vertAlign w:val="superscript"/>
+    </w:p>
+    <w:p>
+      <w:pPr>
+        <w:bidi/>
+      </w:pPr>
+      <w:r>
+        <w:rPr>
+          <w:rtl/>
+          <w:cs/>
+          <w:lang w:val="ar_AE" w:bidi="ar_AE"/>
+        </w:rPr>
+      </w:r>
+      <w:r>
+        <w:rPr>
+          <w:vertAlign w:val="superscript"/>
+          <w:rtl/>
+          <w:cs/>
           <w:lang w:val="ar_AE" w:bidi="ar_AE"/>
         </w:rPr>
         <w:t>37</w:t>
       </w:r>
       <w:r>
         <w:rPr>
+          <w:rtl/>
+          <w:cs/>
           <w:lang w:val="ar_AE" w:bidi="ar_AE"/>
         </w:rPr>
         <w:t xml:space="preserve"> مَنْ ذَا الَّذِي يَقْضِي بِأَمْرٍ فَيَتَحَقَّقَ إِنْ لَمْ يَكُنِ الرَّبُّ قَدْ أَمَرَ بِهِ؟</w:t>
       </w:r>
-      <w:r>
-        <w:rPr>
-          <w:lang w:val="ar_AE" w:bidi="ar_AE"/>
-        </w:rPr>
-      </w:r>
-      <w:r>
-        <w:rPr>
-          <w:lang w:val="ar_AE" w:bidi="ar_AE"/>
-        </w:rPr>
-      </w:r>
-    </w:p>
-    <w:p>
-      <w:pPr>
-        <w:bidi/>
-      </w:pPr>
-      <w:r>
-        <w:rPr>
-          <w:lang w:val="ar_AE" w:bidi="ar_AE"/>
-        </w:rPr>
-      </w:r>
-    </w:p>
-    <w:p>
-      <w:pPr>
-        <w:bidi/>
-      </w:pPr>
-      <w:r>
-        <w:rPr>
-          <w:lang w:val="ar_AE" w:bidi="ar_AE"/>
-        </w:rPr>
-      </w:r>
-      <w:r>
-        <w:rPr>
-          <w:vertAlign w:val="superscript"/>
+    </w:p>
+    <w:p>
+      <w:pPr>
+        <w:bidi/>
+      </w:pPr>
+      <w:r>
+        <w:rPr>
+          <w:rtl/>
+          <w:cs/>
+          <w:lang w:val="ar_AE" w:bidi="ar_AE"/>
+        </w:rPr>
+      </w:r>
+      <w:r>
+        <w:rPr>
+          <w:vertAlign w:val="superscript"/>
+          <w:rtl/>
+          <w:cs/>
           <w:lang w:val="ar_AE" w:bidi="ar_AE"/>
         </w:rPr>
         <w:t>38</w:t>
       </w:r>
       <w:r>
         <w:rPr>
+          <w:rtl/>
+          <w:cs/>
           <w:lang w:val="ar_AE" w:bidi="ar_AE"/>
         </w:rPr>
         <w:t xml:space="preserve"> أَلَيْسَ مِنْ فَمِ الْعَلِيِّ يَصْدُرُ الضُّرُّ وَالْخَيْرُ؟</w:t>
       </w:r>
-      <w:r>
-        <w:rPr>
-          <w:lang w:val="ar_AE" w:bidi="ar_AE"/>
-        </w:rPr>
-      </w:r>
-      <w:r>
-        <w:rPr>
-          <w:lang w:val="ar_AE" w:bidi="ar_AE"/>
-        </w:rPr>
-      </w:r>
-    </w:p>
-    <w:p>
-      <w:pPr>
-        <w:bidi/>
-      </w:pPr>
-      <w:r>
-        <w:rPr>
-          <w:lang w:val="ar_AE" w:bidi="ar_AE"/>
-        </w:rPr>
-      </w:r>
-    </w:p>
-    <w:p>
-      <w:pPr>
-        <w:bidi/>
-      </w:pPr>
-      <w:r>
-        <w:rPr>
-          <w:lang w:val="ar_AE" w:bidi="ar_AE"/>
-        </w:rPr>
-      </w:r>
-      <w:r>
-        <w:rPr>
-          <w:vertAlign w:val="superscript"/>
+    </w:p>
+    <w:p>
+      <w:pPr>
+        <w:bidi/>
+      </w:pPr>
+      <w:r>
+        <w:rPr>
+          <w:rtl/>
+          <w:cs/>
+          <w:lang w:val="ar_AE" w:bidi="ar_AE"/>
+        </w:rPr>
+      </w:r>
+      <w:r>
+        <w:rPr>
+          <w:vertAlign w:val="superscript"/>
+          <w:rtl/>
+          <w:cs/>
           <w:lang w:val="ar_AE" w:bidi="ar_AE"/>
         </w:rPr>
         <w:t>39</w:t>
       </w:r>
       <w:r>
         <w:rPr>
+          <w:rtl/>
+          <w:cs/>
           <w:lang w:val="ar_AE" w:bidi="ar_AE"/>
         </w:rPr>
         <w:t xml:space="preserve"> فَلِمَاذَا يَشْتَكِي الإِنْسَانُ الْحَيُّ حِينَ يُعَاقَبُ عَلَى خَطَايَاهُ؟</w:t>
       </w:r>
-      <w:r>
-        <w:rPr>
-          <w:lang w:val="ar_AE" w:bidi="ar_AE"/>
-        </w:rPr>
-      </w:r>
-      <w:r>
-        <w:rPr>
-          <w:lang w:val="ar_AE" w:bidi="ar_AE"/>
-        </w:rPr>
-      </w:r>
-    </w:p>
-    <w:p>
-      <w:pPr>
-        <w:bidi/>
-      </w:pPr>
-      <w:r>
-        <w:rPr>
-          <w:lang w:val="ar_AE" w:bidi="ar_AE"/>
-        </w:rPr>
-      </w:r>
-    </w:p>
-    <w:p>
-      <w:pPr>
-        <w:bidi/>
-      </w:pPr>
-      <w:r>
-        <w:rPr>
-          <w:lang w:val="ar_AE" w:bidi="ar_AE"/>
-        </w:rPr>
-      </w:r>
-      <w:r>
-        <w:rPr>
-          <w:vertAlign w:val="superscript"/>
+    </w:p>
+    <w:p>
+      <w:pPr>
+        <w:bidi/>
+      </w:pPr>
+      <w:r>
+        <w:rPr>
+          <w:rtl/>
+          <w:cs/>
+          <w:lang w:val="ar_AE" w:bidi="ar_AE"/>
+        </w:rPr>
+      </w:r>
+      <w:r>
+        <w:rPr>
+          <w:vertAlign w:val="superscript"/>
+          <w:rtl/>
+          <w:cs/>
           <w:lang w:val="ar_AE" w:bidi="ar_AE"/>
         </w:rPr>
         <w:t>40</w:t>
       </w:r>
       <w:r>
         <w:rPr>
+          <w:rtl/>
+          <w:cs/>
           <w:lang w:val="ar_AE" w:bidi="ar_AE"/>
         </w:rPr>
         <w:t xml:space="preserve"> لِنَفْحَصْ طُرُقَنَا وَنَخْتَبِرْهَا وَنَرْجِعْ إِلَى الرَّبِّ.</w:t>
       </w:r>
-      <w:r>
-        <w:rPr>
-          <w:lang w:val="ar_AE" w:bidi="ar_AE"/>
-        </w:rPr>
-      </w:r>
-      <w:r>
-        <w:rPr>
-          <w:lang w:val="ar_AE" w:bidi="ar_AE"/>
-        </w:rPr>
-      </w:r>
-    </w:p>
-    <w:p>
-      <w:pPr>
-        <w:bidi/>
-      </w:pPr>
-      <w:r>
-        <w:rPr>
-          <w:lang w:val="ar_AE" w:bidi="ar_AE"/>
-        </w:rPr>
-      </w:r>
-    </w:p>
-    <w:p>
-      <w:pPr>
-        <w:bidi/>
-      </w:pPr>
-      <w:r>
-        <w:rPr>
-          <w:lang w:val="ar_AE" w:bidi="ar_AE"/>
-        </w:rPr>
-      </w:r>
-      <w:r>
-        <w:rPr>
-          <w:vertAlign w:val="superscript"/>
+    </w:p>
+    <w:p>
+      <w:pPr>
+        <w:bidi/>
+      </w:pPr>
+      <w:r>
+        <w:rPr>
+          <w:rtl/>
+          <w:cs/>
+          <w:lang w:val="ar_AE" w:bidi="ar_AE"/>
+        </w:rPr>
+      </w:r>
+      <w:r>
+        <w:rPr>
+          <w:vertAlign w:val="superscript"/>
+          <w:rtl/>
+          <w:cs/>
           <w:lang w:val="ar_AE" w:bidi="ar_AE"/>
         </w:rPr>
         <w:t>41</w:t>
       </w:r>
       <w:r>
         <w:rPr>
+          <w:rtl/>
+          <w:cs/>
           <w:lang w:val="ar_AE" w:bidi="ar_AE"/>
         </w:rPr>
         <w:t xml:space="preserve"> لِنَرْفَعْ قُلُوبَنَا وَأَيْدِيَنَا إِلَى اللهِ فِي السَّمَاوَاتِ.</w:t>
       </w:r>
-      <w:r>
-        <w:rPr>
-          <w:lang w:val="ar_AE" w:bidi="ar_AE"/>
-        </w:rPr>
-      </w:r>
-      <w:r>
-        <w:rPr>
-          <w:lang w:val="ar_AE" w:bidi="ar_AE"/>
-        </w:rPr>
-      </w:r>
-    </w:p>
-    <w:p>
-      <w:pPr>
-        <w:bidi/>
-      </w:pPr>
-      <w:r>
-        <w:rPr>
-          <w:lang w:val="ar_AE" w:bidi="ar_AE"/>
-        </w:rPr>
-      </w:r>
-    </w:p>
-    <w:p>
-      <w:pPr>
-        <w:bidi/>
-      </w:pPr>
-      <w:r>
-        <w:rPr>
-          <w:lang w:val="ar_AE" w:bidi="ar_AE"/>
-        </w:rPr>
-      </w:r>
-      <w:r>
-        <w:rPr>
-          <w:vertAlign w:val="superscript"/>
+    </w:p>
+    <w:p>
+      <w:pPr>
+        <w:bidi/>
+      </w:pPr>
+      <w:r>
+        <w:rPr>
+          <w:rtl/>
+          <w:cs/>
+          <w:lang w:val="ar_AE" w:bidi="ar_AE"/>
+        </w:rPr>
+      </w:r>
+      <w:r>
+        <w:rPr>
+          <w:vertAlign w:val="superscript"/>
+          <w:rtl/>
+          <w:cs/>
           <w:lang w:val="ar_AE" w:bidi="ar_AE"/>
         </w:rPr>
         <w:t>42</w:t>
       </w:r>
       <w:r>
         <w:rPr>
+          <w:rtl/>
+          <w:cs/>
           <w:lang w:val="ar_AE" w:bidi="ar_AE"/>
         </w:rPr>
         <w:t xml:space="preserve"> قَدْ تَعَدَّيْنَا وَتَمَرَّدْنَا، وَأَنْتَ لَمْ تَغْفِرْ.</w:t>
       </w:r>
-      <w:r>
-        <w:rPr>
-          <w:lang w:val="ar_AE" w:bidi="ar_AE"/>
-        </w:rPr>
-      </w:r>
-      <w:r>
-        <w:rPr>
-          <w:lang w:val="ar_AE" w:bidi="ar_AE"/>
-        </w:rPr>
-      </w:r>
-    </w:p>
-    <w:p>
-      <w:pPr>
-        <w:bidi/>
-      </w:pPr>
-      <w:r>
-        <w:rPr>
-          <w:lang w:val="ar_AE" w:bidi="ar_AE"/>
-        </w:rPr>
-      </w:r>
-    </w:p>
-    <w:p>
-      <w:pPr>
-        <w:bidi/>
-      </w:pPr>
-      <w:r>
-        <w:rPr>
-          <w:lang w:val="ar_AE" w:bidi="ar_AE"/>
-        </w:rPr>
-      </w:r>
-      <w:r>
-        <w:rPr>
-          <w:vertAlign w:val="superscript"/>
+    </w:p>
+    <w:p>
+      <w:pPr>
+        <w:bidi/>
+      </w:pPr>
+      <w:r>
+        <w:rPr>
+          <w:rtl/>
+          <w:cs/>
+          <w:lang w:val="ar_AE" w:bidi="ar_AE"/>
+        </w:rPr>
+      </w:r>
+      <w:r>
+        <w:rPr>
+          <w:vertAlign w:val="superscript"/>
+          <w:rtl/>
+          <w:cs/>
           <w:lang w:val="ar_AE" w:bidi="ar_AE"/>
         </w:rPr>
         <w:t>43</w:t>
       </w:r>
       <w:r>
         <w:rPr>
+          <w:rtl/>
+          <w:cs/>
           <w:lang w:val="ar_AE" w:bidi="ar_AE"/>
         </w:rPr>
         <w:t xml:space="preserve"> لَفَّعْتَ نَفْسَكَ بِالْغَضَبِ وَتَعَقَّبْتَنَا. قَتَلْتَ مِنْ غَيْرِ رَحْمَةٍ.</w:t>
       </w:r>
-      <w:r>
-        <w:rPr>
-          <w:lang w:val="ar_AE" w:bidi="ar_AE"/>
-        </w:rPr>
-      </w:r>
-      <w:r>
-        <w:rPr>
-          <w:lang w:val="ar_AE" w:bidi="ar_AE"/>
-        </w:rPr>
-      </w:r>
-    </w:p>
-    <w:p>
-      <w:pPr>
-        <w:bidi/>
-      </w:pPr>
-      <w:r>
-        <w:rPr>
-          <w:lang w:val="ar_AE" w:bidi="ar_AE"/>
-        </w:rPr>
-      </w:r>
-    </w:p>
-    <w:p>
-      <w:pPr>
-        <w:bidi/>
-      </w:pPr>
-      <w:r>
-        <w:rPr>
-          <w:lang w:val="ar_AE" w:bidi="ar_AE"/>
-        </w:rPr>
-      </w:r>
-      <w:r>
-        <w:rPr>
-          <w:vertAlign w:val="superscript"/>
+    </w:p>
+    <w:p>
+      <w:pPr>
+        <w:bidi/>
+      </w:pPr>
+      <w:r>
+        <w:rPr>
+          <w:rtl/>
+          <w:cs/>
+          <w:lang w:val="ar_AE" w:bidi="ar_AE"/>
+        </w:rPr>
+      </w:r>
+      <w:r>
+        <w:rPr>
+          <w:vertAlign w:val="superscript"/>
+          <w:rtl/>
+          <w:cs/>
           <w:lang w:val="ar_AE" w:bidi="ar_AE"/>
         </w:rPr>
         <w:t>44</w:t>
       </w:r>
       <w:r>
         <w:rPr>
+          <w:rtl/>
+          <w:cs/>
           <w:lang w:val="ar_AE" w:bidi="ar_AE"/>
         </w:rPr>
         <w:t xml:space="preserve"> تَلَفَّعْتَ بِالسَّحَابِ حَتَّى لَا تَبْلُغَ إِلَيْكَ صَلاةٌ.</w:t>
       </w:r>
-      <w:r>
-        <w:rPr>
-          <w:lang w:val="ar_AE" w:bidi="ar_AE"/>
-        </w:rPr>
-      </w:r>
-      <w:r>
-        <w:rPr>
-          <w:lang w:val="ar_AE" w:bidi="ar_AE"/>
-        </w:rPr>
-      </w:r>
-    </w:p>
-    <w:p>
-      <w:pPr>
-        <w:bidi/>
-      </w:pPr>
-      <w:r>
-        <w:rPr>
-          <w:lang w:val="ar_AE" w:bidi="ar_AE"/>
-        </w:rPr>
-      </w:r>
-    </w:p>
-    <w:p>
-      <w:pPr>
-        <w:bidi/>
-      </w:pPr>
-      <w:r>
-        <w:rPr>
-          <w:lang w:val="ar_AE" w:bidi="ar_AE"/>
-        </w:rPr>
-      </w:r>
-      <w:r>
-        <w:rPr>
-          <w:vertAlign w:val="superscript"/>
+    </w:p>
+    <w:p>
+      <w:pPr>
+        <w:bidi/>
+      </w:pPr>
+      <w:r>
+        <w:rPr>
+          <w:rtl/>
+          <w:cs/>
+          <w:lang w:val="ar_AE" w:bidi="ar_AE"/>
+        </w:rPr>
+      </w:r>
+      <w:r>
+        <w:rPr>
+          <w:vertAlign w:val="superscript"/>
+          <w:rtl/>
+          <w:cs/>
           <w:lang w:val="ar_AE" w:bidi="ar_AE"/>
         </w:rPr>
         <w:t>45</w:t>
       </w:r>
       <w:r>
         <w:rPr>
+          <w:rtl/>
+          <w:cs/>
           <w:lang w:val="ar_AE" w:bidi="ar_AE"/>
         </w:rPr>
         <w:t xml:space="preserve"> قَدْ جَعَلْتَنَا أَوْسَاخاً وَأَقْذَاراً بَيْنَ الشُّعُوبِ.</w:t>
       </w:r>
-      <w:r>
-        <w:rPr>
-          <w:lang w:val="ar_AE" w:bidi="ar_AE"/>
-        </w:rPr>
-      </w:r>
-      <w:r>
-        <w:rPr>
-          <w:lang w:val="ar_AE" w:bidi="ar_AE"/>
-        </w:rPr>
-      </w:r>
-    </w:p>
-    <w:p>
-      <w:pPr>
-        <w:bidi/>
-      </w:pPr>
-      <w:r>
-        <w:rPr>
-          <w:lang w:val="ar_AE" w:bidi="ar_AE"/>
-        </w:rPr>
-      </w:r>
-    </w:p>
-    <w:p>
-      <w:pPr>
-        <w:bidi/>
-      </w:pPr>
-      <w:r>
-        <w:rPr>
-          <w:lang w:val="ar_AE" w:bidi="ar_AE"/>
-        </w:rPr>
-      </w:r>
-      <w:r>
-        <w:rPr>
-          <w:vertAlign w:val="superscript"/>
+    </w:p>
+    <w:p>
+      <w:pPr>
+        <w:bidi/>
+      </w:pPr>
+      <w:r>
+        <w:rPr>
+          <w:rtl/>
+          <w:cs/>
+          <w:lang w:val="ar_AE" w:bidi="ar_AE"/>
+        </w:rPr>
+      </w:r>
+      <w:r>
+        <w:rPr>
+          <w:vertAlign w:val="superscript"/>
+          <w:rtl/>
+          <w:cs/>
           <w:lang w:val="ar_AE" w:bidi="ar_AE"/>
         </w:rPr>
         <w:t>46</w:t>
       </w:r>
       <w:r>
         <w:rPr>
+          <w:rtl/>
+          <w:cs/>
           <w:lang w:val="ar_AE" w:bidi="ar_AE"/>
         </w:rPr>
         <w:t xml:space="preserve"> فَتَحَ عَلَيْنَا جَمِيعُ أَعْدَائِنَا أفْوَاهَهُمْ،</w:t>
       </w:r>
-      <w:r>
-        <w:rPr>
-          <w:lang w:val="ar_AE" w:bidi="ar_AE"/>
-        </w:rPr>
-      </w:r>
-      <w:r>
-        <w:rPr>
-          <w:lang w:val="ar_AE" w:bidi="ar_AE"/>
-        </w:rPr>
-      </w:r>
-    </w:p>
-    <w:p>
-      <w:pPr>
-        <w:bidi/>
-      </w:pPr>
-      <w:r>
-        <w:rPr>
-          <w:lang w:val="ar_AE" w:bidi="ar_AE"/>
-        </w:rPr>
-      </w:r>
-    </w:p>
-    <w:p>
-      <w:pPr>
-        <w:bidi/>
-      </w:pPr>
-      <w:r>
-        <w:rPr>
-          <w:lang w:val="ar_AE" w:bidi="ar_AE"/>
-        </w:rPr>
-      </w:r>
-      <w:r>
-        <w:rPr>
-          <w:vertAlign w:val="superscript"/>
+    </w:p>
+    <w:p>
+      <w:pPr>
+        <w:bidi/>
+      </w:pPr>
+      <w:r>
+        <w:rPr>
+          <w:rtl/>
+          <w:cs/>
+          <w:lang w:val="ar_AE" w:bidi="ar_AE"/>
+        </w:rPr>
+      </w:r>
+      <w:r>
+        <w:rPr>
+          <w:vertAlign w:val="superscript"/>
+          <w:rtl/>
+          <w:cs/>
           <w:lang w:val="ar_AE" w:bidi="ar_AE"/>
         </w:rPr>
         <w:t>47</w:t>
       </w:r>
       <w:r>
         <w:rPr>
+          <w:rtl/>
+          <w:cs/>
           <w:lang w:val="ar_AE" w:bidi="ar_AE"/>
         </w:rPr>
         <w:t xml:space="preserve"> وَحَلَّ بِنَا الرُّعْبُ وَالْهَلاكُ وَالدَّمَارُ وَالسَّحْقُ.</w:t>
       </w:r>
-      <w:r>
-        <w:rPr>
-          <w:lang w:val="ar_AE" w:bidi="ar_AE"/>
-        </w:rPr>
-      </w:r>
-      <w:r>
-        <w:rPr>
-          <w:lang w:val="ar_AE" w:bidi="ar_AE"/>
-        </w:rPr>
-      </w:r>
-    </w:p>
-    <w:p>
-      <w:pPr>
-        <w:bidi/>
-      </w:pPr>
-      <w:r>
-        <w:rPr>
-          <w:lang w:val="ar_AE" w:bidi="ar_AE"/>
-        </w:rPr>
-      </w:r>
-    </w:p>
-    <w:p>
-      <w:pPr>
-        <w:bidi/>
-      </w:pPr>
-      <w:r>
-        <w:rPr>
-          <w:lang w:val="ar_AE" w:bidi="ar_AE"/>
-        </w:rPr>
-      </w:r>
-      <w:r>
-        <w:rPr>
-          <w:vertAlign w:val="superscript"/>
+    </w:p>
+    <w:p>
+      <w:pPr>
+        <w:bidi/>
+      </w:pPr>
+      <w:r>
+        <w:rPr>
+          <w:rtl/>
+          <w:cs/>
+          <w:lang w:val="ar_AE" w:bidi="ar_AE"/>
+        </w:rPr>
+      </w:r>
+      <w:r>
+        <w:rPr>
+          <w:vertAlign w:val="superscript"/>
+          <w:rtl/>
+          <w:cs/>
           <w:lang w:val="ar_AE" w:bidi="ar_AE"/>
         </w:rPr>
         <w:t>48</w:t>
       </w:r>
       <w:r>
         <w:rPr>
+          <w:rtl/>
+          <w:cs/>
           <w:lang w:val="ar_AE" w:bidi="ar_AE"/>
         </w:rPr>
         <w:t xml:space="preserve"> تَفِيضُ عَيْنَايَ بِأَنْهَارِ مِيَاهٍ عَلَى دَمَارِ ابْنَةِ شَعْبِي.</w:t>
       </w:r>
-      <w:r>
-        <w:rPr>
-          <w:lang w:val="ar_AE" w:bidi="ar_AE"/>
-        </w:rPr>
-      </w:r>
-      <w:r>
-        <w:rPr>
-          <w:lang w:val="ar_AE" w:bidi="ar_AE"/>
-        </w:rPr>
-      </w:r>
-    </w:p>
-    <w:p>
-      <w:pPr>
-        <w:bidi/>
-      </w:pPr>
-      <w:r>
-        <w:rPr>
-          <w:lang w:val="ar_AE" w:bidi="ar_AE"/>
-        </w:rPr>
-      </w:r>
-    </w:p>
-    <w:p>
-      <w:pPr>
-        <w:bidi/>
-      </w:pPr>
-      <w:r>
-        <w:rPr>
-          <w:lang w:val="ar_AE" w:bidi="ar_AE"/>
-        </w:rPr>
-      </w:r>
-      <w:r>
-        <w:rPr>
-          <w:vertAlign w:val="superscript"/>
+    </w:p>
+    <w:p>
+      <w:pPr>
+        <w:bidi/>
+      </w:pPr>
+      <w:r>
+        <w:rPr>
+          <w:rtl/>
+          <w:cs/>
+          <w:lang w:val="ar_AE" w:bidi="ar_AE"/>
+        </w:rPr>
+      </w:r>
+      <w:r>
+        <w:rPr>
+          <w:vertAlign w:val="superscript"/>
+          <w:rtl/>
+          <w:cs/>
           <w:lang w:val="ar_AE" w:bidi="ar_AE"/>
         </w:rPr>
         <w:t>49</w:t>
       </w:r>
       <w:r>
         <w:rPr>
+          <w:rtl/>
+          <w:cs/>
           <w:lang w:val="ar_AE" w:bidi="ar_AE"/>
         </w:rPr>
         <w:t xml:space="preserve"> لَنْ تَكُفَّ عَيْنَايَ عَنِ الْبُكَاءِ أَبداً،</w:t>
       </w:r>
-      <w:r>
-        <w:rPr>
-          <w:lang w:val="ar_AE" w:bidi="ar_AE"/>
-        </w:rPr>
-      </w:r>
-      <w:r>
-        <w:rPr>
-          <w:lang w:val="ar_AE" w:bidi="ar_AE"/>
-        </w:rPr>
-      </w:r>
-    </w:p>
-    <w:p>
-      <w:pPr>
-        <w:bidi/>
-      </w:pPr>
-      <w:r>
-        <w:rPr>
-          <w:lang w:val="ar_AE" w:bidi="ar_AE"/>
-        </w:rPr>
-      </w:r>
-    </w:p>
-    <w:p>
-      <w:pPr>
-        <w:bidi/>
-      </w:pPr>
-      <w:r>
-        <w:rPr>
-          <w:lang w:val="ar_AE" w:bidi="ar_AE"/>
-        </w:rPr>
-      </w:r>
-      <w:r>
-        <w:rPr>
-          <w:vertAlign w:val="superscript"/>
+    </w:p>
+    <w:p>
+      <w:pPr>
+        <w:bidi/>
+      </w:pPr>
+      <w:r>
+        <w:rPr>
+          <w:rtl/>
+          <w:cs/>
+          <w:lang w:val="ar_AE" w:bidi="ar_AE"/>
+        </w:rPr>
+      </w:r>
+      <w:r>
+        <w:rPr>
+          <w:vertAlign w:val="superscript"/>
+          <w:rtl/>
+          <w:cs/>
           <w:lang w:val="ar_AE" w:bidi="ar_AE"/>
         </w:rPr>
         <w:t>50</w:t>
       </w:r>
       <w:r>
         <w:rPr>
+          <w:rtl/>
+          <w:cs/>
           <w:lang w:val="ar_AE" w:bidi="ar_AE"/>
         </w:rPr>
         <w:t xml:space="preserve"> حَتَّى يُشْرِفَ الرَّبُّ مِنَ السَّمَاءِ وَيُبْصِرَ.</w:t>
       </w:r>
-      <w:r>
-        <w:rPr>
-          <w:lang w:val="ar_AE" w:bidi="ar_AE"/>
-        </w:rPr>
-      </w:r>
-      <w:r>
-        <w:rPr>
-          <w:lang w:val="ar_AE" w:bidi="ar_AE"/>
-        </w:rPr>
-      </w:r>
-    </w:p>
-    <w:p>
-      <w:pPr>
-        <w:bidi/>
-      </w:pPr>
-      <w:r>
-        <w:rPr>
-          <w:lang w:val="ar_AE" w:bidi="ar_AE"/>
-        </w:rPr>
-      </w:r>
-    </w:p>
-    <w:p>
-      <w:pPr>
-        <w:bidi/>
-      </w:pPr>
-      <w:r>
-        <w:rPr>
-          <w:lang w:val="ar_AE" w:bidi="ar_AE"/>
-        </w:rPr>
-      </w:r>
-      <w:r>
-        <w:rPr>
-          <w:vertAlign w:val="superscript"/>
+    </w:p>
+    <w:p>
+      <w:pPr>
+        <w:bidi/>
+      </w:pPr>
+      <w:r>
+        <w:rPr>
+          <w:rtl/>
+          <w:cs/>
+          <w:lang w:val="ar_AE" w:bidi="ar_AE"/>
+        </w:rPr>
+      </w:r>
+      <w:r>
+        <w:rPr>
+          <w:vertAlign w:val="superscript"/>
+          <w:rtl/>
+          <w:cs/>
           <w:lang w:val="ar_AE" w:bidi="ar_AE"/>
         </w:rPr>
         <w:t>51</w:t>
       </w:r>
       <w:r>
         <w:rPr>
+          <w:rtl/>
+          <w:cs/>
           <w:lang w:val="ar_AE" w:bidi="ar_AE"/>
         </w:rPr>
         <w:t xml:space="preserve"> تَتْلَفُ عَيْنَايَ عَلَى مَصِيرِ كُلِّ بَنَاتِ مَدِينَتِي.</w:t>
       </w:r>
-      <w:r>
-        <w:rPr>
-          <w:lang w:val="ar_AE" w:bidi="ar_AE"/>
-        </w:rPr>
-      </w:r>
-      <w:r>
-        <w:rPr>
-          <w:lang w:val="ar_AE" w:bidi="ar_AE"/>
-        </w:rPr>
-      </w:r>
-    </w:p>
-    <w:p>
-      <w:pPr>
-        <w:bidi/>
-      </w:pPr>
-      <w:r>
-        <w:rPr>
-          <w:lang w:val="ar_AE" w:bidi="ar_AE"/>
-        </w:rPr>
-      </w:r>
-    </w:p>
-    <w:p>
-      <w:pPr>
-        <w:bidi/>
-      </w:pPr>
-      <w:r>
-        <w:rPr>
-          <w:lang w:val="ar_AE" w:bidi="ar_AE"/>
-        </w:rPr>
-      </w:r>
-      <w:r>
-        <w:rPr>
-          <w:vertAlign w:val="superscript"/>
+    </w:p>
+    <w:p>
+      <w:pPr>
+        <w:bidi/>
+      </w:pPr>
+      <w:r>
+        <w:rPr>
+          <w:rtl/>
+          <w:cs/>
+          <w:lang w:val="ar_AE" w:bidi="ar_AE"/>
+        </w:rPr>
+      </w:r>
+      <w:r>
+        <w:rPr>
+          <w:vertAlign w:val="superscript"/>
+          <w:rtl/>
+          <w:cs/>
           <w:lang w:val="ar_AE" w:bidi="ar_AE"/>
         </w:rPr>
         <w:t>52</w:t>
       </w:r>
       <w:r>
         <w:rPr>
+          <w:rtl/>
+          <w:cs/>
           <w:lang w:val="ar_AE" w:bidi="ar_AE"/>
         </w:rPr>
         <w:t xml:space="preserve"> قَدِ اصْطَادَنِي، كَعُصْفُورٍ، أَعْدَائِي الَّذِينَ لَمْ أُسِئْ إِلَيْهِمْ،</w:t>
       </w:r>
-      <w:r>
-        <w:rPr>
-          <w:lang w:val="ar_AE" w:bidi="ar_AE"/>
-        </w:rPr>
-      </w:r>
-      <w:r>
-        <w:rPr>
-          <w:lang w:val="ar_AE" w:bidi="ar_AE"/>
-        </w:rPr>
-      </w:r>
-    </w:p>
-    <w:p>
-      <w:pPr>
-        <w:bidi/>
-      </w:pPr>
-      <w:r>
-        <w:rPr>
-          <w:lang w:val="ar_AE" w:bidi="ar_AE"/>
-        </w:rPr>
-      </w:r>
-    </w:p>
-    <w:p>
-      <w:pPr>
-        <w:bidi/>
-      </w:pPr>
-      <w:r>
-        <w:rPr>
-          <w:lang w:val="ar_AE" w:bidi="ar_AE"/>
-        </w:rPr>
-      </w:r>
-      <w:r>
-        <w:rPr>
-          <w:vertAlign w:val="superscript"/>
+    </w:p>
+    <w:p>
+      <w:pPr>
+        <w:bidi/>
+      </w:pPr>
+      <w:r>
+        <w:rPr>
+          <w:rtl/>
+          <w:cs/>
+          <w:lang w:val="ar_AE" w:bidi="ar_AE"/>
+        </w:rPr>
+      </w:r>
+      <w:r>
+        <w:rPr>
+          <w:vertAlign w:val="superscript"/>
+          <w:rtl/>
+          <w:cs/>
           <w:lang w:val="ar_AE" w:bidi="ar_AE"/>
         </w:rPr>
         <w:t>53</w:t>
       </w:r>
       <w:r>
         <w:rPr>
+          <w:rtl/>
+          <w:cs/>
           <w:lang w:val="ar_AE" w:bidi="ar_AE"/>
         </w:rPr>
         <w:t xml:space="preserve"> طَرَحُونِي حَيًّا فِي الْجُبِّ وَرَجَمُونِي بِالْحِجَارَةِ.</w:t>
       </w:r>
-      <w:r>
-        <w:rPr>
-          <w:lang w:val="ar_AE" w:bidi="ar_AE"/>
-        </w:rPr>
-      </w:r>
-      <w:r>
-        <w:rPr>
-          <w:lang w:val="ar_AE" w:bidi="ar_AE"/>
-        </w:rPr>
-      </w:r>
-    </w:p>
-    <w:p>
-      <w:pPr>
-        <w:bidi/>
-      </w:pPr>
-      <w:r>
-        <w:rPr>
-          <w:lang w:val="ar_AE" w:bidi="ar_AE"/>
-        </w:rPr>
-      </w:r>
-    </w:p>
-    <w:p>
-      <w:pPr>
-        <w:bidi/>
-      </w:pPr>
-      <w:r>
-        <w:rPr>
-          <w:lang w:val="ar_AE" w:bidi="ar_AE"/>
-        </w:rPr>
-      </w:r>
-      <w:r>
-        <w:rPr>
-          <w:vertAlign w:val="superscript"/>
+    </w:p>
+    <w:p>
+      <w:pPr>
+        <w:bidi/>
+      </w:pPr>
+      <w:r>
+        <w:rPr>
+          <w:rtl/>
+          <w:cs/>
+          <w:lang w:val="ar_AE" w:bidi="ar_AE"/>
+        </w:rPr>
+      </w:r>
+      <w:r>
+        <w:rPr>
+          <w:vertAlign w:val="superscript"/>
+          <w:rtl/>
+          <w:cs/>
           <w:lang w:val="ar_AE" w:bidi="ar_AE"/>
         </w:rPr>
         <w:t>54</w:t>
       </w:r>
       <w:r>
         <w:rPr>
+          <w:rtl/>
+          <w:cs/>
           <w:lang w:val="ar_AE" w:bidi="ar_AE"/>
         </w:rPr>
         <w:t xml:space="preserve"> طَغَتِ الْمِيَاهُ فَوْقَ رَأْسِي، فَقُلْتُ: «قَدْ هَلَكْتُ».</w:t>
       </w:r>
-      <w:r>
-        <w:rPr>
-          <w:lang w:val="ar_AE" w:bidi="ar_AE"/>
-        </w:rPr>
-      </w:r>
-      <w:r>
-        <w:rPr>
-          <w:lang w:val="ar_AE" w:bidi="ar_AE"/>
-        </w:rPr>
-      </w:r>
-    </w:p>
-    <w:p>
-      <w:pPr>
-        <w:bidi/>
-      </w:pPr>
-      <w:r>
-        <w:rPr>
-          <w:lang w:val="ar_AE" w:bidi="ar_AE"/>
-        </w:rPr>
-      </w:r>
-    </w:p>
-    <w:p>
-      <w:pPr>
-        <w:bidi/>
-      </w:pPr>
-      <w:r>
-        <w:rPr>
-          <w:lang w:val="ar_AE" w:bidi="ar_AE"/>
-        </w:rPr>
-      </w:r>
-      <w:r>
-        <w:rPr>
-          <w:vertAlign w:val="superscript"/>
+    </w:p>
+    <w:p>
+      <w:pPr>
+        <w:bidi/>
+      </w:pPr>
+      <w:r>
+        <w:rPr>
+          <w:rtl/>
+          <w:cs/>
+          <w:lang w:val="ar_AE" w:bidi="ar_AE"/>
+        </w:rPr>
+      </w:r>
+      <w:r>
+        <w:rPr>
+          <w:vertAlign w:val="superscript"/>
+          <w:rtl/>
+          <w:cs/>
           <w:lang w:val="ar_AE" w:bidi="ar_AE"/>
         </w:rPr>
         <w:t>55</w:t>
       </w:r>
       <w:r>
         <w:rPr>
+          <w:rtl/>
+          <w:cs/>
           <w:lang w:val="ar_AE" w:bidi="ar_AE"/>
         </w:rPr>
         <w:t xml:space="preserve"> اسْتَغَثْتُ بِاسْمِكَ يَا رَبُّ مِنْ أَعْمَاقِ الْجُبِّ،</w:t>
       </w:r>
-      <w:r>
-        <w:rPr>
-          <w:lang w:val="ar_AE" w:bidi="ar_AE"/>
-        </w:rPr>
-      </w:r>
-      <w:r>
-        <w:rPr>
-          <w:lang w:val="ar_AE" w:bidi="ar_AE"/>
-        </w:rPr>
-      </w:r>
-    </w:p>
-    <w:p>
-      <w:pPr>
-        <w:bidi/>
-      </w:pPr>
-      <w:r>
-        <w:rPr>
-          <w:lang w:val="ar_AE" w:bidi="ar_AE"/>
-        </w:rPr>
-      </w:r>
-    </w:p>
-    <w:p>
-      <w:pPr>
-        <w:bidi/>
-      </w:pPr>
-      <w:r>
-        <w:rPr>
-          <w:lang w:val="ar_AE" w:bidi="ar_AE"/>
-        </w:rPr>
-      </w:r>
-      <w:r>
-        <w:rPr>
-          <w:vertAlign w:val="superscript"/>
+    </w:p>
+    <w:p>
+      <w:pPr>
+        <w:bidi/>
+      </w:pPr>
+      <w:r>
+        <w:rPr>
+          <w:rtl/>
+          <w:cs/>
+          <w:lang w:val="ar_AE" w:bidi="ar_AE"/>
+        </w:rPr>
+      </w:r>
+      <w:r>
+        <w:rPr>
+          <w:vertAlign w:val="superscript"/>
+          <w:rtl/>
+          <w:cs/>
           <w:lang w:val="ar_AE" w:bidi="ar_AE"/>
         </w:rPr>
         <w:t>56</w:t>
       </w:r>
       <w:r>
         <w:rPr>
+          <w:rtl/>
+          <w:cs/>
           <w:lang w:val="ar_AE" w:bidi="ar_AE"/>
         </w:rPr>
         <w:t xml:space="preserve"> فَسَمِعْتَ صَوْتِي. لَا تَصُمَّ أُذُنَيْكَ عَنْ صُرَاخِ اسْتِغَاثَتِي.</w:t>
       </w:r>
-      <w:r>
-        <w:rPr>
-          <w:lang w:val="ar_AE" w:bidi="ar_AE"/>
-        </w:rPr>
-      </w:r>
-      <w:r>
-        <w:rPr>
-          <w:lang w:val="ar_AE" w:bidi="ar_AE"/>
-        </w:rPr>
-      </w:r>
-    </w:p>
-    <w:p>
-      <w:pPr>
-        <w:bidi/>
-      </w:pPr>
-      <w:r>
-        <w:rPr>
-          <w:lang w:val="ar_AE" w:bidi="ar_AE"/>
-        </w:rPr>
-      </w:r>
-    </w:p>
-    <w:p>
-      <w:pPr>
-        <w:bidi/>
-      </w:pPr>
-      <w:r>
-        <w:rPr>
-          <w:lang w:val="ar_AE" w:bidi="ar_AE"/>
-        </w:rPr>
-      </w:r>
-      <w:r>
-        <w:rPr>
-          <w:vertAlign w:val="superscript"/>
+    </w:p>
+    <w:p>
+      <w:pPr>
+        <w:bidi/>
+      </w:pPr>
+      <w:r>
+        <w:rPr>
+          <w:rtl/>
+          <w:cs/>
+          <w:lang w:val="ar_AE" w:bidi="ar_AE"/>
+        </w:rPr>
+      </w:r>
+      <w:r>
+        <w:rPr>
+          <w:vertAlign w:val="superscript"/>
+          <w:rtl/>
+          <w:cs/>
           <w:lang w:val="ar_AE" w:bidi="ar_AE"/>
         </w:rPr>
         <w:t>57</w:t>
       </w:r>
       <w:r>
         <w:rPr>
+          <w:rtl/>
+          <w:cs/>
           <w:lang w:val="ar_AE" w:bidi="ar_AE"/>
         </w:rPr>
         <w:t xml:space="preserve"> اقْتَرَبْتَ حِينَ دَعَوْتُكَ إِذْ قُلْتَ: «لا تَخَفْ».</w:t>
       </w:r>
-      <w:r>
-        <w:rPr>
-          <w:lang w:val="ar_AE" w:bidi="ar_AE"/>
-        </w:rPr>
-      </w:r>
-      <w:r>
-        <w:rPr>
-          <w:lang w:val="ar_AE" w:bidi="ar_AE"/>
-        </w:rPr>
-      </w:r>
-    </w:p>
-    <w:p>
-      <w:pPr>
-        <w:bidi/>
-      </w:pPr>
-      <w:r>
-        <w:rPr>
-          <w:lang w:val="ar_AE" w:bidi="ar_AE"/>
-        </w:rPr>
-      </w:r>
-    </w:p>
-    <w:p>
-      <w:pPr>
-        <w:bidi/>
-      </w:pPr>
-      <w:r>
-        <w:rPr>
-          <w:lang w:val="ar_AE" w:bidi="ar_AE"/>
-        </w:rPr>
-      </w:r>
-      <w:r>
-        <w:rPr>
-          <w:vertAlign w:val="superscript"/>
+    </w:p>
+    <w:p>
+      <w:pPr>
+        <w:bidi/>
+      </w:pPr>
+      <w:r>
+        <w:rPr>
+          <w:rtl/>
+          <w:cs/>
+          <w:lang w:val="ar_AE" w:bidi="ar_AE"/>
+        </w:rPr>
+      </w:r>
+      <w:r>
+        <w:rPr>
+          <w:vertAlign w:val="superscript"/>
+          <w:rtl/>
+          <w:cs/>
           <w:lang w:val="ar_AE" w:bidi="ar_AE"/>
         </w:rPr>
         <w:t>58</w:t>
       </w:r>
       <w:r>
         <w:rPr>
+          <w:rtl/>
+          <w:cs/>
           <w:lang w:val="ar_AE" w:bidi="ar_AE"/>
         </w:rPr>
         <w:t xml:space="preserve"> قَدْ دَافَعْتَ عَنْ دَعْوَايَ يَا رَبُّ، وَافْتَدَيْتَ حَيَاتِي.</w:t>
       </w:r>
-      <w:r>
-        <w:rPr>
-          <w:lang w:val="ar_AE" w:bidi="ar_AE"/>
-        </w:rPr>
-      </w:r>
-      <w:r>
-        <w:rPr>
-          <w:lang w:val="ar_AE" w:bidi="ar_AE"/>
-        </w:rPr>
-      </w:r>
-    </w:p>
-    <w:p>
-      <w:pPr>
-        <w:bidi/>
-      </w:pPr>
-      <w:r>
-        <w:rPr>
-          <w:lang w:val="ar_AE" w:bidi="ar_AE"/>
-        </w:rPr>
-      </w:r>
-    </w:p>
-    <w:p>
-      <w:pPr>
-        <w:bidi/>
-      </w:pPr>
-      <w:r>
-        <w:rPr>
-          <w:lang w:val="ar_AE" w:bidi="ar_AE"/>
-        </w:rPr>
-      </w:r>
-      <w:r>
-        <w:rPr>
-          <w:vertAlign w:val="superscript"/>
+    </w:p>
+    <w:p>
+      <w:pPr>
+        <w:bidi/>
+      </w:pPr>
+      <w:r>
+        <w:rPr>
+          <w:rtl/>
+          <w:cs/>
+          <w:lang w:val="ar_AE" w:bidi="ar_AE"/>
+        </w:rPr>
+      </w:r>
+      <w:r>
+        <w:rPr>
+          <w:vertAlign w:val="superscript"/>
+          <w:rtl/>
+          <w:cs/>
           <w:lang w:val="ar_AE" w:bidi="ar_AE"/>
         </w:rPr>
         <w:t>59</w:t>
       </w:r>
       <w:r>
         <w:rPr>
+          <w:rtl/>
+          <w:cs/>
           <w:lang w:val="ar_AE" w:bidi="ar_AE"/>
         </w:rPr>
         <w:t xml:space="preserve"> أَنْتَ شَهِدْتَ مَا أَسَاءُوا بِهِ إِلَيَّ يَا رَبُّ، فَاقْضِ فِي دَعْوَايَ.</w:t>
       </w:r>
-      <w:r>
-        <w:rPr>
-          <w:lang w:val="ar_AE" w:bidi="ar_AE"/>
-        </w:rPr>
-      </w:r>
-      <w:r>
-        <w:rPr>
-          <w:lang w:val="ar_AE" w:bidi="ar_AE"/>
-        </w:rPr>
-      </w:r>
-    </w:p>
-    <w:p>
-      <w:pPr>
-        <w:bidi/>
-      </w:pPr>
-      <w:r>
-        <w:rPr>
-          <w:lang w:val="ar_AE" w:bidi="ar_AE"/>
-        </w:rPr>
-      </w:r>
-    </w:p>
-    <w:p>
-      <w:pPr>
-        <w:bidi/>
-      </w:pPr>
-      <w:r>
-        <w:rPr>
-          <w:lang w:val="ar_AE" w:bidi="ar_AE"/>
-        </w:rPr>
-      </w:r>
-      <w:r>
-        <w:rPr>
-          <w:vertAlign w:val="superscript"/>
+    </w:p>
+    <w:p>
+      <w:pPr>
+        <w:bidi/>
+      </w:pPr>
+      <w:r>
+        <w:rPr>
+          <w:rtl/>
+          <w:cs/>
+          <w:lang w:val="ar_AE" w:bidi="ar_AE"/>
+        </w:rPr>
+      </w:r>
+      <w:r>
+        <w:rPr>
+          <w:vertAlign w:val="superscript"/>
+          <w:rtl/>
+          <w:cs/>
           <w:lang w:val="ar_AE" w:bidi="ar_AE"/>
         </w:rPr>
         <w:t>60</w:t>
       </w:r>
       <w:r>
         <w:rPr>
+          <w:rtl/>
+          <w:cs/>
           <w:lang w:val="ar_AE" w:bidi="ar_AE"/>
         </w:rPr>
         <w:t xml:space="preserve"> قَدْ رَأَيْتَ انْتِقَامَهُمْ كُلَّهُ وَسَائِرَ مُؤَامَرَاتِهِمْ عَلَيَّ.</w:t>
       </w:r>
-      <w:r>
-        <w:rPr>
-          <w:lang w:val="ar_AE" w:bidi="ar_AE"/>
-        </w:rPr>
-      </w:r>
-      <w:r>
-        <w:rPr>
-          <w:lang w:val="ar_AE" w:bidi="ar_AE"/>
-        </w:rPr>
-      </w:r>
-    </w:p>
-    <w:p>
-      <w:pPr>
-        <w:bidi/>
-      </w:pPr>
-      <w:r>
-        <w:rPr>
-          <w:lang w:val="ar_AE" w:bidi="ar_AE"/>
-        </w:rPr>
-      </w:r>
-    </w:p>
-    <w:p>
-      <w:pPr>
-        <w:bidi/>
-      </w:pPr>
-      <w:r>
-        <w:rPr>
-          <w:lang w:val="ar_AE" w:bidi="ar_AE"/>
-        </w:rPr>
-      </w:r>
-      <w:r>
-        <w:rPr>
-          <w:vertAlign w:val="superscript"/>
+    </w:p>
+    <w:p>
+      <w:pPr>
+        <w:bidi/>
+      </w:pPr>
+      <w:r>
+        <w:rPr>
+          <w:rtl/>
+          <w:cs/>
+          <w:lang w:val="ar_AE" w:bidi="ar_AE"/>
+        </w:rPr>
+      </w:r>
+      <w:r>
+        <w:rPr>
+          <w:vertAlign w:val="superscript"/>
+          <w:rtl/>
+          <w:cs/>
           <w:lang w:val="ar_AE" w:bidi="ar_AE"/>
         </w:rPr>
         <w:t>61</w:t>
       </w:r>
       <w:r>
         <w:rPr>
+          <w:rtl/>
+          <w:cs/>
           <w:lang w:val="ar_AE" w:bidi="ar_AE"/>
         </w:rPr>
         <w:t xml:space="preserve"> سَمِعْتَ تَعْيِيرَهُمْ يَا رَبُّ، وَجَمِيعَ مُؤَامَرَاتِهِمْ عَلَيَّ.</w:t>
       </w:r>
-      <w:r>
-        <w:rPr>
-          <w:lang w:val="ar_AE" w:bidi="ar_AE"/>
-        </w:rPr>
-      </w:r>
-      <w:r>
-        <w:rPr>
-          <w:lang w:val="ar_AE" w:bidi="ar_AE"/>
-        </w:rPr>
-      </w:r>
-    </w:p>
-    <w:p>
-      <w:pPr>
-        <w:bidi/>
-      </w:pPr>
-      <w:r>
-        <w:rPr>
-          <w:lang w:val="ar_AE" w:bidi="ar_AE"/>
-        </w:rPr>
-      </w:r>
-    </w:p>
-    <w:p>
-      <w:pPr>
-        <w:bidi/>
-      </w:pPr>
-      <w:r>
-        <w:rPr>
-          <w:lang w:val="ar_AE" w:bidi="ar_AE"/>
-        </w:rPr>
-      </w:r>
-      <w:r>
-        <w:rPr>
-          <w:vertAlign w:val="superscript"/>
+    </w:p>
+    <w:p>
+      <w:pPr>
+        <w:bidi/>
+      </w:pPr>
+      <w:r>
+        <w:rPr>
+          <w:rtl/>
+          <w:cs/>
+          <w:lang w:val="ar_AE" w:bidi="ar_AE"/>
+        </w:rPr>
+      </w:r>
+      <w:r>
+        <w:rPr>
+          <w:vertAlign w:val="superscript"/>
+          <w:rtl/>
+          <w:cs/>
           <w:lang w:val="ar_AE" w:bidi="ar_AE"/>
         </w:rPr>
         <w:t>62</w:t>
       </w:r>
       <w:r>
         <w:rPr>
+          <w:rtl/>
+          <w:cs/>
           <w:lang w:val="ar_AE" w:bidi="ar_AE"/>
         </w:rPr>
         <w:t xml:space="preserve"> وَسَمِعْتَ كَلامَ أَعْدَائِي وَتَدْبِيرَاتِهِمْ ضِدِّي الْيَوْمَ كُلَّهُ.</w:t>
       </w:r>
-      <w:r>
-        <w:rPr>
-          <w:lang w:val="ar_AE" w:bidi="ar_AE"/>
-        </w:rPr>
-      </w:r>
-      <w:r>
-        <w:rPr>
-          <w:lang w:val="ar_AE" w:bidi="ar_AE"/>
-        </w:rPr>
-      </w:r>
-    </w:p>
-    <w:p>
-      <w:pPr>
-        <w:bidi/>
-      </w:pPr>
-      <w:r>
-        <w:rPr>
-          <w:lang w:val="ar_AE" w:bidi="ar_AE"/>
-        </w:rPr>
-      </w:r>
-    </w:p>
-    <w:p>
-      <w:pPr>
-        <w:bidi/>
-      </w:pPr>
-      <w:r>
-        <w:rPr>
-          <w:lang w:val="ar_AE" w:bidi="ar_AE"/>
-        </w:rPr>
-      </w:r>
-      <w:r>
-        <w:rPr>
-          <w:vertAlign w:val="superscript"/>
+    </w:p>
+    <w:p>
+      <w:pPr>
+        <w:bidi/>
+      </w:pPr>
+      <w:r>
+        <w:rPr>
+          <w:rtl/>
+          <w:cs/>
+          <w:lang w:val="ar_AE" w:bidi="ar_AE"/>
+        </w:rPr>
+      </w:r>
+      <w:r>
+        <w:rPr>
+          <w:vertAlign w:val="superscript"/>
+          <w:rtl/>
+          <w:cs/>
           <w:lang w:val="ar_AE" w:bidi="ar_AE"/>
         </w:rPr>
         <w:t>63</w:t>
       </w:r>
       <w:r>
         <w:rPr>
+          <w:rtl/>
+          <w:cs/>
           <w:lang w:val="ar_AE" w:bidi="ar_AE"/>
         </w:rPr>
         <w:t xml:space="preserve"> رَاقِبْ جُلُوسَهُمْ وَقِيَامَهُمْ، فَقَدْ أَصْبَحْتُ أُهْجِيَةً لَهُمْ.</w:t>
       </w:r>
-      <w:r>
-        <w:rPr>
-          <w:lang w:val="ar_AE" w:bidi="ar_AE"/>
-        </w:rPr>
-      </w:r>
-      <w:r>
-        <w:rPr>
-          <w:lang w:val="ar_AE" w:bidi="ar_AE"/>
-        </w:rPr>
-      </w:r>
-    </w:p>
-    <w:p>
-      <w:pPr>
-        <w:bidi/>
-      </w:pPr>
-      <w:r>
-        <w:rPr>
-          <w:lang w:val="ar_AE" w:bidi="ar_AE"/>
-        </w:rPr>
-      </w:r>
-    </w:p>
-    <w:p>
-      <w:pPr>
-        <w:bidi/>
-      </w:pPr>
-      <w:r>
-        <w:rPr>
-          <w:lang w:val="ar_AE" w:bidi="ar_AE"/>
-        </w:rPr>
-      </w:r>
-      <w:r>
-        <w:rPr>
-          <w:vertAlign w:val="superscript"/>
+    </w:p>
+    <w:p>
+      <w:pPr>
+        <w:bidi/>
+      </w:pPr>
+      <w:r>
+        <w:rPr>
+          <w:rtl/>
+          <w:cs/>
+          <w:lang w:val="ar_AE" w:bidi="ar_AE"/>
+        </w:rPr>
+      </w:r>
+      <w:r>
+        <w:rPr>
+          <w:vertAlign w:val="superscript"/>
+          <w:rtl/>
+          <w:cs/>
           <w:lang w:val="ar_AE" w:bidi="ar_AE"/>
         </w:rPr>
         <w:t>64</w:t>
       </w:r>
       <w:r>
         <w:rPr>
+          <w:rtl/>
+          <w:cs/>
           <w:lang w:val="ar_AE" w:bidi="ar_AE"/>
         </w:rPr>
         <w:t xml:space="preserve"> جَازِهِمْ يَا رَبُّ بِمُقْتَضَى مَا جَنَتْهُ أَيْدِيهِمْ.</w:t>
       </w:r>
-      <w:r>
-        <w:rPr>
-          <w:lang w:val="ar_AE" w:bidi="ar_AE"/>
-        </w:rPr>
-      </w:r>
-      <w:r>
-        <w:rPr>
-          <w:lang w:val="ar_AE" w:bidi="ar_AE"/>
-        </w:rPr>
-      </w:r>
-    </w:p>
-    <w:p>
-      <w:pPr>
-        <w:bidi/>
-      </w:pPr>
-      <w:r>
-        <w:rPr>
-          <w:lang w:val="ar_AE" w:bidi="ar_AE"/>
-        </w:rPr>
-      </w:r>
-    </w:p>
-    <w:p>
-      <w:pPr>
-        <w:bidi/>
-      </w:pPr>
-      <w:r>
-        <w:rPr>
-          <w:lang w:val="ar_AE" w:bidi="ar_AE"/>
-        </w:rPr>
-      </w:r>
-      <w:r>
-        <w:rPr>
-          <w:vertAlign w:val="superscript"/>
+    </w:p>
+    <w:p>
+      <w:pPr>
+        <w:bidi/>
+      </w:pPr>
+      <w:r>
+        <w:rPr>
+          <w:rtl/>
+          <w:cs/>
+          <w:lang w:val="ar_AE" w:bidi="ar_AE"/>
+        </w:rPr>
+      </w:r>
+      <w:r>
+        <w:rPr>
+          <w:vertAlign w:val="superscript"/>
+          <w:rtl/>
+          <w:cs/>
           <w:lang w:val="ar_AE" w:bidi="ar_AE"/>
         </w:rPr>
         <w:t>65</w:t>
       </w:r>
       <w:r>
         <w:rPr>
+          <w:rtl/>
+          <w:cs/>
           <w:lang w:val="ar_AE" w:bidi="ar_AE"/>
         </w:rPr>
         <w:t xml:space="preserve"> اجْعَلْ عَلَى قُلُوبِهِمْ غَشَاوَةً، وَلْتَكُنْ لَعْنَتُكَ عَلَيْهِمْ.</w:t>
       </w:r>
-      <w:r>
-        <w:rPr>
-          <w:lang w:val="ar_AE" w:bidi="ar_AE"/>
-        </w:rPr>
-      </w:r>
-      <w:r>
-        <w:rPr>
-          <w:lang w:val="ar_AE" w:bidi="ar_AE"/>
-        </w:rPr>
-      </w:r>
-    </w:p>
-    <w:p>
-      <w:pPr>
-        <w:bidi/>
-      </w:pPr>
-      <w:r>
-        <w:rPr>
-          <w:lang w:val="ar_AE" w:bidi="ar_AE"/>
-        </w:rPr>
-      </w:r>
-    </w:p>
-    <w:p>
-      <w:pPr>
-        <w:bidi/>
-      </w:pPr>
-      <w:r>
-        <w:rPr>
-          <w:lang w:val="ar_AE" w:bidi="ar_AE"/>
-        </w:rPr>
-      </w:r>
-      <w:r>
-        <w:rPr>
-          <w:vertAlign w:val="superscript"/>
+    </w:p>
+    <w:p>
+      <w:pPr>
+        <w:bidi/>
+      </w:pPr>
+      <w:r>
+        <w:rPr>
+          <w:rtl/>
+          <w:cs/>
+          <w:lang w:val="ar_AE" w:bidi="ar_AE"/>
+        </w:rPr>
+      </w:r>
+      <w:r>
+        <w:rPr>
+          <w:vertAlign w:val="superscript"/>
+          <w:rtl/>
+          <w:cs/>
           <w:lang w:val="ar_AE" w:bidi="ar_AE"/>
         </w:rPr>
         <w:t>66</w:t>
       </w:r>
       <w:r>
         <w:rPr>
+          <w:rtl/>
+          <w:cs/>
           <w:lang w:val="ar_AE" w:bidi="ar_AE"/>
         </w:rPr>
         <w:t xml:space="preserve"> تَعَقَّبْهُمْ بِسُخْطٍ وَأَهْلِكْهُمْ مِنْ تَحْتِ سَمَاوَاتِكَ يَا رَبُّ.</w:t>
       </w:r>
-      <w:r>
-        <w:rPr>
-          <w:lang w:val="ar_AE" w:bidi="ar_AE"/>
-        </w:rPr>
-      </w:r>
-      <w:r>
-        <w:rPr>
-          <w:lang w:val="ar_AE" w:bidi="ar_AE"/>
-        </w:rPr>
-      </w:r>
-    </w:p>
-    <w:p>
-      <w:pPr>
-        <w:bidi/>
-      </w:pPr>
-      <w:r>
-        <w:rPr>
-          <w:lang w:val="ar_AE" w:bidi="ar_AE"/>
-        </w:rPr>
-      </w:r>
     </w:p>
     <w:p>
       <w:pPr>
@@ -5022,961 +3489,657 @@
       </w:pPr>
       <w:r>
         <w:rPr>
-          <w:lang w:val="ar_AE" w:bidi="ar_AE"/>
-        </w:rPr>
-        <w:t>Lamentations 4:1</w:t>
-      </w:r>
-      <w:r>
-        <w:rPr>
-          <w:lang w:val="ar_AE" w:bidi="ar_AE"/>
-        </w:rPr>
-      </w:r>
-    </w:p>
-    <w:p>
-      <w:pPr>
-        <w:bidi/>
-      </w:pPr>
-      <w:r>
-        <w:rPr>
-          <w:lang w:val="ar_AE" w:bidi="ar_AE"/>
-        </w:rPr>
-      </w:r>
-      <w:r>
-        <w:rPr>
-          <w:vertAlign w:val="superscript"/>
+          <w:rtl/>
+          <w:cs/>
+          <w:lang w:val="ar_AE" w:bidi="ar_AE"/>
+        </w:rPr>
+        <w:t>مراثي إرميا 4:1</w:t>
+      </w:r>
+      <w:r>
+        <w:rPr>
+          <w:rtl/>
+          <w:cs/>
+          <w:lang w:val="ar_AE" w:bidi="ar_AE"/>
+        </w:rPr>
+      </w:r>
+    </w:p>
+    <w:p>
+      <w:pPr>
+        <w:bidi/>
+      </w:pPr>
+      <w:r>
+        <w:rPr>
+          <w:rtl/>
+          <w:cs/>
+          <w:lang w:val="ar_AE" w:bidi="ar_AE"/>
+        </w:rPr>
+      </w:r>
+      <w:r>
+        <w:rPr>
+          <w:vertAlign w:val="superscript"/>
+          <w:rtl/>
+          <w:cs/>
           <w:lang w:val="ar_AE" w:bidi="ar_AE"/>
         </w:rPr>
         <w:t>1</w:t>
       </w:r>
       <w:r>
         <w:rPr>
+          <w:rtl/>
+          <w:cs/>
           <w:lang w:val="ar_AE" w:bidi="ar_AE"/>
         </w:rPr>
         <w:t xml:space="preserve"> كَيْفَ اكْمَدَّ الذَّهَبُ وَاكْدَرَّ لَوْنُ النُّضَارِ الخَالِصِ؟ كَيْفَ تَبَعْثَرَتْ حِجَارَةُ الْقُدْسِ فِي نَاصِيَةِ كُلِّ شَارِعٍ؟</w:t>
       </w:r>
-      <w:r>
-        <w:rPr>
-          <w:lang w:val="ar_AE" w:bidi="ar_AE"/>
-        </w:rPr>
-      </w:r>
-      <w:r>
-        <w:rPr>
-          <w:lang w:val="ar_AE" w:bidi="ar_AE"/>
-        </w:rPr>
-      </w:r>
-    </w:p>
-    <w:p>
-      <w:pPr>
-        <w:bidi/>
-      </w:pPr>
-      <w:r>
-        <w:rPr>
-          <w:lang w:val="ar_AE" w:bidi="ar_AE"/>
-        </w:rPr>
-      </w:r>
-    </w:p>
-    <w:p>
-      <w:pPr>
-        <w:bidi/>
-      </w:pPr>
-      <w:r>
-        <w:rPr>
-          <w:lang w:val="ar_AE" w:bidi="ar_AE"/>
-        </w:rPr>
-      </w:r>
-      <w:r>
-        <w:rPr>
-          <w:vertAlign w:val="superscript"/>
+    </w:p>
+    <w:p>
+      <w:pPr>
+        <w:bidi/>
+      </w:pPr>
+      <w:r>
+        <w:rPr>
+          <w:rtl/>
+          <w:cs/>
+          <w:lang w:val="ar_AE" w:bidi="ar_AE"/>
+        </w:rPr>
+      </w:r>
+      <w:r>
+        <w:rPr>
+          <w:vertAlign w:val="superscript"/>
+          <w:rtl/>
+          <w:cs/>
           <w:lang w:val="ar_AE" w:bidi="ar_AE"/>
         </w:rPr>
         <w:t>2</w:t>
       </w:r>
       <w:r>
         <w:rPr>
+          <w:rtl/>
+          <w:cs/>
           <w:lang w:val="ar_AE" w:bidi="ar_AE"/>
         </w:rPr>
         <w:t xml:space="preserve"> كَيْفَ حُسِبَ أَبْنَاءُ صِهْيَوْنَ الْكِرَامُ الْمَوْزُونُونَ بِالذَّهَبِ النَّقِيِّ، كَآنِيَةٍ خَزَفِيَّةٍ مِنْ عَمَلِ يَدِ الْفَخَّارِيِّ؟</w:t>
       </w:r>
-      <w:r>
-        <w:rPr>
-          <w:lang w:val="ar_AE" w:bidi="ar_AE"/>
-        </w:rPr>
-      </w:r>
-      <w:r>
-        <w:rPr>
-          <w:lang w:val="ar_AE" w:bidi="ar_AE"/>
-        </w:rPr>
-      </w:r>
-    </w:p>
-    <w:p>
-      <w:pPr>
-        <w:bidi/>
-      </w:pPr>
-      <w:r>
-        <w:rPr>
-          <w:lang w:val="ar_AE" w:bidi="ar_AE"/>
-        </w:rPr>
-      </w:r>
-    </w:p>
-    <w:p>
-      <w:pPr>
-        <w:bidi/>
-      </w:pPr>
-      <w:r>
-        <w:rPr>
-          <w:lang w:val="ar_AE" w:bidi="ar_AE"/>
-        </w:rPr>
-      </w:r>
-      <w:r>
-        <w:rPr>
-          <w:vertAlign w:val="superscript"/>
+    </w:p>
+    <w:p>
+      <w:pPr>
+        <w:bidi/>
+      </w:pPr>
+      <w:r>
+        <w:rPr>
+          <w:rtl/>
+          <w:cs/>
+          <w:lang w:val="ar_AE" w:bidi="ar_AE"/>
+        </w:rPr>
+      </w:r>
+      <w:r>
+        <w:rPr>
+          <w:vertAlign w:val="superscript"/>
+          <w:rtl/>
+          <w:cs/>
           <w:lang w:val="ar_AE" w:bidi="ar_AE"/>
         </w:rPr>
         <w:t>3</w:t>
       </w:r>
       <w:r>
         <w:rPr>
+          <w:rtl/>
+          <w:cs/>
           <w:lang w:val="ar_AE" w:bidi="ar_AE"/>
         </w:rPr>
         <w:t xml:space="preserve"> حَتَّى بَنَاتُ آوَى تَكْشِفُ عَنْ ثَدْيهَا وَتُرْضِعُ أَجْرَاءَهَا، أَمَّا ابْنَةُ شَعْبِي فَقَاسِيَةٌ كَالنَّعَامِ فِي الصَّحْرَاءِ.</w:t>
       </w:r>
-      <w:r>
-        <w:rPr>
-          <w:lang w:val="ar_AE" w:bidi="ar_AE"/>
-        </w:rPr>
-      </w:r>
-      <w:r>
-        <w:rPr>
-          <w:lang w:val="ar_AE" w:bidi="ar_AE"/>
-        </w:rPr>
-      </w:r>
-    </w:p>
-    <w:p>
-      <w:pPr>
-        <w:bidi/>
-      </w:pPr>
-      <w:r>
-        <w:rPr>
-          <w:lang w:val="ar_AE" w:bidi="ar_AE"/>
-        </w:rPr>
-      </w:r>
-    </w:p>
-    <w:p>
-      <w:pPr>
-        <w:bidi/>
-      </w:pPr>
-      <w:r>
-        <w:rPr>
-          <w:lang w:val="ar_AE" w:bidi="ar_AE"/>
-        </w:rPr>
-      </w:r>
-      <w:r>
-        <w:rPr>
-          <w:vertAlign w:val="superscript"/>
+    </w:p>
+    <w:p>
+      <w:pPr>
+        <w:bidi/>
+      </w:pPr>
+      <w:r>
+        <w:rPr>
+          <w:rtl/>
+          <w:cs/>
+          <w:lang w:val="ar_AE" w:bidi="ar_AE"/>
+        </w:rPr>
+      </w:r>
+      <w:r>
+        <w:rPr>
+          <w:vertAlign w:val="superscript"/>
+          <w:rtl/>
+          <w:cs/>
           <w:lang w:val="ar_AE" w:bidi="ar_AE"/>
         </w:rPr>
         <w:t>4</w:t>
       </w:r>
       <w:r>
         <w:rPr>
+          <w:rtl/>
+          <w:cs/>
           <w:lang w:val="ar_AE" w:bidi="ar_AE"/>
         </w:rPr>
         <w:t xml:space="preserve"> قَدِ الْتَصَقَ لِسَانُ الرَّضِيعِ بِحَنَكِهِ عَطَشاً، وَالْتَمَسَ الأَطْفَالُ خُبْزاً وَلَيْسَ مَنْ يُعْطِيهِ لَهُمْ.</w:t>
       </w:r>
-      <w:r>
-        <w:rPr>
-          <w:lang w:val="ar_AE" w:bidi="ar_AE"/>
-        </w:rPr>
-      </w:r>
-      <w:r>
-        <w:rPr>
-          <w:lang w:val="ar_AE" w:bidi="ar_AE"/>
-        </w:rPr>
-      </w:r>
-    </w:p>
-    <w:p>
-      <w:pPr>
-        <w:bidi/>
-      </w:pPr>
-      <w:r>
-        <w:rPr>
-          <w:lang w:val="ar_AE" w:bidi="ar_AE"/>
-        </w:rPr>
-      </w:r>
-    </w:p>
-    <w:p>
-      <w:pPr>
-        <w:bidi/>
-      </w:pPr>
-      <w:r>
-        <w:rPr>
-          <w:lang w:val="ar_AE" w:bidi="ar_AE"/>
-        </w:rPr>
-      </w:r>
-      <w:r>
-        <w:rPr>
-          <w:vertAlign w:val="superscript"/>
+    </w:p>
+    <w:p>
+      <w:pPr>
+        <w:bidi/>
+      </w:pPr>
+      <w:r>
+        <w:rPr>
+          <w:rtl/>
+          <w:cs/>
+          <w:lang w:val="ar_AE" w:bidi="ar_AE"/>
+        </w:rPr>
+      </w:r>
+      <w:r>
+        <w:rPr>
+          <w:vertAlign w:val="superscript"/>
+          <w:rtl/>
+          <w:cs/>
           <w:lang w:val="ar_AE" w:bidi="ar_AE"/>
         </w:rPr>
         <w:t>5</w:t>
       </w:r>
       <w:r>
         <w:rPr>
+          <w:rtl/>
+          <w:cs/>
           <w:lang w:val="ar_AE" w:bidi="ar_AE"/>
         </w:rPr>
         <w:t xml:space="preserve"> هَلَكَ فِي الشَّوَارِعِ الَّذِينَ كَانُوا يَأْكُلُونَ الطَّيِّبَاتِ، وَاحْتَضَنَ الْمَزَابِلَ المُتَرَبُّونَ عَلَى لِبْسِ الْحَرِيرِ.</w:t>
       </w:r>
-      <w:r>
-        <w:rPr>
-          <w:lang w:val="ar_AE" w:bidi="ar_AE"/>
-        </w:rPr>
-      </w:r>
-      <w:r>
-        <w:rPr>
-          <w:lang w:val="ar_AE" w:bidi="ar_AE"/>
-        </w:rPr>
-      </w:r>
-    </w:p>
-    <w:p>
-      <w:pPr>
-        <w:bidi/>
-      </w:pPr>
-      <w:r>
-        <w:rPr>
-          <w:lang w:val="ar_AE" w:bidi="ar_AE"/>
-        </w:rPr>
-      </w:r>
-    </w:p>
-    <w:p>
-      <w:pPr>
-        <w:bidi/>
-      </w:pPr>
-      <w:r>
-        <w:rPr>
-          <w:lang w:val="ar_AE" w:bidi="ar_AE"/>
-        </w:rPr>
-      </w:r>
-      <w:r>
-        <w:rPr>
-          <w:vertAlign w:val="superscript"/>
+    </w:p>
+    <w:p>
+      <w:pPr>
+        <w:bidi/>
+      </w:pPr>
+      <w:r>
+        <w:rPr>
+          <w:rtl/>
+          <w:cs/>
+          <w:lang w:val="ar_AE" w:bidi="ar_AE"/>
+        </w:rPr>
+      </w:r>
+      <w:r>
+        <w:rPr>
+          <w:vertAlign w:val="superscript"/>
+          <w:rtl/>
+          <w:cs/>
           <w:lang w:val="ar_AE" w:bidi="ar_AE"/>
         </w:rPr>
         <w:t>6</w:t>
       </w:r>
       <w:r>
         <w:rPr>
+          <w:rtl/>
+          <w:cs/>
           <w:lang w:val="ar_AE" w:bidi="ar_AE"/>
         </w:rPr>
         <w:t xml:space="preserve"> لأَنَّ عِقَابَ إِثْمِ ابْنَةِ شَعْبِي أَعْظَمُ مِنْ عِقَابِ خَطِيئَةِ سَدُومَ الَّتِي انْقَلَبَتْ فِي لَحْظَةٍ، مِنْ غَيْرِ أَنْ تَمْتَدَّ إِلَيْهَا يَدُ إِنْسَانٍ.</w:t>
       </w:r>
-      <w:r>
-        <w:rPr>
-          <w:lang w:val="ar_AE" w:bidi="ar_AE"/>
-        </w:rPr>
-      </w:r>
-      <w:r>
-        <w:rPr>
-          <w:lang w:val="ar_AE" w:bidi="ar_AE"/>
-        </w:rPr>
-      </w:r>
-    </w:p>
-    <w:p>
-      <w:pPr>
-        <w:bidi/>
-      </w:pPr>
-      <w:r>
-        <w:rPr>
-          <w:lang w:val="ar_AE" w:bidi="ar_AE"/>
-        </w:rPr>
-      </w:r>
-    </w:p>
-    <w:p>
-      <w:pPr>
-        <w:bidi/>
-      </w:pPr>
-      <w:r>
-        <w:rPr>
-          <w:lang w:val="ar_AE" w:bidi="ar_AE"/>
-        </w:rPr>
-      </w:r>
-      <w:r>
-        <w:rPr>
-          <w:vertAlign w:val="superscript"/>
+    </w:p>
+    <w:p>
+      <w:pPr>
+        <w:bidi/>
+      </w:pPr>
+      <w:r>
+        <w:rPr>
+          <w:rtl/>
+          <w:cs/>
+          <w:lang w:val="ar_AE" w:bidi="ar_AE"/>
+        </w:rPr>
+      </w:r>
+      <w:r>
+        <w:rPr>
+          <w:vertAlign w:val="superscript"/>
+          <w:rtl/>
+          <w:cs/>
           <w:lang w:val="ar_AE" w:bidi="ar_AE"/>
         </w:rPr>
         <w:t>7</w:t>
       </w:r>
       <w:r>
         <w:rPr>
+          <w:rtl/>
+          <w:cs/>
           <w:lang w:val="ar_AE" w:bidi="ar_AE"/>
         </w:rPr>
         <w:t xml:space="preserve"> كَانَ نُبَلاؤُهَا أَنْقَى مِنَ الثَّلْجِ وَأَنْصَعَ مِنَ اللَّبَنِ. أَجْسَادُهُمْ أَكْثَرُ حُمْرَةً مِنَ الْمُرْجَانِ، وَقَامَاتُاهُمْ كَالْيَاقُوتِ الأَزْرَقِ،</w:t>
       </w:r>
-      <w:r>
-        <w:rPr>
-          <w:lang w:val="ar_AE" w:bidi="ar_AE"/>
-        </w:rPr>
-      </w:r>
-      <w:r>
-        <w:rPr>
-          <w:lang w:val="ar_AE" w:bidi="ar_AE"/>
-        </w:rPr>
-      </w:r>
-    </w:p>
-    <w:p>
-      <w:pPr>
-        <w:bidi/>
-      </w:pPr>
-      <w:r>
-        <w:rPr>
-          <w:lang w:val="ar_AE" w:bidi="ar_AE"/>
-        </w:rPr>
-      </w:r>
-    </w:p>
-    <w:p>
-      <w:pPr>
-        <w:bidi/>
-      </w:pPr>
-      <w:r>
-        <w:rPr>
-          <w:lang w:val="ar_AE" w:bidi="ar_AE"/>
-        </w:rPr>
-      </w:r>
-      <w:r>
-        <w:rPr>
-          <w:vertAlign w:val="superscript"/>
+    </w:p>
+    <w:p>
+      <w:pPr>
+        <w:bidi/>
+      </w:pPr>
+      <w:r>
+        <w:rPr>
+          <w:rtl/>
+          <w:cs/>
+          <w:lang w:val="ar_AE" w:bidi="ar_AE"/>
+        </w:rPr>
+      </w:r>
+      <w:r>
+        <w:rPr>
+          <w:vertAlign w:val="superscript"/>
+          <w:rtl/>
+          <w:cs/>
           <w:lang w:val="ar_AE" w:bidi="ar_AE"/>
         </w:rPr>
         <w:t>8</w:t>
       </w:r>
       <w:r>
         <w:rPr>
+          <w:rtl/>
+          <w:cs/>
           <w:lang w:val="ar_AE" w:bidi="ar_AE"/>
         </w:rPr>
         <w:t xml:space="preserve"> فَأَصْبَحَتْ صُورَتُهُمْ أَكْثَرَ سَوَاداً مِنَ الْفَحْمِ، فَلَمْ يُعْرَفُوا فِي الشَّوَارِعِ. لَصِقَتْ جُلُودُهُمْ بِعِظَامِهِمْ، وَصَارَتْ جَافَّةً كَالْحَطَبِ.</w:t>
       </w:r>
-      <w:r>
-        <w:rPr>
-          <w:lang w:val="ar_AE" w:bidi="ar_AE"/>
-        </w:rPr>
-      </w:r>
-      <w:r>
-        <w:rPr>
-          <w:lang w:val="ar_AE" w:bidi="ar_AE"/>
-        </w:rPr>
-      </w:r>
-    </w:p>
-    <w:p>
-      <w:pPr>
-        <w:bidi/>
-      </w:pPr>
-      <w:r>
-        <w:rPr>
-          <w:lang w:val="ar_AE" w:bidi="ar_AE"/>
-        </w:rPr>
-      </w:r>
-    </w:p>
-    <w:p>
-      <w:pPr>
-        <w:bidi/>
-      </w:pPr>
-      <w:r>
-        <w:rPr>
-          <w:lang w:val="ar_AE" w:bidi="ar_AE"/>
-        </w:rPr>
-      </w:r>
-      <w:r>
-        <w:rPr>
-          <w:vertAlign w:val="superscript"/>
+    </w:p>
+    <w:p>
+      <w:pPr>
+        <w:bidi/>
+      </w:pPr>
+      <w:r>
+        <w:rPr>
+          <w:rtl/>
+          <w:cs/>
+          <w:lang w:val="ar_AE" w:bidi="ar_AE"/>
+        </w:rPr>
+      </w:r>
+      <w:r>
+        <w:rPr>
+          <w:vertAlign w:val="superscript"/>
+          <w:rtl/>
+          <w:cs/>
           <w:lang w:val="ar_AE" w:bidi="ar_AE"/>
         </w:rPr>
         <w:t>9</w:t>
       </w:r>
       <w:r>
         <w:rPr>
+          <w:rtl/>
+          <w:cs/>
           <w:lang w:val="ar_AE" w:bidi="ar_AE"/>
         </w:rPr>
         <w:t xml:space="preserve"> كَانَ مَصِيرُ ضَحَايَا السَّيْفِ أَفْضَلَ مِنْ مَصِيرِ ضَحَايَا الْجُوعِ، الَّذِينَ اضْمَحَلُّوا مِنْ طَعْنَةِ عُقْمِ الْحَقْلِ.</w:t>
       </w:r>
-      <w:r>
-        <w:rPr>
-          <w:lang w:val="ar_AE" w:bidi="ar_AE"/>
-        </w:rPr>
-      </w:r>
-      <w:r>
-        <w:rPr>
-          <w:lang w:val="ar_AE" w:bidi="ar_AE"/>
-        </w:rPr>
-      </w:r>
-    </w:p>
-    <w:p>
-      <w:pPr>
-        <w:bidi/>
-      </w:pPr>
-      <w:r>
-        <w:rPr>
-          <w:lang w:val="ar_AE" w:bidi="ar_AE"/>
-        </w:rPr>
-      </w:r>
-    </w:p>
-    <w:p>
-      <w:pPr>
-        <w:bidi/>
-      </w:pPr>
-      <w:r>
-        <w:rPr>
-          <w:lang w:val="ar_AE" w:bidi="ar_AE"/>
-        </w:rPr>
-      </w:r>
-      <w:r>
-        <w:rPr>
-          <w:vertAlign w:val="superscript"/>
+    </w:p>
+    <w:p>
+      <w:pPr>
+        <w:bidi/>
+      </w:pPr>
+      <w:r>
+        <w:rPr>
+          <w:rtl/>
+          <w:cs/>
+          <w:lang w:val="ar_AE" w:bidi="ar_AE"/>
+        </w:rPr>
+      </w:r>
+      <w:r>
+        <w:rPr>
+          <w:vertAlign w:val="superscript"/>
+          <w:rtl/>
+          <w:cs/>
           <w:lang w:val="ar_AE" w:bidi="ar_AE"/>
         </w:rPr>
         <w:t>10</w:t>
       </w:r>
       <w:r>
         <w:rPr>
+          <w:rtl/>
+          <w:cs/>
           <w:lang w:val="ar_AE" w:bidi="ar_AE"/>
         </w:rPr>
         <w:t xml:space="preserve"> طَهَتْ أَيْدِي الأُمَّهَاتِ الْحَانِيَاتِ أَوْلادَهُنَّ لِيَكُونُوا طَعَاماً لَهُنَّ فِي أَثْنَاءِ دَمَارِ ابْنَةِ شَعْبِي.</w:t>
       </w:r>
-      <w:r>
-        <w:rPr>
-          <w:lang w:val="ar_AE" w:bidi="ar_AE"/>
-        </w:rPr>
-      </w:r>
-      <w:r>
-        <w:rPr>
-          <w:lang w:val="ar_AE" w:bidi="ar_AE"/>
-        </w:rPr>
-      </w:r>
-    </w:p>
-    <w:p>
-      <w:pPr>
-        <w:bidi/>
-      </w:pPr>
-      <w:r>
-        <w:rPr>
-          <w:lang w:val="ar_AE" w:bidi="ar_AE"/>
-        </w:rPr>
-      </w:r>
-    </w:p>
-    <w:p>
-      <w:pPr>
-        <w:bidi/>
-      </w:pPr>
-      <w:r>
-        <w:rPr>
-          <w:lang w:val="ar_AE" w:bidi="ar_AE"/>
-        </w:rPr>
-      </w:r>
-      <w:r>
-        <w:rPr>
-          <w:vertAlign w:val="superscript"/>
+    </w:p>
+    <w:p>
+      <w:pPr>
+        <w:bidi/>
+      </w:pPr>
+      <w:r>
+        <w:rPr>
+          <w:rtl/>
+          <w:cs/>
+          <w:lang w:val="ar_AE" w:bidi="ar_AE"/>
+        </w:rPr>
+      </w:r>
+      <w:r>
+        <w:rPr>
+          <w:vertAlign w:val="superscript"/>
+          <w:rtl/>
+          <w:cs/>
           <w:lang w:val="ar_AE" w:bidi="ar_AE"/>
         </w:rPr>
         <w:t>11</w:t>
       </w:r>
       <w:r>
         <w:rPr>
+          <w:rtl/>
+          <w:cs/>
           <w:lang w:val="ar_AE" w:bidi="ar_AE"/>
         </w:rPr>
         <w:t xml:space="preserve"> نَفَثَ الرَّبُّ كَامِلَ سُخْطِهِ وَصَبَّ حُمُوَّ غَضَبِهِ، وَأَضْرَمَ نَاراً فِي صِهْيَوْنَ فَالْتَهَمَتْ أُسُسَهَا.</w:t>
       </w:r>
-      <w:r>
-        <w:rPr>
-          <w:lang w:val="ar_AE" w:bidi="ar_AE"/>
-        </w:rPr>
-      </w:r>
-      <w:r>
-        <w:rPr>
-          <w:lang w:val="ar_AE" w:bidi="ar_AE"/>
-        </w:rPr>
-      </w:r>
-    </w:p>
-    <w:p>
-      <w:pPr>
-        <w:bidi/>
-      </w:pPr>
-      <w:r>
-        <w:rPr>
-          <w:lang w:val="ar_AE" w:bidi="ar_AE"/>
-        </w:rPr>
-      </w:r>
-    </w:p>
-    <w:p>
-      <w:pPr>
-        <w:bidi/>
-      </w:pPr>
-      <w:r>
-        <w:rPr>
-          <w:lang w:val="ar_AE" w:bidi="ar_AE"/>
-        </w:rPr>
-      </w:r>
-      <w:r>
-        <w:rPr>
-          <w:vertAlign w:val="superscript"/>
+    </w:p>
+    <w:p>
+      <w:pPr>
+        <w:bidi/>
+      </w:pPr>
+      <w:r>
+        <w:rPr>
+          <w:rtl/>
+          <w:cs/>
+          <w:lang w:val="ar_AE" w:bidi="ar_AE"/>
+        </w:rPr>
+      </w:r>
+      <w:r>
+        <w:rPr>
+          <w:vertAlign w:val="superscript"/>
+          <w:rtl/>
+          <w:cs/>
           <w:lang w:val="ar_AE" w:bidi="ar_AE"/>
         </w:rPr>
         <w:t>12</w:t>
       </w:r>
       <w:r>
         <w:rPr>
+          <w:rtl/>
+          <w:cs/>
           <w:lang w:val="ar_AE" w:bidi="ar_AE"/>
         </w:rPr>
         <w:t xml:space="preserve"> لَمْ يُصَدِّقْ مُلُوكُ الأَرْضِ وَسُكَّانُ الْمَعْمُورَةِ أَنَّ الْعَدُوَّ وَالْخَصْمَ يَقْتَحِمَانِ بَوَّابَاتِ أُورُشَلِيمَ.</w:t>
       </w:r>
-      <w:r>
-        <w:rPr>
-          <w:lang w:val="ar_AE" w:bidi="ar_AE"/>
-        </w:rPr>
-      </w:r>
-      <w:r>
-        <w:rPr>
-          <w:lang w:val="ar_AE" w:bidi="ar_AE"/>
-        </w:rPr>
-      </w:r>
-    </w:p>
-    <w:p>
-      <w:pPr>
-        <w:bidi/>
-      </w:pPr>
-      <w:r>
-        <w:rPr>
-          <w:lang w:val="ar_AE" w:bidi="ar_AE"/>
-        </w:rPr>
-      </w:r>
-    </w:p>
-    <w:p>
-      <w:pPr>
-        <w:bidi/>
-      </w:pPr>
-      <w:r>
-        <w:rPr>
-          <w:lang w:val="ar_AE" w:bidi="ar_AE"/>
-        </w:rPr>
-      </w:r>
-      <w:r>
-        <w:rPr>
-          <w:vertAlign w:val="superscript"/>
+    </w:p>
+    <w:p>
+      <w:pPr>
+        <w:bidi/>
+      </w:pPr>
+      <w:r>
+        <w:rPr>
+          <w:rtl/>
+          <w:cs/>
+          <w:lang w:val="ar_AE" w:bidi="ar_AE"/>
+        </w:rPr>
+      </w:r>
+      <w:r>
+        <w:rPr>
+          <w:vertAlign w:val="superscript"/>
+          <w:rtl/>
+          <w:cs/>
           <w:lang w:val="ar_AE" w:bidi="ar_AE"/>
         </w:rPr>
         <w:t>13</w:t>
       </w:r>
       <w:r>
         <w:rPr>
+          <w:rtl/>
+          <w:cs/>
           <w:lang w:val="ar_AE" w:bidi="ar_AE"/>
         </w:rPr>
         <w:t xml:space="preserve"> عِقَاباً لَهَا عَلَى خَطَايَا أَنْبِيَائِهَا وَآثَامِ كَهَنَتِهَا، الَّذِينَ سَفَكُوا فِي وَسَطِهَا دَمَ الصِّدِّيقِينَ.</w:t>
       </w:r>
-      <w:r>
-        <w:rPr>
-          <w:lang w:val="ar_AE" w:bidi="ar_AE"/>
-        </w:rPr>
-      </w:r>
-      <w:r>
-        <w:rPr>
-          <w:lang w:val="ar_AE" w:bidi="ar_AE"/>
-        </w:rPr>
-      </w:r>
-    </w:p>
-    <w:p>
-      <w:pPr>
-        <w:bidi/>
-      </w:pPr>
-      <w:r>
-        <w:rPr>
-          <w:lang w:val="ar_AE" w:bidi="ar_AE"/>
-        </w:rPr>
-      </w:r>
-    </w:p>
-    <w:p>
-      <w:pPr>
-        <w:bidi/>
-      </w:pPr>
-      <w:r>
-        <w:rPr>
-          <w:lang w:val="ar_AE" w:bidi="ar_AE"/>
-        </w:rPr>
-      </w:r>
-      <w:r>
-        <w:rPr>
-          <w:vertAlign w:val="superscript"/>
+    </w:p>
+    <w:p>
+      <w:pPr>
+        <w:bidi/>
+      </w:pPr>
+      <w:r>
+        <w:rPr>
+          <w:rtl/>
+          <w:cs/>
+          <w:lang w:val="ar_AE" w:bidi="ar_AE"/>
+        </w:rPr>
+      </w:r>
+      <w:r>
+        <w:rPr>
+          <w:vertAlign w:val="superscript"/>
+          <w:rtl/>
+          <w:cs/>
           <w:lang w:val="ar_AE" w:bidi="ar_AE"/>
         </w:rPr>
         <w:t>14</w:t>
       </w:r>
       <w:r>
         <w:rPr>
+          <w:rtl/>
+          <w:cs/>
           <w:lang w:val="ar_AE" w:bidi="ar_AE"/>
         </w:rPr>
         <w:t xml:space="preserve"> تَاهُوا كَعُمْيٍ فِي الشَّوَارِعِ، مُلَطَّخِينَ بِالدَّمِ حَتَّى لَمْ يَقْدِرْ أَحَدٌ أَنْ يَلْمُسَ ثِيَابَهُمْ.</w:t>
       </w:r>
-      <w:r>
-        <w:rPr>
-          <w:lang w:val="ar_AE" w:bidi="ar_AE"/>
-        </w:rPr>
-      </w:r>
-      <w:r>
-        <w:rPr>
-          <w:lang w:val="ar_AE" w:bidi="ar_AE"/>
-        </w:rPr>
-      </w:r>
-    </w:p>
-    <w:p>
-      <w:pPr>
-        <w:bidi/>
-      </w:pPr>
-      <w:r>
-        <w:rPr>
-          <w:lang w:val="ar_AE" w:bidi="ar_AE"/>
-        </w:rPr>
-      </w:r>
-    </w:p>
-    <w:p>
-      <w:pPr>
-        <w:bidi/>
-      </w:pPr>
-      <w:r>
-        <w:rPr>
-          <w:lang w:val="ar_AE" w:bidi="ar_AE"/>
-        </w:rPr>
-      </w:r>
-      <w:r>
-        <w:rPr>
-          <w:vertAlign w:val="superscript"/>
+    </w:p>
+    <w:p>
+      <w:pPr>
+        <w:bidi/>
+      </w:pPr>
+      <w:r>
+        <w:rPr>
+          <w:rtl/>
+          <w:cs/>
+          <w:lang w:val="ar_AE" w:bidi="ar_AE"/>
+        </w:rPr>
+      </w:r>
+      <w:r>
+        <w:rPr>
+          <w:vertAlign w:val="superscript"/>
+          <w:rtl/>
+          <w:cs/>
           <w:lang w:val="ar_AE" w:bidi="ar_AE"/>
         </w:rPr>
         <w:t>15</w:t>
       </w:r>
       <w:r>
         <w:rPr>
+          <w:rtl/>
+          <w:cs/>
           <w:lang w:val="ar_AE" w:bidi="ar_AE"/>
         </w:rPr>
         <w:t xml:space="preserve"> هَتَفُوا بِهِمْ: «ابْتَعِدُوا: تَنَحَّوْا لَا تَلْمَسُوا شَيْئاً». فَهَرَبُوا وَتَشَرَّدُوا! غَيْرَ أَنَّ أَهْلَ الأُمَمِ قَالُوا: لَا يُمْكِنُ أَنْ يَسْكُنُوا مَعَنَا!</w:t>
       </w:r>
-      <w:r>
-        <w:rPr>
-          <w:lang w:val="ar_AE" w:bidi="ar_AE"/>
-        </w:rPr>
-      </w:r>
-      <w:r>
-        <w:rPr>
-          <w:lang w:val="ar_AE" w:bidi="ar_AE"/>
-        </w:rPr>
-      </w:r>
-    </w:p>
-    <w:p>
-      <w:pPr>
-        <w:bidi/>
-      </w:pPr>
-      <w:r>
-        <w:rPr>
-          <w:lang w:val="ar_AE" w:bidi="ar_AE"/>
-        </w:rPr>
-      </w:r>
-    </w:p>
-    <w:p>
-      <w:pPr>
-        <w:bidi/>
-      </w:pPr>
-      <w:r>
-        <w:rPr>
-          <w:lang w:val="ar_AE" w:bidi="ar_AE"/>
-        </w:rPr>
-      </w:r>
-      <w:r>
-        <w:rPr>
-          <w:vertAlign w:val="superscript"/>
+    </w:p>
+    <w:p>
+      <w:pPr>
+        <w:bidi/>
+      </w:pPr>
+      <w:r>
+        <w:rPr>
+          <w:rtl/>
+          <w:cs/>
+          <w:lang w:val="ar_AE" w:bidi="ar_AE"/>
+        </w:rPr>
+      </w:r>
+      <w:r>
+        <w:rPr>
+          <w:vertAlign w:val="superscript"/>
+          <w:rtl/>
+          <w:cs/>
           <w:lang w:val="ar_AE" w:bidi="ar_AE"/>
         </w:rPr>
         <w:t>16</w:t>
       </w:r>
       <w:r>
         <w:rPr>
+          <w:rtl/>
+          <w:cs/>
           <w:lang w:val="ar_AE" w:bidi="ar_AE"/>
         </w:rPr>
         <w:t xml:space="preserve"> قَدْ بَدَّدَهُمُ الرَّبُّ نَفْسُهُ، وَلَمْ يَعُدْ يَعْبَأُ بِهِمْ، لَمْ يُكْرِمُوا الْكَهَنَةَ وَلَمْ يَتَرَأَّفُوا بِالشُّيُوخِ.</w:t>
       </w:r>
-      <w:r>
-        <w:rPr>
-          <w:lang w:val="ar_AE" w:bidi="ar_AE"/>
-        </w:rPr>
-      </w:r>
-      <w:r>
-        <w:rPr>
-          <w:lang w:val="ar_AE" w:bidi="ar_AE"/>
-        </w:rPr>
-      </w:r>
-    </w:p>
-    <w:p>
-      <w:pPr>
-        <w:bidi/>
-      </w:pPr>
-      <w:r>
-        <w:rPr>
-          <w:lang w:val="ar_AE" w:bidi="ar_AE"/>
-        </w:rPr>
-      </w:r>
-    </w:p>
-    <w:p>
-      <w:pPr>
-        <w:bidi/>
-      </w:pPr>
-      <w:r>
-        <w:rPr>
-          <w:lang w:val="ar_AE" w:bidi="ar_AE"/>
-        </w:rPr>
-      </w:r>
-      <w:r>
-        <w:rPr>
-          <w:vertAlign w:val="superscript"/>
+    </w:p>
+    <w:p>
+      <w:pPr>
+        <w:bidi/>
+      </w:pPr>
+      <w:r>
+        <w:rPr>
+          <w:rtl/>
+          <w:cs/>
+          <w:lang w:val="ar_AE" w:bidi="ar_AE"/>
+        </w:rPr>
+      </w:r>
+      <w:r>
+        <w:rPr>
+          <w:vertAlign w:val="superscript"/>
+          <w:rtl/>
+          <w:cs/>
           <w:lang w:val="ar_AE" w:bidi="ar_AE"/>
         </w:rPr>
         <w:t>17</w:t>
       </w:r>
       <w:r>
         <w:rPr>
+          <w:rtl/>
+          <w:cs/>
           <w:lang w:val="ar_AE" w:bidi="ar_AE"/>
         </w:rPr>
         <w:t xml:space="preserve"> كَلَّتْ عُيُونُنَا مِنْ تَرَقُّبِ نُصْرَةٍ بَاطِلَةٍ. فِي أَبْرَاجِنَا انْتَظَرْنَا مَعُونَةَ أُمَّةٍ لَا تُخَلِّصُ.</w:t>
       </w:r>
-      <w:r>
-        <w:rPr>
-          <w:lang w:val="ar_AE" w:bidi="ar_AE"/>
-        </w:rPr>
-      </w:r>
-      <w:r>
-        <w:rPr>
-          <w:lang w:val="ar_AE" w:bidi="ar_AE"/>
-        </w:rPr>
-      </w:r>
-    </w:p>
-    <w:p>
-      <w:pPr>
-        <w:bidi/>
-      </w:pPr>
-      <w:r>
-        <w:rPr>
-          <w:lang w:val="ar_AE" w:bidi="ar_AE"/>
-        </w:rPr>
-      </w:r>
-    </w:p>
-    <w:p>
-      <w:pPr>
-        <w:bidi/>
-      </w:pPr>
-      <w:r>
-        <w:rPr>
-          <w:lang w:val="ar_AE" w:bidi="ar_AE"/>
-        </w:rPr>
-      </w:r>
-      <w:r>
-        <w:rPr>
-          <w:vertAlign w:val="superscript"/>
+    </w:p>
+    <w:p>
+      <w:pPr>
+        <w:bidi/>
+      </w:pPr>
+      <w:r>
+        <w:rPr>
+          <w:rtl/>
+          <w:cs/>
+          <w:lang w:val="ar_AE" w:bidi="ar_AE"/>
+        </w:rPr>
+      </w:r>
+      <w:r>
+        <w:rPr>
+          <w:vertAlign w:val="superscript"/>
+          <w:rtl/>
+          <w:cs/>
           <w:lang w:val="ar_AE" w:bidi="ar_AE"/>
         </w:rPr>
         <w:t>18</w:t>
       </w:r>
       <w:r>
         <w:rPr>
+          <w:rtl/>
+          <w:cs/>
           <w:lang w:val="ar_AE" w:bidi="ar_AE"/>
         </w:rPr>
         <w:t xml:space="preserve"> تَصَيَّدَ الرِّجَالُ خَطْوَاتِنَا حَتَّى لَا نَخْطُوَ فِي شَوَارِعِنَا. آذَنَتْ نِهَايَتُنَا، وَتَمَّتْ أَيَّامُنَا وَأَزِفَتْ خَاتِمَتُنَا.</w:t>
       </w:r>
-      <w:r>
-        <w:rPr>
-          <w:lang w:val="ar_AE" w:bidi="ar_AE"/>
-        </w:rPr>
-      </w:r>
-      <w:r>
-        <w:rPr>
-          <w:lang w:val="ar_AE" w:bidi="ar_AE"/>
-        </w:rPr>
-      </w:r>
-    </w:p>
-    <w:p>
-      <w:pPr>
-        <w:bidi/>
-      </w:pPr>
-      <w:r>
-        <w:rPr>
-          <w:lang w:val="ar_AE" w:bidi="ar_AE"/>
-        </w:rPr>
-      </w:r>
-    </w:p>
-    <w:p>
-      <w:pPr>
-        <w:bidi/>
-      </w:pPr>
-      <w:r>
-        <w:rPr>
-          <w:lang w:val="ar_AE" w:bidi="ar_AE"/>
-        </w:rPr>
-      </w:r>
-      <w:r>
-        <w:rPr>
-          <w:vertAlign w:val="superscript"/>
+    </w:p>
+    <w:p>
+      <w:pPr>
+        <w:bidi/>
+      </w:pPr>
+      <w:r>
+        <w:rPr>
+          <w:rtl/>
+          <w:cs/>
+          <w:lang w:val="ar_AE" w:bidi="ar_AE"/>
+        </w:rPr>
+      </w:r>
+      <w:r>
+        <w:rPr>
+          <w:vertAlign w:val="superscript"/>
+          <w:rtl/>
+          <w:cs/>
           <w:lang w:val="ar_AE" w:bidi="ar_AE"/>
         </w:rPr>
         <w:t>19</w:t>
       </w:r>
       <w:r>
         <w:rPr>
+          <w:rtl/>
+          <w:cs/>
           <w:lang w:val="ar_AE" w:bidi="ar_AE"/>
         </w:rPr>
         <w:t xml:space="preserve"> كَانَ مُطَارِدُونَا أَسْرَعَ مِنْ نُسُورِ السَّمَاءِ، تَعَقَّبُونَا عَلَى الْجِبَالِ، وَتَرَبَّصُوا بِنَا فِي الصَّحْرَاءِ.</w:t>
       </w:r>
-      <w:r>
-        <w:rPr>
-          <w:lang w:val="ar_AE" w:bidi="ar_AE"/>
-        </w:rPr>
-      </w:r>
-      <w:r>
-        <w:rPr>
-          <w:lang w:val="ar_AE" w:bidi="ar_AE"/>
-        </w:rPr>
-      </w:r>
-    </w:p>
-    <w:p>
-      <w:pPr>
-        <w:bidi/>
-      </w:pPr>
-      <w:r>
-        <w:rPr>
-          <w:lang w:val="ar_AE" w:bidi="ar_AE"/>
-        </w:rPr>
-      </w:r>
-    </w:p>
-    <w:p>
-      <w:pPr>
-        <w:bidi/>
-      </w:pPr>
-      <w:r>
-        <w:rPr>
-          <w:lang w:val="ar_AE" w:bidi="ar_AE"/>
-        </w:rPr>
-      </w:r>
-      <w:r>
-        <w:rPr>
-          <w:vertAlign w:val="superscript"/>
+    </w:p>
+    <w:p>
+      <w:pPr>
+        <w:bidi/>
+      </w:pPr>
+      <w:r>
+        <w:rPr>
+          <w:rtl/>
+          <w:cs/>
+          <w:lang w:val="ar_AE" w:bidi="ar_AE"/>
+        </w:rPr>
+      </w:r>
+      <w:r>
+        <w:rPr>
+          <w:vertAlign w:val="superscript"/>
+          <w:rtl/>
+          <w:cs/>
           <w:lang w:val="ar_AE" w:bidi="ar_AE"/>
         </w:rPr>
         <w:t>20</w:t>
       </w:r>
       <w:r>
         <w:rPr>
+          <w:rtl/>
+          <w:cs/>
           <w:lang w:val="ar_AE" w:bidi="ar_AE"/>
         </w:rPr>
         <w:t xml:space="preserve"> وَقَعَ فِي حُفَرِهِمْ مَصْدَرُ حَيَاتِنَا، الْمَلِكُ الَّذِي اخْتَارَهُ الرَّبُّ، الَّذِي قُلْنَا: فِي ظِلِّهِ نَعِيشُ بَيْنَ الأُمَمِ.</w:t>
       </w:r>
-      <w:r>
-        <w:rPr>
-          <w:lang w:val="ar_AE" w:bidi="ar_AE"/>
-        </w:rPr>
-      </w:r>
-      <w:r>
-        <w:rPr>
-          <w:lang w:val="ar_AE" w:bidi="ar_AE"/>
-        </w:rPr>
-      </w:r>
-    </w:p>
-    <w:p>
-      <w:pPr>
-        <w:bidi/>
-      </w:pPr>
-      <w:r>
-        <w:rPr>
-          <w:lang w:val="ar_AE" w:bidi="ar_AE"/>
-        </w:rPr>
-      </w:r>
-    </w:p>
-    <w:p>
-      <w:pPr>
-        <w:bidi/>
-      </w:pPr>
-      <w:r>
-        <w:rPr>
-          <w:lang w:val="ar_AE" w:bidi="ar_AE"/>
-        </w:rPr>
-      </w:r>
-      <w:r>
-        <w:rPr>
-          <w:vertAlign w:val="superscript"/>
+    </w:p>
+    <w:p>
+      <w:pPr>
+        <w:bidi/>
+      </w:pPr>
+      <w:r>
+        <w:rPr>
+          <w:rtl/>
+          <w:cs/>
+          <w:lang w:val="ar_AE" w:bidi="ar_AE"/>
+        </w:rPr>
+      </w:r>
+      <w:r>
+        <w:rPr>
+          <w:vertAlign w:val="superscript"/>
+          <w:rtl/>
+          <w:cs/>
           <w:lang w:val="ar_AE" w:bidi="ar_AE"/>
         </w:rPr>
         <w:t>21</w:t>
       </w:r>
       <w:r>
         <w:rPr>
+          <w:rtl/>
+          <w:cs/>
           <w:lang w:val="ar_AE" w:bidi="ar_AE"/>
         </w:rPr>
         <w:t xml:space="preserve"> ابْتَهِجِي وَافْرَحِي يَا ابْنَةَ أَدُومَ، يَا سَاكِنَةَ عَوْصٍ. إِنَّمَا هَذِهِ الْكَأْسُ سَتَجُوزُ عَلَيْكِ أَيْضاً فَتَسْكَرِينَ وَتَتَعَرَّيْنَ.</w:t>
       </w:r>
-      <w:r>
-        <w:rPr>
-          <w:lang w:val="ar_AE" w:bidi="ar_AE"/>
-        </w:rPr>
-      </w:r>
-      <w:r>
-        <w:rPr>
-          <w:lang w:val="ar_AE" w:bidi="ar_AE"/>
-        </w:rPr>
-      </w:r>
-    </w:p>
-    <w:p>
-      <w:pPr>
-        <w:bidi/>
-      </w:pPr>
-      <w:r>
-        <w:rPr>
-          <w:lang w:val="ar_AE" w:bidi="ar_AE"/>
-        </w:rPr>
-      </w:r>
-    </w:p>
-    <w:p>
-      <w:pPr>
-        <w:bidi/>
-      </w:pPr>
-      <w:r>
-        <w:rPr>
-          <w:lang w:val="ar_AE" w:bidi="ar_AE"/>
-        </w:rPr>
-      </w:r>
-      <w:r>
-        <w:rPr>
-          <w:vertAlign w:val="superscript"/>
+    </w:p>
+    <w:p>
+      <w:pPr>
+        <w:bidi/>
+      </w:pPr>
+      <w:r>
+        <w:rPr>
+          <w:rtl/>
+          <w:cs/>
+          <w:lang w:val="ar_AE" w:bidi="ar_AE"/>
+        </w:rPr>
+      </w:r>
+      <w:r>
+        <w:rPr>
+          <w:vertAlign w:val="superscript"/>
+          <w:rtl/>
+          <w:cs/>
           <w:lang w:val="ar_AE" w:bidi="ar_AE"/>
         </w:rPr>
         <w:t>22</w:t>
       </w:r>
       <w:r>
         <w:rPr>
+          <w:rtl/>
+          <w:cs/>
           <w:lang w:val="ar_AE" w:bidi="ar_AE"/>
         </w:rPr>
         <w:t xml:space="preserve"> قَدْ تَمَّ إِثْمُكِ يَا ابْنَةَ صِهْيَوْنَ، وَلَنْ يُطِيلَ (اللهُ) مِنْ حِقْبَةِ سَبْيِكِ. أَمَّا أَنْتِ يَا ابْنَةَ أَدُومَ فَإِنَّهُ يُعَاقِبُكِ وَيَفْضَحُ خَطَايَاكِ.</w:t>
       </w:r>
-      <w:r>
-        <w:rPr>
-          <w:lang w:val="ar_AE" w:bidi="ar_AE"/>
-        </w:rPr>
-      </w:r>
-      <w:r>
-        <w:rPr>
-          <w:lang w:val="ar_AE" w:bidi="ar_AE"/>
-        </w:rPr>
-      </w:r>
-    </w:p>
-    <w:p>
-      <w:pPr>
-        <w:bidi/>
-      </w:pPr>
-      <w:r>
-        <w:rPr>
-          <w:lang w:val="ar_AE" w:bidi="ar_AE"/>
-        </w:rPr>
-      </w:r>
     </w:p>
     <w:p>
       <w:pPr>
@@ -5985,950 +4148,656 @@
       </w:pPr>
       <w:r>
         <w:rPr>
-          <w:lang w:val="ar_AE" w:bidi="ar_AE"/>
-        </w:rPr>
-        <w:t>Lamentations 5:1</w:t>
-      </w:r>
-      <w:r>
-        <w:rPr>
-          <w:lang w:val="ar_AE" w:bidi="ar_AE"/>
-        </w:rPr>
-      </w:r>
-    </w:p>
-    <w:p>
-      <w:pPr>
-        <w:bidi/>
-      </w:pPr>
-      <w:r>
-        <w:rPr>
-          <w:lang w:val="ar_AE" w:bidi="ar_AE"/>
-        </w:rPr>
-      </w:r>
-      <w:r>
-        <w:rPr>
-          <w:vertAlign w:val="superscript"/>
+          <w:rtl/>
+          <w:cs/>
+          <w:lang w:val="ar_AE" w:bidi="ar_AE"/>
+        </w:rPr>
+        <w:t>مراثي إرميا 5:1</w:t>
+      </w:r>
+      <w:r>
+        <w:rPr>
+          <w:rtl/>
+          <w:cs/>
+          <w:lang w:val="ar_AE" w:bidi="ar_AE"/>
+        </w:rPr>
+      </w:r>
+    </w:p>
+    <w:p>
+      <w:pPr>
+        <w:bidi/>
+      </w:pPr>
+      <w:r>
+        <w:rPr>
+          <w:rtl/>
+          <w:cs/>
+          <w:lang w:val="ar_AE" w:bidi="ar_AE"/>
+        </w:rPr>
+      </w:r>
+      <w:r>
+        <w:rPr>
+          <w:vertAlign w:val="superscript"/>
+          <w:rtl/>
+          <w:cs/>
           <w:lang w:val="ar_AE" w:bidi="ar_AE"/>
         </w:rPr>
         <w:t>1</w:t>
       </w:r>
       <w:r>
         <w:rPr>
+          <w:rtl/>
+          <w:cs/>
           <w:lang w:val="ar_AE" w:bidi="ar_AE"/>
         </w:rPr>
         <w:t xml:space="preserve"> اذْكُرْ يَا رَبُّ مَا أَصَابَنَا. انْظُرْ وَعَايِنْ عَارَنَا.</w:t>
       </w:r>
-      <w:r>
-        <w:rPr>
-          <w:lang w:val="ar_AE" w:bidi="ar_AE"/>
-        </w:rPr>
-      </w:r>
-      <w:r>
-        <w:rPr>
-          <w:lang w:val="ar_AE" w:bidi="ar_AE"/>
-        </w:rPr>
-      </w:r>
-    </w:p>
-    <w:p>
-      <w:pPr>
-        <w:bidi/>
-      </w:pPr>
-      <w:r>
-        <w:rPr>
-          <w:lang w:val="ar_AE" w:bidi="ar_AE"/>
-        </w:rPr>
-      </w:r>
-    </w:p>
-    <w:p>
-      <w:pPr>
-        <w:bidi/>
-      </w:pPr>
-      <w:r>
-        <w:rPr>
-          <w:lang w:val="ar_AE" w:bidi="ar_AE"/>
-        </w:rPr>
-      </w:r>
-      <w:r>
-        <w:rPr>
-          <w:vertAlign w:val="superscript"/>
+    </w:p>
+    <w:p>
+      <w:pPr>
+        <w:bidi/>
+      </w:pPr>
+      <w:r>
+        <w:rPr>
+          <w:rtl/>
+          <w:cs/>
+          <w:lang w:val="ar_AE" w:bidi="ar_AE"/>
+        </w:rPr>
+      </w:r>
+      <w:r>
+        <w:rPr>
+          <w:vertAlign w:val="superscript"/>
+          <w:rtl/>
+          <w:cs/>
           <w:lang w:val="ar_AE" w:bidi="ar_AE"/>
         </w:rPr>
         <w:t>2</w:t>
       </w:r>
       <w:r>
         <w:rPr>
+          <w:rtl/>
+          <w:cs/>
           <w:lang w:val="ar_AE" w:bidi="ar_AE"/>
         </w:rPr>
         <w:t xml:space="preserve"> قَدْ تَحَوَّلَ مِيرَاثُنَا إِلَى الْغُرَبَاءِ وَبُيُوتُنَا إِلَى الأَجَانِبِ.</w:t>
       </w:r>
-      <w:r>
-        <w:rPr>
-          <w:lang w:val="ar_AE" w:bidi="ar_AE"/>
-        </w:rPr>
-      </w:r>
-      <w:r>
-        <w:rPr>
-          <w:lang w:val="ar_AE" w:bidi="ar_AE"/>
-        </w:rPr>
-      </w:r>
-    </w:p>
-    <w:p>
-      <w:pPr>
-        <w:bidi/>
-      </w:pPr>
-      <w:r>
-        <w:rPr>
-          <w:lang w:val="ar_AE" w:bidi="ar_AE"/>
-        </w:rPr>
-      </w:r>
-    </w:p>
-    <w:p>
-      <w:pPr>
-        <w:bidi/>
-      </w:pPr>
-      <w:r>
-        <w:rPr>
-          <w:lang w:val="ar_AE" w:bidi="ar_AE"/>
-        </w:rPr>
-      </w:r>
-      <w:r>
-        <w:rPr>
-          <w:vertAlign w:val="superscript"/>
+    </w:p>
+    <w:p>
+      <w:pPr>
+        <w:bidi/>
+      </w:pPr>
+      <w:r>
+        <w:rPr>
+          <w:rtl/>
+          <w:cs/>
+          <w:lang w:val="ar_AE" w:bidi="ar_AE"/>
+        </w:rPr>
+      </w:r>
+      <w:r>
+        <w:rPr>
+          <w:vertAlign w:val="superscript"/>
+          <w:rtl/>
+          <w:cs/>
           <w:lang w:val="ar_AE" w:bidi="ar_AE"/>
         </w:rPr>
         <w:t>3</w:t>
       </w:r>
       <w:r>
         <w:rPr>
+          <w:rtl/>
+          <w:cs/>
           <w:lang w:val="ar_AE" w:bidi="ar_AE"/>
         </w:rPr>
         <w:t xml:space="preserve"> أَصْبَحْنَا أَيْتَاماً لَا أَبَ لَنَا، وَأُمَّهَاتُنَا كَالأَرَامِلِ.</w:t>
       </w:r>
-      <w:r>
-        <w:rPr>
-          <w:lang w:val="ar_AE" w:bidi="ar_AE"/>
-        </w:rPr>
-      </w:r>
-      <w:r>
-        <w:rPr>
-          <w:lang w:val="ar_AE" w:bidi="ar_AE"/>
-        </w:rPr>
-      </w:r>
-    </w:p>
-    <w:p>
-      <w:pPr>
-        <w:bidi/>
-      </w:pPr>
-      <w:r>
-        <w:rPr>
-          <w:lang w:val="ar_AE" w:bidi="ar_AE"/>
-        </w:rPr>
-      </w:r>
-    </w:p>
-    <w:p>
-      <w:pPr>
-        <w:bidi/>
-      </w:pPr>
-      <w:r>
-        <w:rPr>
-          <w:lang w:val="ar_AE" w:bidi="ar_AE"/>
-        </w:rPr>
-      </w:r>
-      <w:r>
-        <w:rPr>
-          <w:vertAlign w:val="superscript"/>
+    </w:p>
+    <w:p>
+      <w:pPr>
+        <w:bidi/>
+      </w:pPr>
+      <w:r>
+        <w:rPr>
+          <w:rtl/>
+          <w:cs/>
+          <w:lang w:val="ar_AE" w:bidi="ar_AE"/>
+        </w:rPr>
+      </w:r>
+      <w:r>
+        <w:rPr>
+          <w:vertAlign w:val="superscript"/>
+          <w:rtl/>
+          <w:cs/>
           <w:lang w:val="ar_AE" w:bidi="ar_AE"/>
         </w:rPr>
         <w:t>4</w:t>
       </w:r>
       <w:r>
         <w:rPr>
+          <w:rtl/>
+          <w:cs/>
           <w:lang w:val="ar_AE" w:bidi="ar_AE"/>
         </w:rPr>
         <w:t xml:space="preserve"> بِالْفِضَّةِ شَرِبْنَا مَاءَنَا. وَبِثَمَنٍ ابْتَعْنَا حَطَبَنَا.</w:t>
       </w:r>
-      <w:r>
-        <w:rPr>
-          <w:lang w:val="ar_AE" w:bidi="ar_AE"/>
-        </w:rPr>
-      </w:r>
-      <w:r>
-        <w:rPr>
-          <w:lang w:val="ar_AE" w:bidi="ar_AE"/>
-        </w:rPr>
-      </w:r>
-    </w:p>
-    <w:p>
-      <w:pPr>
-        <w:bidi/>
-      </w:pPr>
-      <w:r>
-        <w:rPr>
-          <w:lang w:val="ar_AE" w:bidi="ar_AE"/>
-        </w:rPr>
-      </w:r>
-    </w:p>
-    <w:p>
-      <w:pPr>
-        <w:bidi/>
-      </w:pPr>
-      <w:r>
-        <w:rPr>
-          <w:lang w:val="ar_AE" w:bidi="ar_AE"/>
-        </w:rPr>
-      </w:r>
-      <w:r>
-        <w:rPr>
-          <w:vertAlign w:val="superscript"/>
+    </w:p>
+    <w:p>
+      <w:pPr>
+        <w:bidi/>
+      </w:pPr>
+      <w:r>
+        <w:rPr>
+          <w:rtl/>
+          <w:cs/>
+          <w:lang w:val="ar_AE" w:bidi="ar_AE"/>
+        </w:rPr>
+      </w:r>
+      <w:r>
+        <w:rPr>
+          <w:vertAlign w:val="superscript"/>
+          <w:rtl/>
+          <w:cs/>
           <w:lang w:val="ar_AE" w:bidi="ar_AE"/>
         </w:rPr>
         <w:t>5</w:t>
       </w:r>
       <w:r>
         <w:rPr>
+          <w:rtl/>
+          <w:cs/>
           <w:lang w:val="ar_AE" w:bidi="ar_AE"/>
         </w:rPr>
         <w:t xml:space="preserve"> دَاسَ مُضْطَهِدُونَا أَعْنَاقَنَا، أَعْيَيْنَا وَلَمْ نَجِدْ رَاحَةً.</w:t>
       </w:r>
-      <w:r>
-        <w:rPr>
-          <w:lang w:val="ar_AE" w:bidi="ar_AE"/>
-        </w:rPr>
-      </w:r>
-      <w:r>
-        <w:rPr>
-          <w:lang w:val="ar_AE" w:bidi="ar_AE"/>
-        </w:rPr>
-      </w:r>
-    </w:p>
-    <w:p>
-      <w:pPr>
-        <w:bidi/>
-      </w:pPr>
-      <w:r>
-        <w:rPr>
-          <w:lang w:val="ar_AE" w:bidi="ar_AE"/>
-        </w:rPr>
-      </w:r>
-    </w:p>
-    <w:p>
-      <w:pPr>
-        <w:bidi/>
-      </w:pPr>
-      <w:r>
-        <w:rPr>
-          <w:lang w:val="ar_AE" w:bidi="ar_AE"/>
-        </w:rPr>
-      </w:r>
-      <w:r>
-        <w:rPr>
-          <w:vertAlign w:val="superscript"/>
+    </w:p>
+    <w:p>
+      <w:pPr>
+        <w:bidi/>
+      </w:pPr>
+      <w:r>
+        <w:rPr>
+          <w:rtl/>
+          <w:cs/>
+          <w:lang w:val="ar_AE" w:bidi="ar_AE"/>
+        </w:rPr>
+      </w:r>
+      <w:r>
+        <w:rPr>
+          <w:vertAlign w:val="superscript"/>
+          <w:rtl/>
+          <w:cs/>
           <w:lang w:val="ar_AE" w:bidi="ar_AE"/>
         </w:rPr>
         <w:t>6</w:t>
       </w:r>
       <w:r>
         <w:rPr>
+          <w:rtl/>
+          <w:cs/>
           <w:lang w:val="ar_AE" w:bidi="ar_AE"/>
         </w:rPr>
         <w:t xml:space="preserve"> خَضَعْنَا بَاسِطِينَ أَيْدِينَا إِلَى أَشُّورَ وَمِصْرَ لِنَشْبَعَ خُبْزاً.</w:t>
       </w:r>
-      <w:r>
-        <w:rPr>
-          <w:lang w:val="ar_AE" w:bidi="ar_AE"/>
-        </w:rPr>
-      </w:r>
-      <w:r>
-        <w:rPr>
-          <w:lang w:val="ar_AE" w:bidi="ar_AE"/>
-        </w:rPr>
-      </w:r>
-    </w:p>
-    <w:p>
-      <w:pPr>
-        <w:bidi/>
-      </w:pPr>
-      <w:r>
-        <w:rPr>
-          <w:lang w:val="ar_AE" w:bidi="ar_AE"/>
-        </w:rPr>
-      </w:r>
-    </w:p>
-    <w:p>
-      <w:pPr>
-        <w:bidi/>
-      </w:pPr>
-      <w:r>
-        <w:rPr>
-          <w:lang w:val="ar_AE" w:bidi="ar_AE"/>
-        </w:rPr>
-      </w:r>
-      <w:r>
-        <w:rPr>
-          <w:vertAlign w:val="superscript"/>
+    </w:p>
+    <w:p>
+      <w:pPr>
+        <w:bidi/>
+      </w:pPr>
+      <w:r>
+        <w:rPr>
+          <w:rtl/>
+          <w:cs/>
+          <w:lang w:val="ar_AE" w:bidi="ar_AE"/>
+        </w:rPr>
+      </w:r>
+      <w:r>
+        <w:rPr>
+          <w:vertAlign w:val="superscript"/>
+          <w:rtl/>
+          <w:cs/>
           <w:lang w:val="ar_AE" w:bidi="ar_AE"/>
         </w:rPr>
         <w:t>7</w:t>
       </w:r>
       <w:r>
         <w:rPr>
+          <w:rtl/>
+          <w:cs/>
           <w:lang w:val="ar_AE" w:bidi="ar_AE"/>
         </w:rPr>
         <w:t xml:space="preserve"> قَدْ أَخْطَأَ آبَاؤُنَا، وَتَوَارَوْا عَنِ الْوُجُودِ، وَنَحْنُ نَتَحَمَّلُ عِقَابَ آثَامِهِمْ.</w:t>
       </w:r>
-      <w:r>
-        <w:rPr>
-          <w:lang w:val="ar_AE" w:bidi="ar_AE"/>
-        </w:rPr>
-      </w:r>
-      <w:r>
-        <w:rPr>
-          <w:lang w:val="ar_AE" w:bidi="ar_AE"/>
-        </w:rPr>
-      </w:r>
-    </w:p>
-    <w:p>
-      <w:pPr>
-        <w:bidi/>
-      </w:pPr>
-      <w:r>
-        <w:rPr>
-          <w:lang w:val="ar_AE" w:bidi="ar_AE"/>
-        </w:rPr>
-      </w:r>
-    </w:p>
-    <w:p>
-      <w:pPr>
-        <w:bidi/>
-      </w:pPr>
-      <w:r>
-        <w:rPr>
-          <w:lang w:val="ar_AE" w:bidi="ar_AE"/>
-        </w:rPr>
-      </w:r>
-      <w:r>
-        <w:rPr>
-          <w:vertAlign w:val="superscript"/>
+    </w:p>
+    <w:p>
+      <w:pPr>
+        <w:bidi/>
+      </w:pPr>
+      <w:r>
+        <w:rPr>
+          <w:rtl/>
+          <w:cs/>
+          <w:lang w:val="ar_AE" w:bidi="ar_AE"/>
+        </w:rPr>
+      </w:r>
+      <w:r>
+        <w:rPr>
+          <w:vertAlign w:val="superscript"/>
+          <w:rtl/>
+          <w:cs/>
           <w:lang w:val="ar_AE" w:bidi="ar_AE"/>
         </w:rPr>
         <w:t>8</w:t>
       </w:r>
       <w:r>
         <w:rPr>
+          <w:rtl/>
+          <w:cs/>
           <w:lang w:val="ar_AE" w:bidi="ar_AE"/>
         </w:rPr>
         <w:t xml:space="preserve"> تَسَلَّطَ عَلَيْنَا عَبِيدٌ، وَلَيْسَ مَنْ يُنْقِذُنَا مِنْ أَيْدِيهِمْ.</w:t>
       </w:r>
-      <w:r>
-        <w:rPr>
-          <w:lang w:val="ar_AE" w:bidi="ar_AE"/>
-        </w:rPr>
-      </w:r>
-      <w:r>
-        <w:rPr>
-          <w:lang w:val="ar_AE" w:bidi="ar_AE"/>
-        </w:rPr>
-      </w:r>
-    </w:p>
-    <w:p>
-      <w:pPr>
-        <w:bidi/>
-      </w:pPr>
-      <w:r>
-        <w:rPr>
-          <w:lang w:val="ar_AE" w:bidi="ar_AE"/>
-        </w:rPr>
-      </w:r>
-    </w:p>
-    <w:p>
-      <w:pPr>
-        <w:bidi/>
-      </w:pPr>
-      <w:r>
-        <w:rPr>
-          <w:lang w:val="ar_AE" w:bidi="ar_AE"/>
-        </w:rPr>
-      </w:r>
-      <w:r>
-        <w:rPr>
-          <w:vertAlign w:val="superscript"/>
+    </w:p>
+    <w:p>
+      <w:pPr>
+        <w:bidi/>
+      </w:pPr>
+      <w:r>
+        <w:rPr>
+          <w:rtl/>
+          <w:cs/>
+          <w:lang w:val="ar_AE" w:bidi="ar_AE"/>
+        </w:rPr>
+      </w:r>
+      <w:r>
+        <w:rPr>
+          <w:vertAlign w:val="superscript"/>
+          <w:rtl/>
+          <w:cs/>
           <w:lang w:val="ar_AE" w:bidi="ar_AE"/>
         </w:rPr>
         <w:t>9</w:t>
       </w:r>
       <w:r>
         <w:rPr>
+          <w:rtl/>
+          <w:cs/>
           <w:lang w:val="ar_AE" w:bidi="ar_AE"/>
         </w:rPr>
         <w:t xml:space="preserve"> بِأَنْفُسِنَا نَأْتِي بِخُبْزِنَا مُجَازِفِينَ بِحَيَاتِنَا مِنْ جَرَّاءِ السَّيْفِ الْكَامِنِ لَنَا فِي الصَّحْرَاءِ.</w:t>
       </w:r>
-      <w:r>
-        <w:rPr>
-          <w:lang w:val="ar_AE" w:bidi="ar_AE"/>
-        </w:rPr>
-      </w:r>
-      <w:r>
-        <w:rPr>
-          <w:lang w:val="ar_AE" w:bidi="ar_AE"/>
-        </w:rPr>
-      </w:r>
-    </w:p>
-    <w:p>
-      <w:pPr>
-        <w:bidi/>
-      </w:pPr>
-      <w:r>
-        <w:rPr>
-          <w:lang w:val="ar_AE" w:bidi="ar_AE"/>
-        </w:rPr>
-      </w:r>
-    </w:p>
-    <w:p>
-      <w:pPr>
-        <w:bidi/>
-      </w:pPr>
-      <w:r>
-        <w:rPr>
-          <w:lang w:val="ar_AE" w:bidi="ar_AE"/>
-        </w:rPr>
-      </w:r>
-      <w:r>
-        <w:rPr>
-          <w:vertAlign w:val="superscript"/>
+    </w:p>
+    <w:p>
+      <w:pPr>
+        <w:bidi/>
+      </w:pPr>
+      <w:r>
+        <w:rPr>
+          <w:rtl/>
+          <w:cs/>
+          <w:lang w:val="ar_AE" w:bidi="ar_AE"/>
+        </w:rPr>
+      </w:r>
+      <w:r>
+        <w:rPr>
+          <w:vertAlign w:val="superscript"/>
+          <w:rtl/>
+          <w:cs/>
           <w:lang w:val="ar_AE" w:bidi="ar_AE"/>
         </w:rPr>
         <w:t>10</w:t>
       </w:r>
       <w:r>
         <w:rPr>
+          <w:rtl/>
+          <w:cs/>
           <w:lang w:val="ar_AE" w:bidi="ar_AE"/>
         </w:rPr>
         <w:t xml:space="preserve"> جِلْدُنَا مُلْتَهِبٌ كَتَنُّورٍ مِنْ نِيرَانِ الْجُوعِ الْمُحْرِقَةِ.</w:t>
       </w:r>
-      <w:r>
-        <w:rPr>
-          <w:lang w:val="ar_AE" w:bidi="ar_AE"/>
-        </w:rPr>
-      </w:r>
-      <w:r>
-        <w:rPr>
-          <w:lang w:val="ar_AE" w:bidi="ar_AE"/>
-        </w:rPr>
-      </w:r>
-    </w:p>
-    <w:p>
-      <w:pPr>
-        <w:bidi/>
-      </w:pPr>
-      <w:r>
-        <w:rPr>
-          <w:lang w:val="ar_AE" w:bidi="ar_AE"/>
-        </w:rPr>
-      </w:r>
-    </w:p>
-    <w:p>
-      <w:pPr>
-        <w:bidi/>
-      </w:pPr>
-      <w:r>
-        <w:rPr>
-          <w:lang w:val="ar_AE" w:bidi="ar_AE"/>
-        </w:rPr>
-      </w:r>
-      <w:r>
-        <w:rPr>
-          <w:vertAlign w:val="superscript"/>
+    </w:p>
+    <w:p>
+      <w:pPr>
+        <w:bidi/>
+      </w:pPr>
+      <w:r>
+        <w:rPr>
+          <w:rtl/>
+          <w:cs/>
+          <w:lang w:val="ar_AE" w:bidi="ar_AE"/>
+        </w:rPr>
+      </w:r>
+      <w:r>
+        <w:rPr>
+          <w:vertAlign w:val="superscript"/>
+          <w:rtl/>
+          <w:cs/>
           <w:lang w:val="ar_AE" w:bidi="ar_AE"/>
         </w:rPr>
         <w:t>11</w:t>
       </w:r>
       <w:r>
         <w:rPr>
+          <w:rtl/>
+          <w:cs/>
           <w:lang w:val="ar_AE" w:bidi="ar_AE"/>
         </w:rPr>
         <w:t xml:space="preserve"> اغْتَصَبُوا النِّسَاءَ فِي صِهْيَوْنَ وَالْعَذَارَى فِي مُدُنِ يَهُوذَا.</w:t>
       </w:r>
-      <w:r>
-        <w:rPr>
-          <w:lang w:val="ar_AE" w:bidi="ar_AE"/>
-        </w:rPr>
-      </w:r>
-      <w:r>
-        <w:rPr>
-          <w:lang w:val="ar_AE" w:bidi="ar_AE"/>
-        </w:rPr>
-      </w:r>
-    </w:p>
-    <w:p>
-      <w:pPr>
-        <w:bidi/>
-      </w:pPr>
-      <w:r>
-        <w:rPr>
-          <w:lang w:val="ar_AE" w:bidi="ar_AE"/>
-        </w:rPr>
-      </w:r>
-    </w:p>
-    <w:p>
-      <w:pPr>
-        <w:bidi/>
-      </w:pPr>
-      <w:r>
-        <w:rPr>
-          <w:lang w:val="ar_AE" w:bidi="ar_AE"/>
-        </w:rPr>
-      </w:r>
-      <w:r>
-        <w:rPr>
-          <w:vertAlign w:val="superscript"/>
+    </w:p>
+    <w:p>
+      <w:pPr>
+        <w:bidi/>
+      </w:pPr>
+      <w:r>
+        <w:rPr>
+          <w:rtl/>
+          <w:cs/>
+          <w:lang w:val="ar_AE" w:bidi="ar_AE"/>
+        </w:rPr>
+      </w:r>
+      <w:r>
+        <w:rPr>
+          <w:vertAlign w:val="superscript"/>
+          <w:rtl/>
+          <w:cs/>
           <w:lang w:val="ar_AE" w:bidi="ar_AE"/>
         </w:rPr>
         <w:t>12</w:t>
       </w:r>
       <w:r>
         <w:rPr>
+          <w:rtl/>
+          <w:cs/>
           <w:lang w:val="ar_AE" w:bidi="ar_AE"/>
         </w:rPr>
         <w:t xml:space="preserve"> عُلِّقَ النُّبَلاءُ بِأَيْدِيهِمْ وَلَمْ يُوَقِّرُوا الشُّيُوخَ.</w:t>
       </w:r>
-      <w:r>
-        <w:rPr>
-          <w:lang w:val="ar_AE" w:bidi="ar_AE"/>
-        </w:rPr>
-      </w:r>
-      <w:r>
-        <w:rPr>
-          <w:lang w:val="ar_AE" w:bidi="ar_AE"/>
-        </w:rPr>
-      </w:r>
-    </w:p>
-    <w:p>
-      <w:pPr>
-        <w:bidi/>
-      </w:pPr>
-      <w:r>
-        <w:rPr>
-          <w:lang w:val="ar_AE" w:bidi="ar_AE"/>
-        </w:rPr>
-      </w:r>
-    </w:p>
-    <w:p>
-      <w:pPr>
-        <w:bidi/>
-      </w:pPr>
-      <w:r>
-        <w:rPr>
-          <w:lang w:val="ar_AE" w:bidi="ar_AE"/>
-        </w:rPr>
-      </w:r>
-      <w:r>
-        <w:rPr>
-          <w:vertAlign w:val="superscript"/>
+    </w:p>
+    <w:p>
+      <w:pPr>
+        <w:bidi/>
+      </w:pPr>
+      <w:r>
+        <w:rPr>
+          <w:rtl/>
+          <w:cs/>
+          <w:lang w:val="ar_AE" w:bidi="ar_AE"/>
+        </w:rPr>
+      </w:r>
+      <w:r>
+        <w:rPr>
+          <w:vertAlign w:val="superscript"/>
+          <w:rtl/>
+          <w:cs/>
           <w:lang w:val="ar_AE" w:bidi="ar_AE"/>
         </w:rPr>
         <w:t>13</w:t>
       </w:r>
       <w:r>
         <w:rPr>
+          <w:rtl/>
+          <w:cs/>
           <w:lang w:val="ar_AE" w:bidi="ar_AE"/>
         </w:rPr>
         <w:t xml:space="preserve"> سَخَّرُوا الشُّبَّانَ لِلطَّحْنِ، وَهَوَى الصِّبْيَانُ تَحْتَ الْحَطَبِ.</w:t>
       </w:r>
-      <w:r>
-        <w:rPr>
-          <w:lang w:val="ar_AE" w:bidi="ar_AE"/>
-        </w:rPr>
-      </w:r>
-      <w:r>
-        <w:rPr>
-          <w:lang w:val="ar_AE" w:bidi="ar_AE"/>
-        </w:rPr>
-      </w:r>
-    </w:p>
-    <w:p>
-      <w:pPr>
-        <w:bidi/>
-      </w:pPr>
-      <w:r>
-        <w:rPr>
-          <w:lang w:val="ar_AE" w:bidi="ar_AE"/>
-        </w:rPr>
-      </w:r>
-    </w:p>
-    <w:p>
-      <w:pPr>
-        <w:bidi/>
-      </w:pPr>
-      <w:r>
-        <w:rPr>
-          <w:lang w:val="ar_AE" w:bidi="ar_AE"/>
-        </w:rPr>
-      </w:r>
-      <w:r>
-        <w:rPr>
-          <w:vertAlign w:val="superscript"/>
+    </w:p>
+    <w:p>
+      <w:pPr>
+        <w:bidi/>
+      </w:pPr>
+      <w:r>
+        <w:rPr>
+          <w:rtl/>
+          <w:cs/>
+          <w:lang w:val="ar_AE" w:bidi="ar_AE"/>
+        </w:rPr>
+      </w:r>
+      <w:r>
+        <w:rPr>
+          <w:vertAlign w:val="superscript"/>
+          <w:rtl/>
+          <w:cs/>
           <w:lang w:val="ar_AE" w:bidi="ar_AE"/>
         </w:rPr>
         <w:t>14</w:t>
       </w:r>
       <w:r>
         <w:rPr>
+          <w:rtl/>
+          <w:cs/>
           <w:lang w:val="ar_AE" w:bidi="ar_AE"/>
         </w:rPr>
         <w:t xml:space="preserve"> هَجَرَ الشُّيُوخُ بَوَّابَةَ الْمَدِينَةِ، وَكَفَّ الشُّبَّانُ عَنْ غِنَائِهِمْ.</w:t>
       </w:r>
-      <w:r>
-        <w:rPr>
-          <w:lang w:val="ar_AE" w:bidi="ar_AE"/>
-        </w:rPr>
-      </w:r>
-      <w:r>
-        <w:rPr>
-          <w:lang w:val="ar_AE" w:bidi="ar_AE"/>
-        </w:rPr>
-      </w:r>
-    </w:p>
-    <w:p>
-      <w:pPr>
-        <w:bidi/>
-      </w:pPr>
-      <w:r>
-        <w:rPr>
-          <w:lang w:val="ar_AE" w:bidi="ar_AE"/>
-        </w:rPr>
-      </w:r>
-    </w:p>
-    <w:p>
-      <w:pPr>
-        <w:bidi/>
-      </w:pPr>
-      <w:r>
-        <w:rPr>
-          <w:lang w:val="ar_AE" w:bidi="ar_AE"/>
-        </w:rPr>
-      </w:r>
-      <w:r>
-        <w:rPr>
-          <w:vertAlign w:val="superscript"/>
+    </w:p>
+    <w:p>
+      <w:pPr>
+        <w:bidi/>
+      </w:pPr>
+      <w:r>
+        <w:rPr>
+          <w:rtl/>
+          <w:cs/>
+          <w:lang w:val="ar_AE" w:bidi="ar_AE"/>
+        </w:rPr>
+      </w:r>
+      <w:r>
+        <w:rPr>
+          <w:vertAlign w:val="superscript"/>
+          <w:rtl/>
+          <w:cs/>
           <w:lang w:val="ar_AE" w:bidi="ar_AE"/>
         </w:rPr>
         <w:t>15</w:t>
       </w:r>
       <w:r>
         <w:rPr>
+          <w:rtl/>
+          <w:cs/>
           <w:lang w:val="ar_AE" w:bidi="ar_AE"/>
         </w:rPr>
         <w:t xml:space="preserve"> انْقَطَعَ فَرَحُ قَلْبِنَا وَتَحَوَّلَ رَقْصُنَا إِلَى نَوْحٍ.</w:t>
       </w:r>
-      <w:r>
-        <w:rPr>
-          <w:lang w:val="ar_AE" w:bidi="ar_AE"/>
-        </w:rPr>
-      </w:r>
-      <w:r>
-        <w:rPr>
-          <w:lang w:val="ar_AE" w:bidi="ar_AE"/>
-        </w:rPr>
-      </w:r>
-    </w:p>
-    <w:p>
-      <w:pPr>
-        <w:bidi/>
-      </w:pPr>
-      <w:r>
-        <w:rPr>
-          <w:lang w:val="ar_AE" w:bidi="ar_AE"/>
-        </w:rPr>
-      </w:r>
-    </w:p>
-    <w:p>
-      <w:pPr>
-        <w:bidi/>
-      </w:pPr>
-      <w:r>
-        <w:rPr>
-          <w:lang w:val="ar_AE" w:bidi="ar_AE"/>
-        </w:rPr>
-      </w:r>
-      <w:r>
-        <w:rPr>
-          <w:vertAlign w:val="superscript"/>
+    </w:p>
+    <w:p>
+      <w:pPr>
+        <w:bidi/>
+      </w:pPr>
+      <w:r>
+        <w:rPr>
+          <w:rtl/>
+          <w:cs/>
+          <w:lang w:val="ar_AE" w:bidi="ar_AE"/>
+        </w:rPr>
+      </w:r>
+      <w:r>
+        <w:rPr>
+          <w:vertAlign w:val="superscript"/>
+          <w:rtl/>
+          <w:cs/>
           <w:lang w:val="ar_AE" w:bidi="ar_AE"/>
         </w:rPr>
         <w:t>16</w:t>
       </w:r>
       <w:r>
         <w:rPr>
+          <w:rtl/>
+          <w:cs/>
           <w:lang w:val="ar_AE" w:bidi="ar_AE"/>
         </w:rPr>
         <w:t xml:space="preserve"> تَهَاوَى إِكْلِيلُ رَأْسِنَا، فَوَيْلٌ لَنَا لأَنَّنَا قَدْ أَخْطَأْنَا.</w:t>
       </w:r>
-      <w:r>
-        <w:rPr>
-          <w:lang w:val="ar_AE" w:bidi="ar_AE"/>
-        </w:rPr>
-      </w:r>
-      <w:r>
-        <w:rPr>
-          <w:lang w:val="ar_AE" w:bidi="ar_AE"/>
-        </w:rPr>
-      </w:r>
-    </w:p>
-    <w:p>
-      <w:pPr>
-        <w:bidi/>
-      </w:pPr>
-      <w:r>
-        <w:rPr>
-          <w:lang w:val="ar_AE" w:bidi="ar_AE"/>
-        </w:rPr>
-      </w:r>
-    </w:p>
-    <w:p>
-      <w:pPr>
-        <w:bidi/>
-      </w:pPr>
-      <w:r>
-        <w:rPr>
-          <w:lang w:val="ar_AE" w:bidi="ar_AE"/>
-        </w:rPr>
-      </w:r>
-      <w:r>
-        <w:rPr>
-          <w:vertAlign w:val="superscript"/>
+    </w:p>
+    <w:p>
+      <w:pPr>
+        <w:bidi/>
+      </w:pPr>
+      <w:r>
+        <w:rPr>
+          <w:rtl/>
+          <w:cs/>
+          <w:lang w:val="ar_AE" w:bidi="ar_AE"/>
+        </w:rPr>
+      </w:r>
+      <w:r>
+        <w:rPr>
+          <w:vertAlign w:val="superscript"/>
+          <w:rtl/>
+          <w:cs/>
           <w:lang w:val="ar_AE" w:bidi="ar_AE"/>
         </w:rPr>
         <w:t>17</w:t>
       </w:r>
       <w:r>
         <w:rPr>
+          <w:rtl/>
+          <w:cs/>
           <w:lang w:val="ar_AE" w:bidi="ar_AE"/>
         </w:rPr>
         <w:t xml:space="preserve"> لِهَذَا غُشِيَ عَلَى قُلُوبِنَا، وَأَظْلَمَتْ عُيُونُنَا.</w:t>
       </w:r>
-      <w:r>
-        <w:rPr>
-          <w:lang w:val="ar_AE" w:bidi="ar_AE"/>
-        </w:rPr>
-      </w:r>
-      <w:r>
-        <w:rPr>
-          <w:lang w:val="ar_AE" w:bidi="ar_AE"/>
-        </w:rPr>
-      </w:r>
-    </w:p>
-    <w:p>
-      <w:pPr>
-        <w:bidi/>
-      </w:pPr>
-      <w:r>
-        <w:rPr>
-          <w:lang w:val="ar_AE" w:bidi="ar_AE"/>
-        </w:rPr>
-      </w:r>
-    </w:p>
-    <w:p>
-      <w:pPr>
-        <w:bidi/>
-      </w:pPr>
-      <w:r>
-        <w:rPr>
-          <w:lang w:val="ar_AE" w:bidi="ar_AE"/>
-        </w:rPr>
-      </w:r>
-      <w:r>
-        <w:rPr>
-          <w:vertAlign w:val="superscript"/>
+    </w:p>
+    <w:p>
+      <w:pPr>
+        <w:bidi/>
+      </w:pPr>
+      <w:r>
+        <w:rPr>
+          <w:rtl/>
+          <w:cs/>
+          <w:lang w:val="ar_AE" w:bidi="ar_AE"/>
+        </w:rPr>
+      </w:r>
+      <w:r>
+        <w:rPr>
+          <w:vertAlign w:val="superscript"/>
+          <w:rtl/>
+          <w:cs/>
           <w:lang w:val="ar_AE" w:bidi="ar_AE"/>
         </w:rPr>
         <w:t>18</w:t>
       </w:r>
       <w:r>
         <w:rPr>
+          <w:rtl/>
+          <w:cs/>
           <w:lang w:val="ar_AE" w:bidi="ar_AE"/>
         </w:rPr>
         <w:t xml:space="preserve"> لأَنَّ جَبَلَ صِهْيَوْنَ أَضْحَى أَطْلالاً تَرْتَعُ فِيهِ الثَّعَالِبُ.</w:t>
       </w:r>
-      <w:r>
-        <w:rPr>
-          <w:lang w:val="ar_AE" w:bidi="ar_AE"/>
-        </w:rPr>
-      </w:r>
-      <w:r>
-        <w:rPr>
-          <w:lang w:val="ar_AE" w:bidi="ar_AE"/>
-        </w:rPr>
-      </w:r>
-    </w:p>
-    <w:p>
-      <w:pPr>
-        <w:bidi/>
-      </w:pPr>
-      <w:r>
-        <w:rPr>
-          <w:lang w:val="ar_AE" w:bidi="ar_AE"/>
-        </w:rPr>
-      </w:r>
-    </w:p>
-    <w:p>
-      <w:pPr>
-        <w:bidi/>
-      </w:pPr>
-      <w:r>
-        <w:rPr>
-          <w:lang w:val="ar_AE" w:bidi="ar_AE"/>
-        </w:rPr>
-      </w:r>
-      <w:r>
-        <w:rPr>
-          <w:vertAlign w:val="superscript"/>
+    </w:p>
+    <w:p>
+      <w:pPr>
+        <w:bidi/>
+      </w:pPr>
+      <w:r>
+        <w:rPr>
+          <w:rtl/>
+          <w:cs/>
+          <w:lang w:val="ar_AE" w:bidi="ar_AE"/>
+        </w:rPr>
+      </w:r>
+      <w:r>
+        <w:rPr>
+          <w:vertAlign w:val="superscript"/>
+          <w:rtl/>
+          <w:cs/>
           <w:lang w:val="ar_AE" w:bidi="ar_AE"/>
         </w:rPr>
         <w:t>19</w:t>
       </w:r>
       <w:r>
         <w:rPr>
+          <w:rtl/>
+          <w:cs/>
           <w:lang w:val="ar_AE" w:bidi="ar_AE"/>
         </w:rPr>
         <w:t xml:space="preserve"> أَمَّا أَنْتَ يَا رَبُّ، فَتَمْلِكُ إِلَى الأَبَدِ، وَعَرْشُكَ ثَابِتٌ مِنْ جِيلٍ إِلَى جِيلٍ.</w:t>
       </w:r>
-      <w:r>
-        <w:rPr>
-          <w:lang w:val="ar_AE" w:bidi="ar_AE"/>
-        </w:rPr>
-      </w:r>
-      <w:r>
-        <w:rPr>
-          <w:lang w:val="ar_AE" w:bidi="ar_AE"/>
-        </w:rPr>
-      </w:r>
-    </w:p>
-    <w:p>
-      <w:pPr>
-        <w:bidi/>
-      </w:pPr>
-      <w:r>
-        <w:rPr>
-          <w:lang w:val="ar_AE" w:bidi="ar_AE"/>
-        </w:rPr>
-      </w:r>
-    </w:p>
-    <w:p>
-      <w:pPr>
-        <w:bidi/>
-      </w:pPr>
-      <w:r>
-        <w:rPr>
-          <w:lang w:val="ar_AE" w:bidi="ar_AE"/>
-        </w:rPr>
-      </w:r>
-      <w:r>
-        <w:rPr>
-          <w:vertAlign w:val="superscript"/>
+    </w:p>
+    <w:p>
+      <w:pPr>
+        <w:bidi/>
+      </w:pPr>
+      <w:r>
+        <w:rPr>
+          <w:rtl/>
+          <w:cs/>
+          <w:lang w:val="ar_AE" w:bidi="ar_AE"/>
+        </w:rPr>
+      </w:r>
+      <w:r>
+        <w:rPr>
+          <w:vertAlign w:val="superscript"/>
+          <w:rtl/>
+          <w:cs/>
           <w:lang w:val="ar_AE" w:bidi="ar_AE"/>
         </w:rPr>
         <w:t>20</w:t>
       </w:r>
       <w:r>
         <w:rPr>
+          <w:rtl/>
+          <w:cs/>
           <w:lang w:val="ar_AE" w:bidi="ar_AE"/>
         </w:rPr>
         <w:t xml:space="preserve"> لِمَاذَا تَنْسَانَا إِلَى الأَبَدِ وَتَتْرُكُنَا طُولَ الأَيَّامِ؟</w:t>
       </w:r>
-      <w:r>
-        <w:rPr>
-          <w:lang w:val="ar_AE" w:bidi="ar_AE"/>
-        </w:rPr>
-      </w:r>
-      <w:r>
-        <w:rPr>
-          <w:lang w:val="ar_AE" w:bidi="ar_AE"/>
-        </w:rPr>
-      </w:r>
-    </w:p>
-    <w:p>
-      <w:pPr>
-        <w:bidi/>
-      </w:pPr>
-      <w:r>
-        <w:rPr>
-          <w:lang w:val="ar_AE" w:bidi="ar_AE"/>
-        </w:rPr>
-      </w:r>
-    </w:p>
-    <w:p>
-      <w:pPr>
-        <w:bidi/>
-      </w:pPr>
-      <w:r>
-        <w:rPr>
-          <w:lang w:val="ar_AE" w:bidi="ar_AE"/>
-        </w:rPr>
-      </w:r>
-      <w:r>
-        <w:rPr>
-          <w:vertAlign w:val="superscript"/>
+    </w:p>
+    <w:p>
+      <w:pPr>
+        <w:bidi/>
+      </w:pPr>
+      <w:r>
+        <w:rPr>
+          <w:rtl/>
+          <w:cs/>
+          <w:lang w:val="ar_AE" w:bidi="ar_AE"/>
+        </w:rPr>
+      </w:r>
+      <w:r>
+        <w:rPr>
+          <w:vertAlign w:val="superscript"/>
+          <w:rtl/>
+          <w:cs/>
           <w:lang w:val="ar_AE" w:bidi="ar_AE"/>
         </w:rPr>
         <w:t>21</w:t>
       </w:r>
       <w:r>
         <w:rPr>
+          <w:rtl/>
+          <w:cs/>
           <w:lang w:val="ar_AE" w:bidi="ar_AE"/>
         </w:rPr>
         <w:t xml:space="preserve"> رُدَّنَا يَا رَبُّ إِلَيْكَ فَنَرْجِعَ. جِدِّدْ أَيَّامَنَا كَمَا فِي الْعُهُودِ السَّالِفَةِ.</w:t>
       </w:r>
-      <w:r>
-        <w:rPr>
-          <w:lang w:val="ar_AE" w:bidi="ar_AE"/>
-        </w:rPr>
-      </w:r>
-      <w:r>
-        <w:rPr>
-          <w:lang w:val="ar_AE" w:bidi="ar_AE"/>
-        </w:rPr>
-      </w:r>
-    </w:p>
-    <w:p>
-      <w:pPr>
-        <w:bidi/>
-      </w:pPr>
-      <w:r>
-        <w:rPr>
-          <w:lang w:val="ar_AE" w:bidi="ar_AE"/>
-        </w:rPr>
-      </w:r>
-    </w:p>
-    <w:p>
-      <w:pPr>
-        <w:bidi/>
-      </w:pPr>
-      <w:r>
-        <w:rPr>
-          <w:lang w:val="ar_AE" w:bidi="ar_AE"/>
-        </w:rPr>
-      </w:r>
-      <w:r>
-        <w:rPr>
-          <w:vertAlign w:val="superscript"/>
+    </w:p>
+    <w:p>
+      <w:pPr>
+        <w:bidi/>
+      </w:pPr>
+      <w:r>
+        <w:rPr>
+          <w:rtl/>
+          <w:cs/>
+          <w:lang w:val="ar_AE" w:bidi="ar_AE"/>
+        </w:rPr>
+      </w:r>
+      <w:r>
+        <w:rPr>
+          <w:vertAlign w:val="superscript"/>
+          <w:rtl/>
+          <w:cs/>
           <w:lang w:val="ar_AE" w:bidi="ar_AE"/>
         </w:rPr>
         <w:t>22</w:t>
       </w:r>
       <w:r>
         <w:rPr>
+          <w:rtl/>
+          <w:cs/>
           <w:lang w:val="ar_AE" w:bidi="ar_AE"/>
         </w:rPr>
         <w:t xml:space="preserve"> إِلا إِنْ كُنْتَ قَدْ رَفَضْتَنَا كُلَّ الرَّفْضِ وَغَضِبْتَ عَلَيْنَا أَشَدَّ الْغَضَبِ.</w:t>
-      </w:r>
-      <w:r>
-        <w:rPr>
-          <w:lang w:val="ar_AE" w:bidi="ar_AE"/>
-        </w:rPr>
-      </w:r>
-      <w:r>
-        <w:rPr>
-          <w:lang w:val="ar_AE" w:bidi="ar_AE"/>
-        </w:rPr>
       </w:r>
     </w:p>
     <w:sectPr>
